--- a/Final NRAS Manuscript-12-02-2026.docx
+++ b/Final NRAS Manuscript-12-02-2026.docx
@@ -1155,7 +1155,28 @@
           <w:szCs w:val="20"/>
           <w:highlight w:val="yellow"/>
         </w:rPr>
-        <w:t>(Al Mahi &amp; Ablain, 2022)</w:t>
+        <w:t xml:space="preserve">(Al Mahi &amp; Ablain, 2022). </w:t>
+      </w:r>
+      <w:r>
+        <w:rPr>
+          <w:rFonts w:eastAsia="Calibri"/>
+          <w:bCs/>
+          <w:sz w:val="20"/>
+          <w:szCs w:val="20"/>
+          <w:highlight w:val="yellow"/>
+        </w:rPr>
+        <w:t xml:space="preserve">RAS family proteins play a central role in a variety of cellular processes such as signaling, survival, apoptosis, and membrane trafficking </w:t>
+      </w:r>
+      <w:r>
+        <w:rPr>
+          <w:rFonts w:eastAsia="Calibri"/>
+          <w:bCs/>
+          <w:color w:val="0070C0"/>
+          <w:sz w:val="20"/>
+          <w:szCs w:val="20"/>
+          <w:highlight w:val="yellow"/>
+        </w:rPr>
+        <w:t>(Cherfils &amp; Zeghouf, 2013; Hu &amp; Martí, 2025; Ostrem &amp; Shokat, 2016)</w:t>
       </w:r>
       <w:r>
         <w:rPr>
@@ -1176,27 +1197,99 @@
           <w:szCs w:val="20"/>
           <w:highlight w:val="yellow"/>
         </w:rPr>
-        <w:t xml:space="preserve">RAS family proteins play a central role in a variety of cellular processes such as signaling, survival, apoptosis, and membrane trafficking </w:t>
-      </w:r>
-      <w:r>
-        <w:rPr>
-          <w:rFonts w:eastAsia="Calibri"/>
-          <w:bCs/>
-          <w:color w:val="0070C0"/>
-          <w:sz w:val="20"/>
-          <w:szCs w:val="20"/>
-          <w:highlight w:val="yellow"/>
-        </w:rPr>
-        <w:t>(Cherfils &amp; Zeghouf, 2013; Hu &amp; Martí, 2025; Ostrem &amp; Shokat, 2016)</w:t>
-      </w:r>
-      <w:r>
-        <w:rPr>
-          <w:rFonts w:eastAsia="Calibri"/>
-          <w:bCs/>
-          <w:color w:val="0070C0"/>
-          <w:sz w:val="20"/>
-          <w:szCs w:val="20"/>
-          <w:highlight w:val="yellow"/>
+        <w:t>They function like binary switches, cycling between an active (GTP-bound) and inactive (GDP-bound) state</w:t>
+      </w:r>
+      <w:r>
+        <w:rPr>
+          <w:rFonts w:eastAsia="Calibri"/>
+          <w:bCs/>
+          <w:sz w:val="20"/>
+          <w:szCs w:val="20"/>
+          <w:highlight w:val="yellow"/>
+        </w:rPr>
+        <w:t>, t</w:t>
+      </w:r>
+      <w:r>
+        <w:rPr>
+          <w:rFonts w:eastAsia="Calibri"/>
+          <w:bCs/>
+          <w:sz w:val="20"/>
+          <w:szCs w:val="20"/>
+          <w:highlight w:val="yellow"/>
+        </w:rPr>
+        <w:t xml:space="preserve">his switching mechanism is governed primarily by two flexible regions known as </w:t>
+      </w:r>
+      <w:r>
+        <w:rPr>
+          <w:rFonts w:eastAsia="Calibri"/>
+          <w:sz w:val="20"/>
+          <w:szCs w:val="20"/>
+          <w:highlight w:val="yellow"/>
+        </w:rPr>
+        <w:t>Switch I (residues ~30–38) and Switch II (residues ~59–67).</w:t>
+      </w:r>
+      <w:r>
+        <w:rPr>
+          <w:rFonts w:eastAsia="Calibri"/>
+          <w:bCs/>
+          <w:sz w:val="20"/>
+          <w:szCs w:val="20"/>
+          <w:highlight w:val="yellow"/>
+        </w:rPr>
+        <w:t xml:space="preserve"> </w:t>
+      </w:r>
+      <w:r>
+        <w:rPr>
+          <w:rFonts w:eastAsia="Calibri"/>
+          <w:bCs/>
+          <w:color w:val="0070C0"/>
+          <w:sz w:val="20"/>
+          <w:szCs w:val="20"/>
+          <w:highlight w:val="yellow"/>
+        </w:rPr>
+        <w:t xml:space="preserve">(Hu &amp; Martí, 2025; Kolch et al., 2023; Li &amp; Zhang, 2004; Spoerner et al., 2010; Vetter &amp; </w:t>
+      </w:r>
+      <w:r>
+        <w:rPr>
+          <w:rFonts w:eastAsia="Calibri"/>
+          <w:bCs/>
+          <w:color w:val="0070C0"/>
+          <w:sz w:val="20"/>
+          <w:szCs w:val="20"/>
+          <w:highlight w:val="yellow"/>
+        </w:rPr>
+        <w:t>Wittinghofer, 2001)</w:t>
+      </w:r>
+      <w:r>
+        <w:rPr>
+          <w:rFonts w:eastAsia="Calibri"/>
+          <w:bCs/>
+          <w:color w:val="0070C0"/>
+          <w:sz w:val="20"/>
+          <w:szCs w:val="20"/>
+          <w:highlight w:val="yellow"/>
+        </w:rPr>
+        <w:t xml:space="preserve"> </w:t>
+      </w:r>
+      <w:r>
+        <w:rPr>
+          <w:rFonts w:eastAsia="Calibri"/>
+          <w:bCs/>
+          <w:sz w:val="20"/>
+          <w:szCs w:val="20"/>
+          <w:highlight w:val="yellow"/>
+          <w:lang w:val="en-US"/>
+        </w:rPr>
+        <w:t>and inactive (GDP-bound) states</w:t>
+      </w:r>
+      <w:r>
+        <w:rPr>
+          <w:rFonts w:eastAsia="Calibri"/>
+          <w:bCs/>
+          <w:sz w:val="20"/>
+          <w:szCs w:val="20"/>
+          <w:highlight w:val="yellow"/>
+          <w:lang w:val="en-US"/>
         </w:rPr>
         <w:t xml:space="preserve">. </w:t>
       </w:r>
@@ -1207,19 +1300,62 @@
           <w:sz w:val="20"/>
           <w:szCs w:val="20"/>
           <w:highlight w:val="yellow"/>
-        </w:rPr>
-        <w:t xml:space="preserve">They function like “binary switches”, cycling between an active (GTP-bound) and inactive (GDP-bound) state </w:t>
-      </w:r>
-      <w:r>
-        <w:rPr>
-          <w:rFonts w:eastAsia="Calibri"/>
-          <w:bCs/>
-          <w:color w:val="0070C0"/>
-          <w:sz w:val="20"/>
-          <w:szCs w:val="20"/>
-          <w:highlight w:val="yellow"/>
-        </w:rPr>
-        <w:t>(Hu &amp; Martí, 2025; Kolch et al., 2023; Li &amp; Zhang, 2004; Spoerner et al., 2010; Vetter &amp; Wittinghofer, 2001)</w:t>
+          <w:lang w:val="en-US"/>
+        </w:rPr>
+        <w:t xml:space="preserve">Ras is activated or inactivated when bound to GTP or </w:t>
+      </w:r>
+      <w:r>
+        <w:rPr>
+          <w:rFonts w:eastAsia="Calibri"/>
+          <w:bCs/>
+          <w:sz w:val="20"/>
+          <w:szCs w:val="20"/>
+          <w:highlight w:val="yellow"/>
+          <w:lang w:val="en-US"/>
+        </w:rPr>
+        <w:t>GDP, respectively</w:t>
+      </w:r>
+      <w:r>
+        <w:rPr>
+          <w:rFonts w:eastAsia="Calibri"/>
+          <w:bCs/>
+          <w:sz w:val="20"/>
+          <w:szCs w:val="20"/>
+          <w:highlight w:val="yellow"/>
+        </w:rPr>
+        <w:t xml:space="preserve">When activated, they can interact with effector proteins that control fundamental biological processes such as EGFR, MAPK, or PI3K </w:t>
+      </w:r>
+      <w:r>
+        <w:rPr>
+          <w:rFonts w:eastAsia="Calibri"/>
+          <w:bCs/>
+          <w:color w:val="0070C0"/>
+          <w:sz w:val="20"/>
+          <w:szCs w:val="20"/>
+          <w:highlight w:val="yellow"/>
+        </w:rPr>
+        <w:t xml:space="preserve">(Ardito et al., 2012; Howe et al., 1992; Navas et al., 2012; Normanno et al., 2009; Rodriguez-Viciana et al., 1994; Wood et al., 1992). </w:t>
+      </w:r>
+      <w:r>
+        <w:rPr>
+          <w:rFonts w:eastAsia="Calibri"/>
+          <w:bCs/>
+          <w:sz w:val="20"/>
+          <w:szCs w:val="20"/>
+          <w:highlight w:val="yellow"/>
+        </w:rPr>
+        <w:t xml:space="preserve">However, excessive activation of RAS will eventually lead to cancers such as melanoma, colorectal, lung, and especially pancreatic cancer </w:t>
+      </w:r>
+      <w:r>
+        <w:rPr>
+          <w:rFonts w:eastAsia="Calibri"/>
+          <w:bCs/>
+          <w:color w:val="0070C0"/>
+          <w:sz w:val="20"/>
+          <w:szCs w:val="20"/>
+          <w:highlight w:val="yellow"/>
+        </w:rPr>
+        <w:t>(Li et al., 2018; Moore et al., 2020).</w:t>
       </w:r>
       <w:r>
         <w:rPr>
@@ -1241,80 +1377,16 @@
           <w:highlight w:val="yellow"/>
           <w:lang w:val="en-US"/>
         </w:rPr>
-        <w:t>and inactive (GDP-bound) states</w:t>
-      </w:r>
-      <w:r>
-        <w:rPr>
-          <w:rFonts w:eastAsia="Calibri"/>
-          <w:bCs/>
-          <w:sz w:val="20"/>
-          <w:szCs w:val="20"/>
-          <w:highlight w:val="yellow"/>
-          <w:lang w:val="en-US"/>
-        </w:rPr>
-        <w:t xml:space="preserve">. </w:t>
-      </w:r>
-      <w:r>
-        <w:rPr>
-          <w:rFonts w:eastAsia="Calibri"/>
-          <w:bCs/>
-          <w:sz w:val="20"/>
-          <w:szCs w:val="20"/>
-          <w:highlight w:val="yellow"/>
-          <w:lang w:val="en-US"/>
-        </w:rPr>
-        <w:t xml:space="preserve">Ras is activated or inactivated when bound to GTP or </w:t>
-      </w:r>
-      <w:r>
-        <w:rPr>
-          <w:rFonts w:eastAsia="Calibri"/>
-          <w:bCs/>
-          <w:sz w:val="20"/>
-          <w:szCs w:val="20"/>
-          <w:highlight w:val="yellow"/>
-          <w:lang w:val="en-US"/>
-        </w:rPr>
-        <w:t>GDP, respectively</w:t>
-      </w:r>
-      <w:r>
-        <w:rPr>
-          <w:rFonts w:eastAsia="Calibri"/>
-          <w:bCs/>
-          <w:sz w:val="20"/>
-          <w:szCs w:val="20"/>
-          <w:highlight w:val="yellow"/>
-        </w:rPr>
-        <w:t xml:space="preserve">When activated, they </w:t>
-      </w:r>
-      <w:r>
-        <w:rPr>
-          <w:rFonts w:eastAsia="Calibri"/>
-          <w:bCs/>
-          <w:sz w:val="20"/>
-          <w:szCs w:val="20"/>
-          <w:highlight w:val="yellow"/>
-        </w:rPr>
-        <w:t xml:space="preserve">can interact with effector proteins that control fundamental biological processes such as EGFR, MAPK, or PI3K </w:t>
-      </w:r>
-      <w:r>
-        <w:rPr>
-          <w:rFonts w:eastAsia="Calibri"/>
-          <w:bCs/>
-          <w:color w:val="0070C0"/>
-          <w:sz w:val="20"/>
-          <w:szCs w:val="20"/>
-          <w:highlight w:val="yellow"/>
-        </w:rPr>
-        <w:t>(Ardito et al., 2012; Howe et al., 1992; Navas et al., 2012; Normanno et al., 2009; Rodriguez-Viciana et al., 1994; Wood et al., 1992).</w:t>
-      </w:r>
-      <w:r>
-        <w:rPr>
-          <w:rFonts w:eastAsia="Calibri"/>
-          <w:bCs/>
-          <w:color w:val="0070C0"/>
-          <w:sz w:val="20"/>
-          <w:szCs w:val="20"/>
-          <w:highlight w:val="yellow"/>
+        <w:t>Mutations of RAS key residues such as G12, G13 and G61, are found in more than 30% of human tumors. Most oncogenic mutations in Ras occur in the residues G12, G13 and Q61, which are located in a region conserved between HRAS,</w:t>
+      </w:r>
+      <w:r>
+        <w:rPr>
+          <w:rFonts w:eastAsia="Calibri"/>
+          <w:bCs/>
+          <w:sz w:val="20"/>
+          <w:szCs w:val="20"/>
+          <w:highlight w:val="yellow"/>
+          <w:lang w:val="en-US"/>
         </w:rPr>
         <w:t xml:space="preserve"> </w:t>
       </w:r>
@@ -1325,28 +1397,18 @@
           <w:sz w:val="20"/>
           <w:szCs w:val="20"/>
           <w:highlight w:val="yellow"/>
-        </w:rPr>
-        <w:t xml:space="preserve">However, excessive activation of RAS will eventually lead to cancers such as melanoma, colorectal, lung, and especially pancreatic cancer </w:t>
-      </w:r>
-      <w:r>
-        <w:rPr>
-          <w:rFonts w:eastAsia="Calibri"/>
-          <w:bCs/>
-          <w:color w:val="0070C0"/>
-          <w:sz w:val="20"/>
-          <w:szCs w:val="20"/>
-          <w:highlight w:val="yellow"/>
-        </w:rPr>
-        <w:t>(Li et al., 2018; Moore et al., 2020).</w:t>
-      </w:r>
-      <w:r>
-        <w:rPr>
-          <w:rFonts w:eastAsia="Calibri"/>
-          <w:bCs/>
-          <w:color w:val="0070C0"/>
-          <w:sz w:val="20"/>
-          <w:szCs w:val="20"/>
-          <w:highlight w:val="yellow"/>
+          <w:lang w:val="en-US"/>
+        </w:rPr>
+        <w:t>KRAS and NRAS</w:t>
+      </w:r>
+      <w:r>
+        <w:rPr>
+          <w:rFonts w:eastAsia="Calibri"/>
+          <w:bCs/>
+          <w:sz w:val="20"/>
+          <w:szCs w:val="20"/>
+          <w:highlight w:val="yellow"/>
+          <w:lang w:val="en-US"/>
         </w:rPr>
         <w:t xml:space="preserve"> </w:t>
       </w:r>
@@ -1354,17 +1416,226 @@
         <w:rPr>
           <w:rFonts w:eastAsia="Calibri"/>
           <w:bCs/>
-          <w:sz w:val="20"/>
-          <w:szCs w:val="20"/>
-          <w:highlight w:val="yellow"/>
-          <w:lang w:val="en-US"/>
-        </w:rPr>
-        <w:t>Mutations of RAS key residues such as G12, G13 and G61, are found in more than 30% of human tumors. Most oncogenic mutations in Ras occur in the residues G12, G13 and Q61, which are located in a region conserved between HRAS,</w:t>
-      </w:r>
-      <w:r>
-        <w:rPr>
-          <w:rFonts w:eastAsia="Calibri"/>
-          <w:bCs/>
+          <w:color w:val="0070C0"/>
+          <w:sz w:val="20"/>
+          <w:szCs w:val="20"/>
+          <w:highlight w:val="yellow"/>
+        </w:rPr>
+        <w:t xml:space="preserve">(Pylayeva-Gupta et al., 2011). </w:t>
+      </w:r>
+      <w:r>
+        <w:rPr>
+          <w:rFonts w:eastAsia="Calibri"/>
+          <w:bCs/>
+          <w:sz w:val="20"/>
+          <w:szCs w:val="20"/>
+          <w:highlight w:val="yellow"/>
+          <w:lang w:val="en-US"/>
+        </w:rPr>
+        <w:t xml:space="preserve">Among the three RAS isoforms (HRAS, KRAS, and NRAS), NRAS plays a prominent role in melanoma </w:t>
+      </w:r>
+      <w:r>
+        <w:rPr>
+          <w:rFonts w:eastAsia="Calibri"/>
+          <w:bCs/>
+          <w:color w:val="0070C0"/>
+          <w:sz w:val="20"/>
+          <w:szCs w:val="20"/>
+          <w:highlight w:val="yellow"/>
+          <w:lang w:val="en-US"/>
+        </w:rPr>
+        <w:t xml:space="preserve">(Johnson &amp; Puzanov, 2015; Wellbrock &amp; </w:t>
+      </w:r>
+      <w:proofErr w:type="spellStart"/>
+      <w:r>
+        <w:rPr>
+          <w:rFonts w:eastAsia="Calibri"/>
+          <w:bCs/>
+          <w:color w:val="0070C0"/>
+          <w:sz w:val="20"/>
+          <w:szCs w:val="20"/>
+          <w:highlight w:val="yellow"/>
+          <w:lang w:val="en-US"/>
+        </w:rPr>
+        <w:t>Arozarena</w:t>
+      </w:r>
+      <w:proofErr w:type="spellEnd"/>
+      <w:r>
+        <w:rPr>
+          <w:rFonts w:eastAsia="Calibri"/>
+          <w:bCs/>
+          <w:color w:val="0070C0"/>
+          <w:sz w:val="20"/>
+          <w:szCs w:val="20"/>
+          <w:highlight w:val="yellow"/>
+          <w:lang w:val="en-US"/>
+        </w:rPr>
+        <w:t xml:space="preserve">, 2016). </w:t>
+      </w:r>
+      <w:r>
+        <w:rPr>
+          <w:rFonts w:eastAsia="Calibri"/>
+          <w:bCs/>
+          <w:sz w:val="20"/>
+          <w:szCs w:val="20"/>
+          <w:highlight w:val="yellow"/>
+          <w:lang w:val="en-US"/>
+        </w:rPr>
+        <w:t xml:space="preserve">Activating mutations in NRAS, particularly at codon 61, are observed in a substantial fraction of melanoma cases and are strongly </w:t>
+      </w:r>
+      <w:r>
+        <w:rPr>
+          <w:rFonts w:eastAsia="Calibri"/>
+          <w:bCs/>
+          <w:sz w:val="20"/>
+          <w:szCs w:val="20"/>
+          <w:highlight w:val="yellow"/>
+          <w:lang w:val="en-US"/>
+        </w:rPr>
+        <w:lastRenderedPageBreak/>
+        <w:t xml:space="preserve">associated with aberrant activation of the MAPK signaling pathway </w:t>
+      </w:r>
+      <w:r>
+        <w:rPr>
+          <w:rFonts w:eastAsia="Calibri"/>
+          <w:bCs/>
+          <w:color w:val="0070C0"/>
+          <w:sz w:val="20"/>
+          <w:szCs w:val="20"/>
+          <w:highlight w:val="yellow"/>
+          <w:lang w:val="en-US"/>
+        </w:rPr>
+        <w:t xml:space="preserve">(Johnson &amp; Puzanov, 2015; </w:t>
+      </w:r>
+      <w:proofErr w:type="spellStart"/>
+      <w:r>
+        <w:rPr>
+          <w:rFonts w:eastAsia="Calibri"/>
+          <w:bCs/>
+          <w:color w:val="0070C0"/>
+          <w:sz w:val="20"/>
+          <w:szCs w:val="20"/>
+          <w:highlight w:val="yellow"/>
+          <w:lang w:val="en-US"/>
+        </w:rPr>
+        <w:t>Pylayeva</w:t>
+      </w:r>
+      <w:proofErr w:type="spellEnd"/>
+      <w:r>
+        <w:rPr>
+          <w:rFonts w:eastAsia="Calibri"/>
+          <w:bCs/>
+          <w:color w:val="0070C0"/>
+          <w:sz w:val="20"/>
+          <w:szCs w:val="20"/>
+          <w:highlight w:val="yellow"/>
+          <w:lang w:val="en-US"/>
+        </w:rPr>
+        <w:t xml:space="preserve">-Gupta et al., 2011). </w:t>
+      </w:r>
+      <w:r>
+        <w:rPr>
+          <w:rFonts w:eastAsia="Calibri"/>
+          <w:bCs/>
+          <w:sz w:val="20"/>
+          <w:szCs w:val="20"/>
+          <w:highlight w:val="yellow"/>
+          <w:lang w:val="en-US"/>
+        </w:rPr>
+        <w:t xml:space="preserve">Although significant attention has historically focused on BRAF-mutant melanoma, NRAS-mutant melanoma represents a biologically distinct and therapeutically challenging subgroup </w:t>
+      </w:r>
+      <w:r>
+        <w:rPr>
+          <w:rFonts w:eastAsia="Calibri"/>
+          <w:bCs/>
+          <w:color w:val="0070C0"/>
+          <w:sz w:val="20"/>
+          <w:szCs w:val="20"/>
+          <w:highlight w:val="yellow"/>
+          <w:lang w:val="en-US"/>
+        </w:rPr>
+        <w:t xml:space="preserve">(Johnson &amp; Puzanov, 2015; Wellbrock &amp; </w:t>
+      </w:r>
+      <w:proofErr w:type="spellStart"/>
+      <w:r>
+        <w:rPr>
+          <w:rFonts w:eastAsia="Calibri"/>
+          <w:bCs/>
+          <w:color w:val="0070C0"/>
+          <w:sz w:val="20"/>
+          <w:szCs w:val="20"/>
+          <w:highlight w:val="yellow"/>
+          <w:lang w:val="en-US"/>
+        </w:rPr>
+        <w:t>Arozarena</w:t>
+      </w:r>
+      <w:proofErr w:type="spellEnd"/>
+      <w:r>
+        <w:rPr>
+          <w:rFonts w:eastAsia="Calibri"/>
+          <w:bCs/>
+          <w:color w:val="0070C0"/>
+          <w:sz w:val="20"/>
+          <w:szCs w:val="20"/>
+          <w:highlight w:val="yellow"/>
+          <w:lang w:val="en-US"/>
+        </w:rPr>
+        <w:t xml:space="preserve">, 2016). </w:t>
+      </w:r>
+      <w:r>
+        <w:rPr>
+          <w:rFonts w:eastAsia="Calibri"/>
+          <w:bCs/>
+          <w:sz w:val="20"/>
+          <w:szCs w:val="20"/>
+          <w:highlight w:val="yellow"/>
+          <w:lang w:val="en-US"/>
+        </w:rPr>
+        <w:t xml:space="preserve">It has been observed that NRAS mutations tend to remain predominantly in their active GTP-bound conformation, mainly because codon 61 mutations impair the intrinsic enzymatic activity of NRAS to hydrolyze GTP to GDP </w:t>
+      </w:r>
+      <w:r>
+        <w:rPr>
+          <w:rFonts w:eastAsia="Calibri"/>
+          <w:bCs/>
+          <w:color w:val="0070C0"/>
+          <w:sz w:val="20"/>
+          <w:szCs w:val="20"/>
+          <w:highlight w:val="yellow"/>
+          <w:lang w:val="en-US"/>
+        </w:rPr>
+        <w:t xml:space="preserve">(Li &amp; Zhang, 2004; Vetter &amp; </w:t>
+      </w:r>
+      <w:proofErr w:type="spellStart"/>
+      <w:r>
+        <w:rPr>
+          <w:rFonts w:eastAsia="Calibri"/>
+          <w:bCs/>
+          <w:color w:val="0070C0"/>
+          <w:sz w:val="20"/>
+          <w:szCs w:val="20"/>
+          <w:highlight w:val="yellow"/>
+          <w:lang w:val="en-US"/>
+        </w:rPr>
+        <w:t>Wittinghofer</w:t>
+      </w:r>
+      <w:proofErr w:type="spellEnd"/>
+      <w:r>
+        <w:rPr>
+          <w:rFonts w:eastAsia="Calibri"/>
+          <w:bCs/>
+          <w:color w:val="0070C0"/>
+          <w:sz w:val="20"/>
+          <w:szCs w:val="20"/>
+          <w:highlight w:val="yellow"/>
+          <w:lang w:val="en-US"/>
+        </w:rPr>
+        <w:t>, 2001).</w:t>
+      </w:r>
+      <w:r>
+        <w:rPr>
+          <w:rFonts w:eastAsia="Calibri"/>
+          <w:bCs/>
+          <w:color w:val="0070C0"/>
           <w:sz w:val="20"/>
           <w:szCs w:val="20"/>
           <w:highlight w:val="yellow"/>
@@ -1379,14 +1650,62 @@
           <w:sz w:val="20"/>
           <w:szCs w:val="20"/>
           <w:highlight w:val="yellow"/>
-          <w:lang w:val="en-US"/>
-        </w:rPr>
-        <w:t>KRAS and NRAS</w:t>
-      </w:r>
-      <w:r>
-        <w:rPr>
-          <w:rFonts w:eastAsia="Calibri"/>
-          <w:bCs/>
+        </w:rPr>
+        <w:t>The P-loop (also called the Walker-A or G1 motif) is a glycine-rich phosphate-binding loop that interacts with the β- and γ-phosphates of GDP/GTP and is highly conserved in Ras and other small GTPases</w:t>
+      </w:r>
+      <w:r>
+        <w:rPr>
+          <w:rFonts w:eastAsia="Calibri"/>
+          <w:bCs/>
+          <w:sz w:val="20"/>
+          <w:szCs w:val="20"/>
+          <w:highlight w:val="yellow"/>
+        </w:rPr>
+        <w:t xml:space="preserve"> (</w:t>
+      </w:r>
+      <w:r>
+        <w:rPr>
+          <w:rFonts w:eastAsia="Calibri"/>
+          <w:bCs/>
+          <w:color w:val="0070C0"/>
+          <w:sz w:val="20"/>
+          <w:szCs w:val="20"/>
+          <w:highlight w:val="yellow"/>
+          <w:lang w:val="en-US"/>
+        </w:rPr>
+        <w:t xml:space="preserve">Vetter &amp; </w:t>
+      </w:r>
+      <w:proofErr w:type="spellStart"/>
+      <w:r>
+        <w:rPr>
+          <w:rFonts w:eastAsia="Calibri"/>
+          <w:bCs/>
+          <w:color w:val="0070C0"/>
+          <w:sz w:val="20"/>
+          <w:szCs w:val="20"/>
+          <w:highlight w:val="yellow"/>
+          <w:lang w:val="en-US"/>
+        </w:rPr>
+        <w:t>Wittinghofer</w:t>
+      </w:r>
+      <w:proofErr w:type="spellEnd"/>
+      <w:r>
+        <w:rPr>
+          <w:rFonts w:eastAsia="Calibri"/>
+          <w:bCs/>
+          <w:color w:val="0070C0"/>
+          <w:sz w:val="20"/>
+          <w:szCs w:val="20"/>
+          <w:highlight w:val="yellow"/>
+          <w:lang w:val="en-US"/>
+        </w:rPr>
+        <w:t>, 2001).</w:t>
+      </w:r>
+      <w:r>
+        <w:rPr>
+          <w:rFonts w:eastAsia="Calibri"/>
+          <w:bCs/>
+          <w:color w:val="0070C0"/>
           <w:sz w:val="20"/>
           <w:szCs w:val="20"/>
           <w:highlight w:val="yellow"/>
@@ -1398,18 +1717,6 @@
         <w:rPr>
           <w:rFonts w:eastAsia="Calibri"/>
           <w:bCs/>
-          <w:color w:val="0070C0"/>
-          <w:sz w:val="20"/>
-          <w:szCs w:val="20"/>
-          <w:highlight w:val="yellow"/>
-        </w:rPr>
-        <w:t>(Pylayeva-Gupta et al., 2011).</w:t>
-      </w:r>
-      <w:r>
-        <w:rPr>
-          <w:rFonts w:eastAsia="Calibri"/>
-          <w:bCs/>
-          <w:color w:val="0070C0"/>
           <w:sz w:val="20"/>
           <w:szCs w:val="20"/>
           <w:highlight w:val="yellow"/>
@@ -1425,7 +1732,30 @@
           <w:highlight w:val="yellow"/>
           <w:lang w:val="en-US"/>
         </w:rPr>
-        <w:t xml:space="preserve">Among the three RAS isoforms (HRAS, KRAS, and NRAS), NRAS plays a prominent role in melanoma </w:t>
+        <w:t xml:space="preserve">This makes the task of drugging NRAS particularly difficult. Although mutation-specific targeting strategies have recently achieved success in KRAS(G12C), analogous approaches for NRAS are less developed, particularly because codon 61 mutations do not introduce reactive cysteine residues suitable for covalent inhibition </w:t>
+      </w:r>
+      <w:r>
+        <w:rPr>
+          <w:rFonts w:eastAsia="Calibri"/>
+          <w:bCs/>
+          <w:color w:val="0070C0"/>
+          <w:sz w:val="20"/>
+          <w:szCs w:val="20"/>
+          <w:highlight w:val="yellow"/>
+          <w:lang w:val="en-US"/>
+        </w:rPr>
+        <w:t xml:space="preserve">(Moore et al., 2020; Ostrem &amp; Shokat, 2016). </w:t>
+      </w:r>
+      <w:r>
+        <w:rPr>
+          <w:rFonts w:eastAsia="Calibri"/>
+          <w:bCs/>
+          <w:sz w:val="20"/>
+          <w:szCs w:val="20"/>
+          <w:highlight w:val="yellow"/>
+          <w:lang w:val="en-US"/>
+        </w:rPr>
+        <w:t xml:space="preserve">For instance, some inhibitors such as the potential inhibitor HM-387 have been recently designed in silico to target the NRAS-Q61 positively charged mutant R61, inducing the GTP-bound NRAS-Q61 oncogenic mutant toward an “off-like” state. Consequently, most current therapeutic strategies for NRAS-mutant melanoma rely on indirect targeting of downstream signaling pathways </w:t>
       </w:r>
       <w:r>
         <w:rPr>
@@ -1474,245 +1804,25 @@
           <w:highlight w:val="yellow"/>
           <w:lang w:val="en-US"/>
         </w:rPr>
-        <w:t xml:space="preserve">Activating mutations in NRAS, particularly at codon 61, are observed in a substantial fraction of melanoma cases and are strongly associated with aberrant activation of the MAPK signaling pathway </w:t>
-      </w:r>
-      <w:r>
-        <w:rPr>
-          <w:rFonts w:eastAsia="Calibri"/>
-          <w:bCs/>
-          <w:color w:val="0070C0"/>
-          <w:sz w:val="20"/>
-          <w:szCs w:val="20"/>
-          <w:highlight w:val="yellow"/>
-          <w:lang w:val="en-US"/>
-        </w:rPr>
-        <w:t xml:space="preserve">(Johnson &amp; Puzanov, 2015; </w:t>
+        <w:t xml:space="preserve">MEK inhibitors such as </w:t>
       </w:r>
       <w:proofErr w:type="spellStart"/>
       <w:r>
         <w:rPr>
           <w:rFonts w:eastAsia="Calibri"/>
           <w:bCs/>
-          <w:color w:val="0070C0"/>
-          <w:sz w:val="20"/>
-          <w:szCs w:val="20"/>
-          <w:highlight w:val="yellow"/>
-          <w:lang w:val="en-US"/>
-        </w:rPr>
-        <w:t>Pylayeva</w:t>
+          <w:sz w:val="20"/>
+          <w:szCs w:val="20"/>
+          <w:highlight w:val="yellow"/>
+          <w:lang w:val="en-US"/>
+        </w:rPr>
+        <w:t>binimetinib</w:t>
       </w:r>
       <w:proofErr w:type="spellEnd"/>
       <w:r>
         <w:rPr>
           <w:rFonts w:eastAsia="Calibri"/>
           <w:bCs/>
-          <w:color w:val="0070C0"/>
-          <w:sz w:val="20"/>
-          <w:szCs w:val="20"/>
-          <w:highlight w:val="yellow"/>
-          <w:lang w:val="en-US"/>
-        </w:rPr>
-        <w:t xml:space="preserve">-Gupta et al., 2011). </w:t>
-      </w:r>
-      <w:r>
-        <w:rPr>
-          <w:rFonts w:eastAsia="Calibri"/>
-          <w:bCs/>
-          <w:sz w:val="20"/>
-          <w:szCs w:val="20"/>
-          <w:highlight w:val="yellow"/>
-          <w:lang w:val="en-US"/>
-        </w:rPr>
-        <w:lastRenderedPageBreak/>
-        <w:t xml:space="preserve">Although significant attention has historically focused on BRAF-mutant melanoma, NRAS-mutant melanoma represents a biologically distinct and therapeutically challenging subgroup </w:t>
-      </w:r>
-      <w:r>
-        <w:rPr>
-          <w:rFonts w:eastAsia="Calibri"/>
-          <w:bCs/>
-          <w:color w:val="0070C0"/>
-          <w:sz w:val="20"/>
-          <w:szCs w:val="20"/>
-          <w:highlight w:val="yellow"/>
-          <w:lang w:val="en-US"/>
-        </w:rPr>
-        <w:t xml:space="preserve">(Johnson &amp; Puzanov, 2015; Wellbrock &amp; </w:t>
-      </w:r>
-      <w:proofErr w:type="spellStart"/>
-      <w:r>
-        <w:rPr>
-          <w:rFonts w:eastAsia="Calibri"/>
-          <w:bCs/>
-          <w:color w:val="0070C0"/>
-          <w:sz w:val="20"/>
-          <w:szCs w:val="20"/>
-          <w:highlight w:val="yellow"/>
-          <w:lang w:val="en-US"/>
-        </w:rPr>
-        <w:t>Arozarena</w:t>
-      </w:r>
-      <w:proofErr w:type="spellEnd"/>
-      <w:r>
-        <w:rPr>
-          <w:rFonts w:eastAsia="Calibri"/>
-          <w:bCs/>
-          <w:color w:val="0070C0"/>
-          <w:sz w:val="20"/>
-          <w:szCs w:val="20"/>
-          <w:highlight w:val="yellow"/>
-          <w:lang w:val="en-US"/>
-        </w:rPr>
-        <w:t xml:space="preserve">, 2016). </w:t>
-      </w:r>
-      <w:r>
-        <w:rPr>
-          <w:rFonts w:eastAsia="Calibri"/>
-          <w:bCs/>
-          <w:sz w:val="20"/>
-          <w:szCs w:val="20"/>
-          <w:highlight w:val="yellow"/>
-          <w:lang w:val="en-US"/>
-        </w:rPr>
-        <w:t xml:space="preserve">It has been observed that NRAS mutations tend to remain predominantly in their active GTP-bound conformation, mainly because codon 61 mutations impair the intrinsic enzymatic activity of NRAS to hydrolyze GTP to GDP </w:t>
-      </w:r>
-      <w:r>
-        <w:rPr>
-          <w:rFonts w:eastAsia="Calibri"/>
-          <w:bCs/>
-          <w:color w:val="0070C0"/>
-          <w:sz w:val="20"/>
-          <w:szCs w:val="20"/>
-          <w:highlight w:val="yellow"/>
-          <w:lang w:val="en-US"/>
-        </w:rPr>
-        <w:t xml:space="preserve">(Li &amp; Zhang, 2004; Vetter &amp; </w:t>
-      </w:r>
-      <w:proofErr w:type="spellStart"/>
-      <w:r>
-        <w:rPr>
-          <w:rFonts w:eastAsia="Calibri"/>
-          <w:bCs/>
-          <w:color w:val="0070C0"/>
-          <w:sz w:val="20"/>
-          <w:szCs w:val="20"/>
-          <w:highlight w:val="yellow"/>
-          <w:lang w:val="en-US"/>
-        </w:rPr>
-        <w:t>Wittinghofer</w:t>
-      </w:r>
-      <w:proofErr w:type="spellEnd"/>
-      <w:r>
-        <w:rPr>
-          <w:rFonts w:eastAsia="Calibri"/>
-          <w:bCs/>
-          <w:color w:val="0070C0"/>
-          <w:sz w:val="20"/>
-          <w:szCs w:val="20"/>
-          <w:highlight w:val="yellow"/>
-          <w:lang w:val="en-US"/>
-        </w:rPr>
-        <w:t xml:space="preserve">, 2001). </w:t>
-      </w:r>
-      <w:r>
-        <w:rPr>
-          <w:rFonts w:eastAsia="Calibri"/>
-          <w:bCs/>
-          <w:sz w:val="20"/>
-          <w:szCs w:val="20"/>
-          <w:highlight w:val="yellow"/>
-          <w:lang w:val="en-US"/>
-        </w:rPr>
-        <w:t xml:space="preserve">This makes the task of drugging NRAS particularly difficult. Although mutation-specific targeting strategies have recently achieved success in KRAS(G12C), analogous approaches for NRAS are less developed, particularly because codon 61 mutations do not introduce reactive cysteine residues suitable for covalent inhibition </w:t>
-      </w:r>
-      <w:r>
-        <w:rPr>
-          <w:rFonts w:eastAsia="Calibri"/>
-          <w:bCs/>
-          <w:color w:val="0070C0"/>
-          <w:sz w:val="20"/>
-          <w:szCs w:val="20"/>
-          <w:highlight w:val="yellow"/>
-          <w:lang w:val="en-US"/>
-        </w:rPr>
-        <w:t xml:space="preserve">(Moore et al., 2020; Ostrem &amp; Shokat, 2016). </w:t>
-      </w:r>
-      <w:r>
-        <w:rPr>
-          <w:rFonts w:eastAsia="Calibri"/>
-          <w:bCs/>
-          <w:sz w:val="20"/>
-          <w:szCs w:val="20"/>
-          <w:highlight w:val="yellow"/>
-          <w:lang w:val="en-US"/>
-        </w:rPr>
-        <w:t xml:space="preserve">For instance, some inhibitors such as the potential inhibitor HM-387 have been recently designed in silico to target the NRAS-Q61 positively charged mutant R61, inducing the GTP-bound NRAS-Q61 oncogenic mutant toward an “off-like” state. Consequently, most current therapeutic strategies for NRAS-mutant melanoma rely on indirect targeting of downstream signaling pathways </w:t>
-      </w:r>
-      <w:r>
-        <w:rPr>
-          <w:rFonts w:eastAsia="Calibri"/>
-          <w:bCs/>
-          <w:color w:val="0070C0"/>
-          <w:sz w:val="20"/>
-          <w:szCs w:val="20"/>
-          <w:highlight w:val="yellow"/>
-          <w:lang w:val="en-US"/>
-        </w:rPr>
-        <w:t xml:space="preserve">(Johnson &amp; Puzanov, 2015; Wellbrock &amp; </w:t>
-      </w:r>
-      <w:proofErr w:type="spellStart"/>
-      <w:r>
-        <w:rPr>
-          <w:rFonts w:eastAsia="Calibri"/>
-          <w:bCs/>
-          <w:color w:val="0070C0"/>
-          <w:sz w:val="20"/>
-          <w:szCs w:val="20"/>
-          <w:highlight w:val="yellow"/>
-          <w:lang w:val="en-US"/>
-        </w:rPr>
-        <w:t>Arozarena</w:t>
-      </w:r>
-      <w:proofErr w:type="spellEnd"/>
-      <w:r>
-        <w:rPr>
-          <w:rFonts w:eastAsia="Calibri"/>
-          <w:bCs/>
-          <w:color w:val="0070C0"/>
-          <w:sz w:val="20"/>
-          <w:szCs w:val="20"/>
-          <w:highlight w:val="yellow"/>
-          <w:lang w:val="en-US"/>
-        </w:rPr>
-        <w:t xml:space="preserve">, 2016). </w:t>
-      </w:r>
-      <w:r>
-        <w:rPr>
-          <w:rFonts w:eastAsia="Calibri"/>
-          <w:bCs/>
-          <w:sz w:val="20"/>
-          <w:szCs w:val="20"/>
-          <w:highlight w:val="yellow"/>
-          <w:lang w:val="en-US"/>
-        </w:rPr>
-        <w:t xml:space="preserve">MEK inhibitors such as </w:t>
-      </w:r>
-      <w:proofErr w:type="spellStart"/>
-      <w:r>
-        <w:rPr>
-          <w:rFonts w:eastAsia="Calibri"/>
-          <w:bCs/>
-          <w:sz w:val="20"/>
-          <w:szCs w:val="20"/>
-          <w:highlight w:val="yellow"/>
-          <w:lang w:val="en-US"/>
-        </w:rPr>
-        <w:t>binimetinib</w:t>
-      </w:r>
-      <w:proofErr w:type="spellEnd"/>
-      <w:r>
-        <w:rPr>
-          <w:rFonts w:eastAsia="Calibri"/>
-          <w:bCs/>
           <w:sz w:val="20"/>
           <w:szCs w:val="20"/>
           <w:highlight w:val="yellow"/>
@@ -1764,29 +1874,7 @@
           <w:highlight w:val="yellow"/>
           <w:lang w:val="en-US"/>
         </w:rPr>
-        <w:t>Therefore, the development of novel approaches capable of directly or allosterically modulating mutant NRAS represents a significant unmet medical need.</w:t>
-      </w:r>
-      <w:r>
-        <w:rPr>
-          <w:rFonts w:eastAsia="Calibri"/>
-          <w:bCs/>
-          <w:sz w:val="20"/>
-          <w:szCs w:val="20"/>
-          <w:highlight w:val="yellow"/>
-          <w:lang w:val="en-US"/>
-        </w:rPr>
-        <w:t xml:space="preserve"> </w:t>
-      </w:r>
-      <w:r>
-        <w:rPr>
-          <w:rFonts w:eastAsia="Calibri"/>
-          <w:bCs/>
-          <w:sz w:val="20"/>
-          <w:szCs w:val="20"/>
-          <w:highlight w:val="yellow"/>
-          <w:lang w:val="en-US"/>
-        </w:rPr>
-        <w:t xml:space="preserve">Direct pharmacological targeting of NRAS remains challenging due to its high affinity for GTP and the absence of deep, well-defined binding pockets on its surface, features that have historically led to its classification as an “undruggable” oncogene </w:t>
+        <w:t xml:space="preserve">Therefore, the development of novel approaches capable of directly or allosterically modulating mutant NRAS represents a significant unmet medical need. Direct pharmacological targeting of NRAS remains challenging due to its high affinity for GTP and the absence of deep, well-defined binding pockets on its surface, features that have historically led to its classification as an “undruggable” oncogene </w:t>
       </w:r>
       <w:r>
         <w:rPr>
@@ -2291,7 +2379,15 @@
           <w:sz w:val="20"/>
           <w:szCs w:val="20"/>
         </w:rPr>
-        <w:t xml:space="preserve"> is frequently used for protein structure validation. ProSA calculates an overall quality score for a specific input structure. The z-score indicates overall model quality </w:t>
+        <w:t xml:space="preserve"> is frequently used for protein structure validation. ProSA calculates an overall </w:t>
+      </w:r>
+      <w:r>
+        <w:rPr>
+          <w:sz w:val="20"/>
+          <w:szCs w:val="20"/>
+        </w:rPr>
+        <w:lastRenderedPageBreak/>
+        <w:t xml:space="preserve">quality score for a specific input structure. The z-score indicates overall model quality </w:t>
       </w:r>
       <w:r>
         <w:rPr>
@@ -2306,15 +2402,7 @@
           <w:sz w:val="20"/>
           <w:szCs w:val="20"/>
         </w:rPr>
-        <w:t xml:space="preserve"> Its value is displayed in a plot showing the z-scores of all protein chains in the current PDB. ProSA-web visualizes the 3D structure of the input protein using the molecule viewer Jmol. ProSA was used for validation of the structure of mutant NRAS built in SPDBV. </w:t>
-      </w:r>
-      <w:r>
-        <w:rPr>
-          <w:sz w:val="20"/>
-          <w:szCs w:val="20"/>
-        </w:rPr>
-        <w:lastRenderedPageBreak/>
-        <w:t xml:space="preserve">PROCHECK </w:t>
+        <w:t xml:space="preserve"> Its value is displayed in a plot showing the z-scores of all protein chains in the current PDB. ProSA-web visualizes the 3D structure of the input protein using the molecule viewer Jmol. ProSA was used for validation of the structure of mutant NRAS built in SPDBV. PROCHECK </w:t>
       </w:r>
       <w:r>
         <w:rPr>
@@ -2445,9 +2533,19 @@
           <w:color w:val="0070C0"/>
           <w:sz w:val="20"/>
           <w:szCs w:val="20"/>
-          <w:lang w:val="en-US"/>
-        </w:rPr>
-        <w:t>(FAF-Drugs4, 2025)</w:t>
+        </w:rPr>
+        <w:t>(Lagorce et al., 2017</w:t>
+      </w:r>
+      <w:r>
+        <w:rPr>
+          <w:rFonts w:eastAsia="Calibri"/>
+          <w:bCs/>
+          <w:color w:val="0070C0"/>
+          <w:sz w:val="20"/>
+          <w:szCs w:val="20"/>
+          <w:lang w:val="en-US"/>
+        </w:rPr>
+        <w:t>)</w:t>
       </w:r>
       <w:r>
         <w:rPr>
@@ -2466,19 +2564,28 @@
           <w:color w:val="0070C0"/>
           <w:sz w:val="20"/>
           <w:szCs w:val="20"/>
-          <w:lang w:val="en-US"/>
-        </w:rPr>
-        <w:t>(FAF-Drugs4, 2025).</w:t>
-      </w:r>
-      <w:r>
-        <w:rPr>
-          <w:rFonts w:eastAsia="Calibri"/>
-          <w:bCs/>
-          <w:sz w:val="20"/>
-          <w:szCs w:val="20"/>
-          <w:lang w:val="en-US"/>
-        </w:rPr>
-        <w:t xml:space="preserve"> This tool was used to filter out compounds in the ZINC database to remove interfering compounds and retain lead compounds with comparatively small log P for further optimization. PAINS moieties, or Pan Assay Interference Compounds, are compounds that occur frequently in biochemical high throughput screens.</w:t>
+        </w:rPr>
+        <w:t>(Lagorce et al., 2017)</w:t>
+      </w:r>
+      <w:r>
+        <w:rPr>
+          <w:rFonts w:eastAsia="Calibri"/>
+          <w:bCs/>
+          <w:color w:val="0070C0"/>
+          <w:sz w:val="20"/>
+          <w:szCs w:val="20"/>
+        </w:rPr>
+        <w:t xml:space="preserve">. </w:t>
+      </w:r>
+      <w:r>
+        <w:rPr>
+          <w:rFonts w:eastAsia="Calibri"/>
+          <w:bCs/>
+          <w:sz w:val="20"/>
+          <w:szCs w:val="20"/>
+          <w:lang w:val="en-US"/>
+        </w:rPr>
+        <w:t>This tool was used to filter out compounds in the ZINC database to remove interfering compounds and retain lead compounds with comparatively small log P for further optimization. PAINS moieties, or Pan Assay Interference Compounds, are compounds that occur frequently in biochemical high throughput screens.</w:t>
       </w:r>
     </w:p>
     <w:p>
@@ -2749,7 +2856,17 @@
           <w:szCs w:val="20"/>
           <w:lang w:val="en-US"/>
         </w:rPr>
-        <w:t xml:space="preserve"> files. This yielded the best protein-ligand binding candidates for further analysis. Docking results were </w:t>
+        <w:t xml:space="preserve"> files. This yielded the best protein-ligand binding candidates </w:t>
+      </w:r>
+      <w:r>
+        <w:rPr>
+          <w:rFonts w:eastAsia="Calibri"/>
+          <w:bCs/>
+          <w:sz w:val="20"/>
+          <w:szCs w:val="20"/>
+          <w:lang w:val="en-US"/>
+        </w:rPr>
+        <w:t xml:space="preserve">for further analysis. Docking results were </w:t>
       </w:r>
       <w:proofErr w:type="spellStart"/>
       <w:r>
@@ -2920,14 +3037,163 @@
         <w:rPr>
           <w:sz w:val="20"/>
           <w:szCs w:val="20"/>
-        </w:rPr>
-      </w:pPr>
-      <w:r>
-        <w:rPr>
-          <w:sz w:val="20"/>
-          <w:szCs w:val="20"/>
-        </w:rPr>
-        <w:t>The mutant NRAS variants (G12D, G13D, Q61R) were generated in SwissPDB Viewer using the wild-type structure (PDB ID: 5UHV). Structural quality checks confirmed the reliability of these models. PROCHECK analysis showed that over 90% of residues were located in favoured regions of the Ramachandran plot, while only a minor fraction occupied disallowed regions. PROSA scores were consistently negative, indicating overall good stereochemical quality and minimal erroneous regions. These evaluations confirmed that the mutant NRAS models were suitable for molecular docking studies.</w:t>
+          <w:highlight w:val="yellow"/>
+          <w:lang w:val="en-IN"/>
+        </w:rPr>
+      </w:pPr>
+      <w:r>
+        <w:rPr>
+          <w:sz w:val="20"/>
+          <w:szCs w:val="20"/>
+          <w:highlight w:val="yellow"/>
+        </w:rPr>
+        <w:t>The mutant NRAS variants (G12D, G13D, and Q61R) were generated using SwissPDB Viewer based on the wild-type structural template</w:t>
+      </w:r>
+      <w:r>
+        <w:rPr>
+          <w:sz w:val="20"/>
+          <w:szCs w:val="20"/>
+          <w:highlight w:val="yellow"/>
+        </w:rPr>
+        <w:t>.</w:t>
+      </w:r>
+      <w:r>
+        <w:rPr>
+          <w:sz w:val="20"/>
+          <w:szCs w:val="20"/>
+          <w:highlight w:val="yellow"/>
+        </w:rPr>
+        <w:t xml:space="preserve"> Structural quality checks confirmed the reliability of these models. </w:t>
+      </w:r>
+      <w:r>
+        <w:rPr>
+          <w:sz w:val="20"/>
+          <w:szCs w:val="20"/>
+          <w:highlight w:val="yellow"/>
+        </w:rPr>
+        <w:t>The protein model's backbone torsion angles (phi and psi) are highly stereochemically favourable, over 90% of residues falling in the most allowed regions of the Ramachandran plot</w:t>
+      </w:r>
+      <w:r>
+        <w:rPr>
+          <w:sz w:val="20"/>
+          <w:szCs w:val="20"/>
+          <w:highlight w:val="yellow"/>
+        </w:rPr>
+        <w:t xml:space="preserve"> </w:t>
+      </w:r>
+      <w:r>
+        <w:rPr>
+          <w:bCs/>
+          <w:sz w:val="20"/>
+          <w:szCs w:val="20"/>
+          <w:highlight w:val="yellow"/>
+          <w:lang w:val="en-IN"/>
+        </w:rPr>
+        <w:t>(Figure 1E–F)</w:t>
+      </w:r>
+      <w:r>
+        <w:rPr>
+          <w:bCs/>
+          <w:sz w:val="20"/>
+          <w:szCs w:val="20"/>
+          <w:highlight w:val="yellow"/>
+        </w:rPr>
+        <w:t>,</w:t>
+      </w:r>
+      <w:r>
+        <w:rPr>
+          <w:sz w:val="20"/>
+          <w:szCs w:val="20"/>
+          <w:highlight w:val="yellow"/>
+        </w:rPr>
+        <w:t xml:space="preserve"> signifying excellent structural quality. Only</w:t>
+      </w:r>
+      <w:r>
+        <w:rPr>
+          <w:sz w:val="20"/>
+          <w:szCs w:val="20"/>
+          <w:highlight w:val="yellow"/>
+        </w:rPr>
+        <w:t xml:space="preserve"> a minor fraction occupied disallowed regions. P</w:t>
+      </w:r>
+      <w:r>
+        <w:rPr>
+          <w:sz w:val="20"/>
+          <w:szCs w:val="20"/>
+          <w:highlight w:val="yellow"/>
+        </w:rPr>
+        <w:t>ro</w:t>
+      </w:r>
+      <w:r>
+        <w:rPr>
+          <w:sz w:val="20"/>
+          <w:szCs w:val="20"/>
+          <w:highlight w:val="yellow"/>
+        </w:rPr>
+        <w:t>SA scores were negative, indicating minimal erroneous regions</w:t>
+      </w:r>
+      <w:r>
+        <w:rPr>
+          <w:sz w:val="20"/>
+          <w:szCs w:val="20"/>
+          <w:highlight w:val="yellow"/>
+        </w:rPr>
+        <w:t xml:space="preserve"> </w:t>
+      </w:r>
+      <w:r>
+        <w:rPr>
+          <w:bCs/>
+          <w:sz w:val="20"/>
+          <w:szCs w:val="20"/>
+          <w:highlight w:val="yellow"/>
+          <w:lang w:val="en-IN"/>
+        </w:rPr>
+        <w:t xml:space="preserve">(Figure 1C) were consistent with native proteins of similar size, indicating reliable global folding </w:t>
+      </w:r>
+      <w:r>
+        <w:rPr>
+          <w:bCs/>
+          <w:color w:val="0070C0"/>
+          <w:sz w:val="20"/>
+          <w:szCs w:val="20"/>
+          <w:highlight w:val="yellow"/>
+          <w:lang w:val="en-IN"/>
+        </w:rPr>
+        <w:t>(Wiederstein &amp; Sippl, 2007)</w:t>
+      </w:r>
+      <w:r>
+        <w:rPr>
+          <w:bCs/>
+          <w:color w:val="0070C0"/>
+          <w:sz w:val="20"/>
+          <w:szCs w:val="20"/>
+          <w:highlight w:val="yellow"/>
+        </w:rPr>
+        <w:t>.</w:t>
+      </w:r>
+      <w:r>
+        <w:rPr>
+          <w:color w:val="0070C0"/>
+          <w:sz w:val="20"/>
+          <w:szCs w:val="20"/>
+          <w:highlight w:val="yellow"/>
+        </w:rPr>
+        <w:t xml:space="preserve"> </w:t>
+      </w:r>
+      <w:r>
+        <w:rPr>
+          <w:sz w:val="20"/>
+          <w:szCs w:val="20"/>
+          <w:highlight w:val="yellow"/>
+        </w:rPr>
+        <w:t>The modelled NRAS mutant structure was therefore used for further analysis, demonstrating strong structural stability.</w:t>
+      </w:r>
+      <w:r>
+        <w:rPr>
+          <w:sz w:val="20"/>
+          <w:szCs w:val="20"/>
+        </w:rPr>
+        <w:t xml:space="preserve"> </w:t>
       </w:r>
     </w:p>
     <w:p>
@@ -2945,7 +3211,7 @@
           <w:noProof/>
         </w:rPr>
         <w:drawing>
-          <wp:anchor distT="0" distB="0" distL="114300" distR="114300" simplePos="0" relativeHeight="251659264" behindDoc="0" locked="0" layoutInCell="1" allowOverlap="1" wp14:anchorId="7E239B93" wp14:editId="37144CF1">
+          <wp:anchor distT="0" distB="0" distL="114300" distR="114300" simplePos="0" relativeHeight="251659264" behindDoc="0" locked="0" layoutInCell="1" allowOverlap="1" wp14:anchorId="7E239B93" wp14:editId="0D9A1BC7">
             <wp:simplePos x="0" y="0"/>
             <wp:positionH relativeFrom="column">
               <wp:align>left</wp:align>
@@ -3012,7 +3278,7 @@
           <w:noProof/>
         </w:rPr>
         <w:drawing>
-          <wp:anchor distT="0" distB="0" distL="114300" distR="114300" simplePos="0" relativeHeight="251660288" behindDoc="0" locked="0" layoutInCell="1" allowOverlap="1" wp14:anchorId="20D87AD1" wp14:editId="2BEC5F6C">
+          <wp:anchor distT="0" distB="0" distL="114300" distR="114300" simplePos="0" relativeHeight="251660288" behindDoc="0" locked="0" layoutInCell="1" allowOverlap="1" wp14:anchorId="20D87AD1" wp14:editId="17D2917E">
             <wp:simplePos x="0" y="0"/>
             <wp:positionH relativeFrom="margin">
               <wp:align>right</wp:align>
@@ -3478,7 +3744,7 @@
           <w:noProof/>
         </w:rPr>
         <w:drawing>
-          <wp:anchor distT="0" distB="0" distL="114300" distR="114300" simplePos="0" relativeHeight="251663360" behindDoc="0" locked="0" layoutInCell="1" allowOverlap="1" wp14:anchorId="69187A59" wp14:editId="6B1A91D4">
+          <wp:anchor distT="0" distB="0" distL="114300" distR="114300" simplePos="0" relativeHeight="251663360" behindDoc="0" locked="0" layoutInCell="1" allowOverlap="1" wp14:anchorId="69187A59" wp14:editId="25CFD023">
             <wp:simplePos x="0" y="0"/>
             <wp:positionH relativeFrom="column">
               <wp:align>left</wp:align>
@@ -3541,7 +3807,7 @@
           <w:noProof/>
         </w:rPr>
         <w:drawing>
-          <wp:anchor distT="0" distB="0" distL="114300" distR="114300" simplePos="0" relativeHeight="251664384" behindDoc="0" locked="0" layoutInCell="1" allowOverlap="1" wp14:anchorId="755968A0" wp14:editId="020FB0A6">
+          <wp:anchor distT="0" distB="0" distL="114300" distR="114300" simplePos="0" relativeHeight="251664384" behindDoc="0" locked="0" layoutInCell="1" allowOverlap="1" wp14:anchorId="755968A0" wp14:editId="0BCE5A1A">
             <wp:simplePos x="0" y="0"/>
             <wp:positionH relativeFrom="margin">
               <wp:align>right</wp:align>
@@ -3550,7 +3816,7 @@
               <wp:posOffset>73660</wp:posOffset>
             </wp:positionV>
             <wp:extent cx="1447800" cy="1038225"/>
-            <wp:effectExtent l="19050" t="19050" r="19050" b="28575"/>
+            <wp:effectExtent l="19050" t="19050" r="19050" b="25400"/>
             <wp:wrapNone/>
             <wp:docPr id="7" name="image6.png"/>
             <wp:cNvGraphicFramePr>
@@ -3596,6 +3862,9 @@
                 </pic:pic>
               </a:graphicData>
             </a:graphic>
+            <wp14:sizeRelV relativeFrom="margin">
+              <wp14:pctHeight>0</wp14:pctHeight>
+            </wp14:sizeRelV>
           </wp:anchor>
         </w:drawing>
       </w:r>
@@ -3766,12 +4035,10 @@
       <w:pPr>
         <w:jc w:val="both"/>
         <w:rPr>
-          <w:rFonts w:eastAsia="Calibri"/>
-          <w:b/>
-          <w:color w:val="0070C0"/>
-          <w:sz w:val="20"/>
-          <w:szCs w:val="20"/>
-          <w:lang w:val="en-US"/>
+          <w:rFonts w:eastAsia="Segoe UI"/>
+          <w:spacing w:val="1"/>
+          <w:sz w:val="20"/>
+          <w:szCs w:val="20"/>
         </w:rPr>
       </w:pPr>
       <w:r>
@@ -3816,7 +4083,7 @@
           <w:sz w:val="20"/>
           <w:szCs w:val="20"/>
         </w:rPr>
-        <w:t xml:space="preserve"> Structural validation and quality assessment for the modeled protein. (A) Protein topology diagram showing secondary structure elements and residue connectivity. (B) Cartoon representation of the 3D protein fold, colored by secondary structure type. (C) Overall model quality plot indicating global model Z-scores; the blue area reflects reference values for well-resolved structures. (D) Local quality assessment plot showing per-residue score fluctuations, highlighting regions of potential structural uncertainty. (E) Ramachandran plot presenting backbone dihedral angle distributions, with most residues occupying favored </w:t>
+        <w:t xml:space="preserve"> </w:t>
       </w:r>
       <w:r>
         <w:rPr>
@@ -3824,9 +4091,130 @@
           <w:spacing w:val="1"/>
           <w:sz w:val="20"/>
           <w:szCs w:val="20"/>
+          <w:highlight w:val="yellow"/>
+        </w:rPr>
+        <w:t xml:space="preserve">(A) Protein showing secondary structure elements and residue connectivity. (B) Cartoon </w:t>
+      </w:r>
+      <w:r>
+        <w:rPr>
+          <w:rFonts w:eastAsia="Segoe UI"/>
+          <w:spacing w:val="1"/>
+          <w:sz w:val="20"/>
+          <w:szCs w:val="20"/>
+          <w:highlight w:val="yellow"/>
         </w:rPr>
         <w:lastRenderedPageBreak/>
-        <w:t>regions. (F) Summary of model statistics including counts of residues in favored, allowed, and disallowed regions per Ramachandran analysis, along with non-glycine/proline and end-residue counts, indicating high overall stereochemical quality of the model.</w:t>
+        <w:t xml:space="preserve">representation </w:t>
+      </w:r>
+      <w:r>
+        <w:rPr>
+          <w:rFonts w:eastAsia="Segoe UI"/>
+          <w:spacing w:val="1"/>
+          <w:sz w:val="20"/>
+          <w:szCs w:val="20"/>
+          <w:highlight w:val="yellow"/>
+        </w:rPr>
+        <w:t xml:space="preserve">of the protein and </w:t>
+      </w:r>
+      <w:r>
+        <w:rPr>
+          <w:rFonts w:eastAsia="Segoe UI"/>
+          <w:spacing w:val="1"/>
+          <w:sz w:val="20"/>
+          <w:szCs w:val="20"/>
+          <w:highlight w:val="yellow"/>
+        </w:rPr>
+        <w:t xml:space="preserve">colored by secondary structure type. (C) Overall model quality plot </w:t>
+      </w:r>
+      <w:r>
+        <w:rPr>
+          <w:rFonts w:eastAsia="Segoe UI"/>
+          <w:spacing w:val="1"/>
+          <w:sz w:val="20"/>
+          <w:szCs w:val="20"/>
+          <w:highlight w:val="yellow"/>
+        </w:rPr>
+        <w:t xml:space="preserve">in PROSA </w:t>
+      </w:r>
+      <w:r>
+        <w:rPr>
+          <w:rFonts w:eastAsia="Segoe UI"/>
+          <w:spacing w:val="1"/>
+          <w:sz w:val="20"/>
+          <w:szCs w:val="20"/>
+          <w:highlight w:val="yellow"/>
+        </w:rPr>
+        <w:t>indicating global</w:t>
+      </w:r>
+      <w:r>
+        <w:rPr>
+          <w:rFonts w:eastAsia="Segoe UI"/>
+          <w:spacing w:val="1"/>
+          <w:sz w:val="20"/>
+          <w:szCs w:val="20"/>
+          <w:highlight w:val="yellow"/>
+        </w:rPr>
+        <w:t xml:space="preserve"> </w:t>
+      </w:r>
+      <w:r>
+        <w:rPr>
+          <w:rFonts w:eastAsia="Segoe UI"/>
+          <w:spacing w:val="1"/>
+          <w:sz w:val="20"/>
+          <w:szCs w:val="20"/>
+          <w:highlight w:val="yellow"/>
+        </w:rPr>
+        <w:t>Z-scores</w:t>
+      </w:r>
+      <w:r>
+        <w:rPr>
+          <w:rFonts w:eastAsia="Segoe UI"/>
+          <w:spacing w:val="1"/>
+          <w:sz w:val="20"/>
+          <w:szCs w:val="20"/>
+          <w:highlight w:val="yellow"/>
+        </w:rPr>
+        <w:t xml:space="preserve"> </w:t>
+      </w:r>
+      <w:r>
+        <w:rPr>
+          <w:rFonts w:eastAsia="Segoe UI"/>
+          <w:spacing w:val="1"/>
+          <w:sz w:val="20"/>
+          <w:szCs w:val="20"/>
+          <w:highlight w:val="yellow"/>
+        </w:rPr>
+        <w:t>(D) Local quality assessment plot showing per-residue score fluctuations</w:t>
+      </w:r>
+      <w:r>
+        <w:rPr>
+          <w:rFonts w:eastAsia="Segoe UI"/>
+          <w:spacing w:val="1"/>
+          <w:sz w:val="20"/>
+          <w:szCs w:val="20"/>
+          <w:highlight w:val="yellow"/>
+        </w:rPr>
+        <w:t xml:space="preserve"> </w:t>
+      </w:r>
+      <w:r>
+        <w:rPr>
+          <w:rFonts w:eastAsia="Segoe UI"/>
+          <w:spacing w:val="1"/>
+          <w:sz w:val="20"/>
+          <w:szCs w:val="20"/>
+          <w:highlight w:val="yellow"/>
+        </w:rPr>
+        <w:t xml:space="preserve">(E) Ramachandran plot presenting backbone dihedral angle distributions, with most residues occupying favored regions. (F) Summary of model statistics </w:t>
+      </w:r>
+      <w:r>
+        <w:rPr>
+          <w:rFonts w:eastAsia="Segoe UI"/>
+          <w:spacing w:val="1"/>
+          <w:sz w:val="20"/>
+          <w:szCs w:val="20"/>
+          <w:highlight w:val="yellow"/>
+        </w:rPr>
+        <w:t>obtained from Ramachandran Plot.</w:t>
       </w:r>
     </w:p>
     <w:p>
@@ -3901,18 +4289,203 @@
           <w:bCs/>
           <w:sz w:val="20"/>
           <w:szCs w:val="20"/>
-          <w:lang w:val="en-US"/>
-        </w:rPr>
-      </w:pPr>
-      <w:r>
-        <w:rPr>
-          <w:rFonts w:eastAsia="Calibri"/>
-          <w:bCs/>
-          <w:sz w:val="20"/>
-          <w:szCs w:val="20"/>
-          <w:lang w:val="en-US"/>
-        </w:rPr>
-        <w:t xml:space="preserve">A virtual screening campaign was conducted using 5,322 natural compounds from the ZINC database, filtered through FAFDrugs4 to exclude compounds violating Lipinski’s rules or predicted to be toxic. Docking was performed with </w:t>
+          <w:lang w:val="en-IN"/>
+        </w:rPr>
+      </w:pPr>
+      <w:r>
+        <w:rPr>
+          <w:rFonts w:eastAsia="Calibri"/>
+          <w:sz w:val="20"/>
+          <w:szCs w:val="20"/>
+          <w:highlight w:val="yellow"/>
+          <w:lang w:val="en-IN"/>
+        </w:rPr>
+        <w:t>Structure</w:t>
+      </w:r>
+      <w:r>
+        <w:rPr>
+          <w:rFonts w:eastAsia="Calibri"/>
+          <w:sz w:val="20"/>
+          <w:szCs w:val="20"/>
+          <w:highlight w:val="yellow"/>
+          <w:lang w:val="en-IN"/>
+        </w:rPr>
+        <w:t xml:space="preserve"> </w:t>
+      </w:r>
+      <w:r>
+        <w:rPr>
+          <w:rFonts w:eastAsia="Calibri"/>
+          <w:sz w:val="20"/>
+          <w:szCs w:val="20"/>
+          <w:highlight w:val="yellow"/>
+          <w:lang w:val="en-IN"/>
+        </w:rPr>
+        <w:t xml:space="preserve">based virtual screening is a widely accepted </w:t>
+      </w:r>
+      <w:proofErr w:type="gramStart"/>
+      <w:r>
+        <w:rPr>
+          <w:rFonts w:eastAsia="Calibri"/>
+          <w:sz w:val="20"/>
+          <w:szCs w:val="20"/>
+          <w:highlight w:val="yellow"/>
+          <w:lang w:val="en-IN"/>
+        </w:rPr>
+        <w:t>early</w:t>
+      </w:r>
+      <w:r>
+        <w:rPr>
+          <w:rFonts w:eastAsia="Calibri"/>
+          <w:sz w:val="20"/>
+          <w:szCs w:val="20"/>
+          <w:highlight w:val="yellow"/>
+          <w:lang w:val="en-IN"/>
+        </w:rPr>
+        <w:t xml:space="preserve"> </w:t>
+      </w:r>
+      <w:r>
+        <w:rPr>
+          <w:rFonts w:eastAsia="Calibri"/>
+          <w:sz w:val="20"/>
+          <w:szCs w:val="20"/>
+          <w:highlight w:val="yellow"/>
+          <w:lang w:val="en-IN"/>
+        </w:rPr>
+        <w:t>stage</w:t>
+      </w:r>
+      <w:proofErr w:type="gramEnd"/>
+      <w:r>
+        <w:rPr>
+          <w:rFonts w:eastAsia="Calibri"/>
+          <w:sz w:val="20"/>
+          <w:szCs w:val="20"/>
+          <w:highlight w:val="yellow"/>
+          <w:lang w:val="en-IN"/>
+        </w:rPr>
+        <w:t xml:space="preserve"> drug discovery strategy for identifying lead candidates against challenging targets</w:t>
+      </w:r>
+      <w:r>
+        <w:rPr>
+          <w:rFonts w:eastAsia="Calibri"/>
+          <w:bCs/>
+          <w:sz w:val="20"/>
+          <w:szCs w:val="20"/>
+          <w:highlight w:val="yellow"/>
+          <w:lang w:val="en-IN"/>
+        </w:rPr>
+        <w:t xml:space="preserve"> </w:t>
+      </w:r>
+      <w:r>
+        <w:rPr>
+          <w:rFonts w:eastAsia="Calibri"/>
+          <w:color w:val="0070C0"/>
+          <w:sz w:val="20"/>
+          <w:szCs w:val="20"/>
+          <w:highlight w:val="yellow"/>
+        </w:rPr>
+        <w:t xml:space="preserve">(Kitchen et al., 2004; Lionta et al., 2014). </w:t>
+      </w:r>
+      <w:proofErr w:type="gramStart"/>
+      <w:r>
+        <w:rPr>
+          <w:rFonts w:eastAsia="Calibri"/>
+          <w:bCs/>
+          <w:sz w:val="20"/>
+          <w:szCs w:val="20"/>
+          <w:highlight w:val="yellow"/>
+          <w:lang w:val="en-US"/>
+        </w:rPr>
+        <w:t xml:space="preserve">We </w:t>
+      </w:r>
+      <w:r>
+        <w:rPr>
+          <w:rFonts w:eastAsia="Calibri"/>
+          <w:bCs/>
+          <w:sz w:val="20"/>
+          <w:szCs w:val="20"/>
+          <w:highlight w:val="yellow"/>
+          <w:lang w:val="en-US"/>
+        </w:rPr>
+        <w:t xml:space="preserve"> conducted</w:t>
+      </w:r>
+      <w:proofErr w:type="gramEnd"/>
+      <w:r>
+        <w:rPr>
+          <w:rFonts w:eastAsia="Calibri"/>
+          <w:bCs/>
+          <w:sz w:val="20"/>
+          <w:szCs w:val="20"/>
+          <w:highlight w:val="yellow"/>
+          <w:lang w:val="en-US"/>
+        </w:rPr>
+        <w:t xml:space="preserve"> </w:t>
+      </w:r>
+      <w:r>
+        <w:rPr>
+          <w:rFonts w:eastAsia="Calibri"/>
+          <w:bCs/>
+          <w:sz w:val="20"/>
+          <w:szCs w:val="20"/>
+          <w:highlight w:val="yellow"/>
+          <w:lang w:val="en-US"/>
+        </w:rPr>
+        <w:t xml:space="preserve">a campaign of </w:t>
+      </w:r>
+      <w:r>
+        <w:rPr>
+          <w:rFonts w:eastAsia="Calibri"/>
+          <w:bCs/>
+          <w:sz w:val="20"/>
+          <w:szCs w:val="20"/>
+          <w:highlight w:val="yellow"/>
+          <w:lang w:val="en-US"/>
+        </w:rPr>
+        <w:t>5,322 natural compounds from the ZINC database, filtered through FAFDrugs4 to exclude compounds violating Lipinski’s rules</w:t>
+      </w:r>
+      <w:r>
+        <w:rPr>
+          <w:rFonts w:eastAsia="Calibri"/>
+          <w:bCs/>
+          <w:sz w:val="20"/>
+          <w:szCs w:val="20"/>
+          <w:highlight w:val="yellow"/>
+          <w:lang w:val="en-US"/>
+        </w:rPr>
+        <w:t xml:space="preserve"> </w:t>
+      </w:r>
+      <w:r>
+        <w:rPr>
+          <w:rFonts w:eastAsia="Calibri"/>
+          <w:bCs/>
+          <w:color w:val="0070C0"/>
+          <w:sz w:val="20"/>
+          <w:szCs w:val="20"/>
+          <w:highlight w:val="yellow"/>
+        </w:rPr>
+        <w:t>(Lagorce et al., 2017)</w:t>
+      </w:r>
+      <w:r>
+        <w:rPr>
+          <w:rFonts w:eastAsia="Calibri"/>
+          <w:bCs/>
+          <w:color w:val="0070C0"/>
+          <w:sz w:val="20"/>
+          <w:szCs w:val="20"/>
+          <w:highlight w:val="yellow"/>
+          <w:lang w:val="en-US"/>
+        </w:rPr>
+        <w:t xml:space="preserve">. </w:t>
+      </w:r>
+      <w:r>
+        <w:rPr>
+          <w:rFonts w:eastAsia="Calibri"/>
+          <w:bCs/>
+          <w:sz w:val="20"/>
+          <w:szCs w:val="20"/>
+          <w:highlight w:val="yellow"/>
+          <w:lang w:val="en-US"/>
+        </w:rPr>
+        <w:t xml:space="preserve">Docking was performed with </w:t>
       </w:r>
       <w:proofErr w:type="spellStart"/>
       <w:r>
@@ -3921,6 +4494,7 @@
           <w:bCs/>
           <w:sz w:val="20"/>
           <w:szCs w:val="20"/>
+          <w:highlight w:val="yellow"/>
           <w:lang w:val="en-US"/>
         </w:rPr>
         <w:t>AutoDock</w:t>
@@ -3932,6 +4506,7 @@
           <w:bCs/>
           <w:sz w:val="20"/>
           <w:szCs w:val="20"/>
+          <w:highlight w:val="yellow"/>
           <w:lang w:val="en-US"/>
         </w:rPr>
         <w:t xml:space="preserve"> 4.2 implemented in </w:t>
@@ -3943,6 +4518,7 @@
           <w:bCs/>
           <w:sz w:val="20"/>
           <w:szCs w:val="20"/>
+          <w:highlight w:val="yellow"/>
           <w:lang w:val="en-US"/>
         </w:rPr>
         <w:t>PyRx</w:t>
@@ -3954,6 +4530,7 @@
           <w:bCs/>
           <w:sz w:val="20"/>
           <w:szCs w:val="20"/>
+          <w:highlight w:val="yellow"/>
           <w:lang w:val="en-US"/>
         </w:rPr>
         <w:t xml:space="preserve">, focusing on the NRAS active site defined by </w:t>
@@ -3965,6 +4542,7 @@
           <w:bCs/>
           <w:sz w:val="20"/>
           <w:szCs w:val="20"/>
+          <w:highlight w:val="yellow"/>
           <w:lang w:val="en-US"/>
         </w:rPr>
         <w:t>AutoGrid</w:t>
@@ -3976,9 +4554,149 @@
           <w:bCs/>
           <w:sz w:val="20"/>
           <w:szCs w:val="20"/>
-          <w:lang w:val="en-US"/>
-        </w:rPr>
-        <w:t>. Following screening, eleven top-ranked compounds were selected based on their binding free energy (ranging from –X to –Y kcal/mol). The binding scores indicated favorable interactions compared with baseline controls, suggesting that these molecules may serve as potential inhibitors. A summary of docking scores and key interactions is provided in Table 1.</w:t>
+          <w:highlight w:val="yellow"/>
+          <w:lang w:val="en-US"/>
+        </w:rPr>
+        <w:t>. Following screening, eleven top-ranked compounds were selected based on their binding free energy</w:t>
+      </w:r>
+      <w:r>
+        <w:rPr>
+          <w:rFonts w:eastAsia="Calibri"/>
+          <w:bCs/>
+          <w:sz w:val="20"/>
+          <w:szCs w:val="20"/>
+          <w:highlight w:val="yellow"/>
+          <w:lang w:val="en-US"/>
+        </w:rPr>
+        <w:t xml:space="preserve">, </w:t>
+      </w:r>
+      <w:r>
+        <w:rPr>
+          <w:rFonts w:eastAsia="Calibri"/>
+          <w:bCs/>
+          <w:sz w:val="20"/>
+          <w:szCs w:val="20"/>
+          <w:highlight w:val="yellow"/>
+          <w:lang w:val="en-US"/>
+        </w:rPr>
+        <w:t xml:space="preserve">with docking scores ranging from –10.62 to –10.04 kcal/mol (Table 1). </w:t>
+      </w:r>
+      <w:r>
+        <w:rPr>
+          <w:rFonts w:eastAsia="Calibri"/>
+          <w:sz w:val="20"/>
+          <w:szCs w:val="20"/>
+          <w:highlight w:val="yellow"/>
+          <w:lang w:val="en-IN"/>
+        </w:rPr>
+        <w:t xml:space="preserve">These values compare </w:t>
+      </w:r>
+      <w:proofErr w:type="spellStart"/>
+      <w:r>
+        <w:rPr>
+          <w:rFonts w:eastAsia="Calibri"/>
+          <w:sz w:val="20"/>
+          <w:szCs w:val="20"/>
+          <w:highlight w:val="yellow"/>
+          <w:lang w:val="en-IN"/>
+        </w:rPr>
+        <w:t>favorably</w:t>
+      </w:r>
+      <w:proofErr w:type="spellEnd"/>
+      <w:r>
+        <w:rPr>
+          <w:rFonts w:eastAsia="Calibri"/>
+          <w:sz w:val="20"/>
+          <w:szCs w:val="20"/>
+          <w:highlight w:val="yellow"/>
+          <w:lang w:val="en-IN"/>
+        </w:rPr>
+        <w:t xml:space="preserve"> with reported docking energies for small-molecule interactions targeting RAS proteins </w:t>
+      </w:r>
+      <w:r>
+        <w:rPr>
+          <w:rFonts w:eastAsia="Calibri"/>
+          <w:color w:val="0070C0"/>
+          <w:sz w:val="20"/>
+          <w:szCs w:val="20"/>
+          <w:highlight w:val="yellow"/>
+          <w:lang w:val="en-IN"/>
+        </w:rPr>
+        <w:t>(</w:t>
+      </w:r>
+      <w:r>
+        <w:rPr>
+          <w:rFonts w:eastAsia="Calibri"/>
+          <w:color w:val="0070C0"/>
+          <w:sz w:val="20"/>
+          <w:szCs w:val="20"/>
+          <w:highlight w:val="yellow"/>
+          <w:lang w:val="en-IN"/>
+        </w:rPr>
+        <w:t>Cox et al., 2014</w:t>
+      </w:r>
+      <w:r>
+        <w:rPr>
+          <w:rFonts w:eastAsia="Calibri"/>
+          <w:color w:val="0070C0"/>
+          <w:sz w:val="20"/>
+          <w:szCs w:val="20"/>
+          <w:highlight w:val="yellow"/>
+          <w:lang w:val="en-IN"/>
+        </w:rPr>
+        <w:t>)</w:t>
+      </w:r>
+      <w:r>
+        <w:rPr>
+          <w:rFonts w:eastAsia="Calibri"/>
+          <w:color w:val="0070C0"/>
+          <w:sz w:val="20"/>
+          <w:szCs w:val="20"/>
+          <w:highlight w:val="yellow"/>
+          <w:lang w:val="en-IN"/>
+        </w:rPr>
+        <w:t>,</w:t>
+      </w:r>
+      <w:r>
+        <w:rPr>
+          <w:rFonts w:eastAsia="Calibri"/>
+          <w:b/>
+          <w:bCs/>
+          <w:color w:val="0070C0"/>
+          <w:sz w:val="20"/>
+          <w:szCs w:val="20"/>
+          <w:highlight w:val="yellow"/>
+          <w:lang w:val="en-IN"/>
+        </w:rPr>
+        <w:t xml:space="preserve"> </w:t>
+      </w:r>
+      <w:r>
+        <w:rPr>
+          <w:rFonts w:eastAsia="Calibri"/>
+          <w:bCs/>
+          <w:sz w:val="20"/>
+          <w:szCs w:val="20"/>
+          <w:highlight w:val="yellow"/>
+          <w:lang w:val="en-US"/>
+        </w:rPr>
+        <w:t xml:space="preserve">suggesting stable and energetically favorable complex formation. The narrow energy distribution among the top hits indicates convergence toward a structurally consistent binding mode within the NRAS active site. </w:t>
+      </w:r>
+      <w:r>
+        <w:rPr>
+          <w:rFonts w:eastAsia="Calibri"/>
+          <w:sz w:val="20"/>
+          <w:szCs w:val="20"/>
+          <w:highlight w:val="yellow"/>
+        </w:rPr>
+        <w:t>Importantly, the identification of multiple natural compounds with strong predicted affinity inclines to the therapeutic potential of natural products chemical space for targeting oncogenic NRAS variants</w:t>
+      </w:r>
+      <w:r>
+        <w:rPr>
+          <w:rFonts w:eastAsia="Calibri"/>
+          <w:sz w:val="20"/>
+          <w:szCs w:val="20"/>
+        </w:rPr>
+        <w:t xml:space="preserve">. </w:t>
       </w:r>
     </w:p>
     <w:p>
@@ -3986,7 +4704,8 @@
         <w:jc w:val="both"/>
         <w:rPr>
           <w:rFonts w:eastAsia="Calibri"/>
-          <w:bCs/>
+          <w:b/>
+          <w:color w:val="0070C0"/>
           <w:sz w:val="20"/>
           <w:szCs w:val="20"/>
           <w:lang w:val="en-US"/>
@@ -4022,36 +4741,47 @@
         <w:jc w:val="both"/>
         <w:rPr>
           <w:rFonts w:eastAsia="Calibri"/>
-          <w:bCs/>
-          <w:sz w:val="20"/>
-          <w:szCs w:val="20"/>
-          <w:lang w:val="en-US"/>
-        </w:rPr>
-      </w:pPr>
-    </w:p>
-    <w:p>
-      <w:pPr>
-        <w:jc w:val="both"/>
-        <w:rPr>
-          <w:rFonts w:eastAsia="Calibri"/>
-          <w:bCs/>
-          <w:sz w:val="20"/>
-          <w:szCs w:val="20"/>
-        </w:rPr>
-      </w:pPr>
-      <w:r>
-        <w:rPr>
-          <w:rFonts w:eastAsia="Calibri"/>
-          <w:bCs/>
-          <w:sz w:val="20"/>
-          <w:szCs w:val="20"/>
-        </w:rPr>
-        <w:t>Analysis of the docked complexes revealed frequent involvement of conserved functional residues that are critical for NRAS activity. Tyr-32 contributed hydrophobic stabilization in five ligand complexes (e.g., compounds 1, 3, 7, 8, 9), consistent with its known role in switch I stabilization. Thr-35 formed a hydrogen bond with compound 2 (ZINC02096813, 3.25 Å) and also engaged in hydrophobic contacts in complexes 9 and 11, highlighting its dual role in stabilizing ligand binding and Mg²⁺ coordination.</w:t>
-      </w:r>
-      <w:r>
-        <w:rPr>
-          <w:rFonts w:eastAsia="Calibri"/>
-          <w:bCs/>
+          <w:b/>
+          <w:color w:val="0070C0"/>
+          <w:sz w:val="20"/>
+          <w:szCs w:val="20"/>
+          <w:lang w:val="en-US"/>
+        </w:rPr>
+      </w:pPr>
+    </w:p>
+    <w:p>
+      <w:pPr>
+        <w:rPr>
+          <w:rFonts w:eastAsia="Calibri"/>
+          <w:b/>
+          <w:color w:val="0070C0"/>
+          <w:sz w:val="20"/>
+          <w:szCs w:val="20"/>
+          <w:lang w:val="en-US"/>
+        </w:rPr>
+      </w:pPr>
+      <w:r>
+        <w:rPr>
+          <w:rFonts w:eastAsia="Segoe UI"/>
+          <w:spacing w:val="1"/>
+          <w:sz w:val="20"/>
+          <w:szCs w:val="20"/>
+        </w:rPr>
+        <w:t xml:space="preserve">Each panel in Figure 2 presents a detailed schematic of the non-covalent binding environment for a specific </w:t>
+      </w:r>
+      <w:r>
+        <w:rPr>
+          <w:rFonts w:eastAsia="Segoe UI"/>
+          <w:spacing w:val="1"/>
+          <w:sz w:val="20"/>
+          <w:szCs w:val="20"/>
+        </w:rPr>
+        <w:t>ligand within its target protein structure, with both the ligand and surrounding residues depicted in ball-and-stick format for clarity at atomic resolution shown in. Hydrogen bonding interactions are marked by dashed green lines linking donor and acceptor atoms, while hydrophobic contacts are highlighted by spoked red arcs oriented toward the ligand, illustrating side-chain proximity and surface complementarity. This standardized visualization enables straightforward comparison of key contacts including hydrogen bonds and</w:t>
+      </w:r>
+      <w:r>
+        <w:rPr>
+          <w:rFonts w:eastAsia="Segoe UI"/>
+          <w:spacing w:val="1"/>
           <w:sz w:val="20"/>
           <w:szCs w:val="20"/>
           <w:lang w:val="en-US"/>
@@ -4060,76 +4790,53 @@
       </w:r>
       <w:r>
         <w:rPr>
-          <w:rFonts w:eastAsia="Calibri"/>
-          <w:bCs/>
-          <w:sz w:val="20"/>
-          <w:szCs w:val="20"/>
-        </w:rPr>
-        <w:t>Phe-28 frequently participated in hydrophobic interactions, observed in seven complexes, which supports its reported role in stabilizing nucleotide binding.</w:t>
-      </w:r>
-      <w:r>
-        <w:rPr>
-          <w:rFonts w:eastAsia="Calibri"/>
-          <w:bCs/>
-          <w:sz w:val="20"/>
-          <w:szCs w:val="20"/>
-          <w:lang w:val="en-US"/>
-        </w:rPr>
-        <w:t xml:space="preserve"> </w:t>
-      </w:r>
-      <w:r>
-        <w:rPr>
-          <w:rFonts w:eastAsia="Calibri"/>
-          <w:bCs/>
-          <w:sz w:val="20"/>
-          <w:szCs w:val="20"/>
-        </w:rPr>
-        <w:t>Asp-119, crucial for nucleotide specificity, showed consistent involvement in nine complexes, although absent in complexes 6 and 9.</w:t>
-      </w:r>
-    </w:p>
-    <w:p>
-      <w:pPr>
-        <w:jc w:val="both"/>
-        <w:rPr>
-          <w:rFonts w:eastAsia="Calibri"/>
-          <w:bCs/>
-          <w:sz w:val="20"/>
-          <w:szCs w:val="20"/>
-        </w:rPr>
-      </w:pPr>
-      <w:r>
-        <w:rPr>
-          <w:rFonts w:eastAsia="Calibri"/>
-          <w:bCs/>
-          <w:sz w:val="20"/>
-          <w:szCs w:val="20"/>
-        </w:rPr>
-        <w:t>Overall, these findings emphasize that ligand binding often overlaps with regions essential for nucleotide recognition and conformational stabilization.</w:t>
-      </w:r>
-    </w:p>
-    <w:p>
-      <w:pPr>
-        <w:rPr>
-          <w:rFonts w:eastAsia="Calibri"/>
-          <w:b/>
-          <w:color w:val="0070C0"/>
-          <w:sz w:val="20"/>
-          <w:szCs w:val="20"/>
-          <w:lang w:val="en-US"/>
-        </w:rPr>
-      </w:pPr>
-    </w:p>
-    <w:p>
-      <w:pPr>
-        <w:rPr>
-          <w:rFonts w:eastAsia="Calibri"/>
-          <w:b/>
-          <w:color w:val="0D0D0D"/>
-          <w:sz w:val="20"/>
-          <w:szCs w:val="20"/>
-          <w:lang w:val="en-US"/>
-        </w:rPr>
-      </w:pPr>
+          <w:rFonts w:eastAsia="Segoe UI"/>
+          <w:spacing w:val="1"/>
+          <w:sz w:val="20"/>
+          <w:szCs w:val="20"/>
+        </w:rPr>
+        <w:t xml:space="preserve">hydrophobic interactions among different ligand binding poses and mutant protein variants, providing insight into structural determinants of binding affinity. </w:t>
+      </w:r>
+      <w:r>
+        <w:rPr>
+          <w:rFonts w:eastAsia="Segoe UI"/>
+          <w:spacing w:val="1"/>
+          <w:sz w:val="20"/>
+          <w:szCs w:val="20"/>
+          <w:highlight w:val="yellow"/>
+        </w:rPr>
+        <w:t xml:space="preserve">Interaction </w:t>
+      </w:r>
+      <w:r>
+        <w:rPr>
+          <w:rFonts w:eastAsia="Calibri"/>
+          <w:bCs/>
+          <w:sz w:val="20"/>
+          <w:szCs w:val="20"/>
+          <w:highlight w:val="yellow"/>
+        </w:rPr>
+        <w:t>a</w:t>
+      </w:r>
+      <w:r>
+        <w:rPr>
+          <w:rFonts w:eastAsia="Calibri"/>
+          <w:bCs/>
+          <w:sz w:val="20"/>
+          <w:szCs w:val="20"/>
+          <w:highlight w:val="yellow"/>
+        </w:rPr>
+        <w:t xml:space="preserve">nalysis </w:t>
+      </w:r>
+      <w:r>
+        <w:rPr>
+          <w:rFonts w:eastAsia="Calibri"/>
+          <w:bCs/>
+          <w:sz w:val="20"/>
+          <w:szCs w:val="20"/>
+          <w:highlight w:val="yellow"/>
+        </w:rPr>
+        <w:t>of the docked complexes revealed frequently conserved functional residues that are significant to NRAS catalytic activity and conformational stability. Specific residues like Tyr-32, located within the Switch I region contributes hydrophobic stabilization in five complexes (compounds 1, 3, 7, 8, and 9). Switch I undergoes nucleotide-dependent conformational rearrangement and plays a critical role in effector identification and Mg²⁺ coordination while when we look at Thr-35, another Switch I residue, forms a stable hydrogen bond with compound 2 and engages itself in hydrophobic contacts in complexes 9 and 11. Phe-28, positioned adjacent to the P-loop and contributing to the structural integrity of the nucleotide-binding pocket, participated in hydrophobic interactions in seven complexes. This high frequency emphasizes its structural role in maintaining the architecture of the protein and suggests that ligand binding consistently overlaps with the nucleotide-binding site.  Similarly, Asp-119, a residue involved in nucleotide specificity and stabilization, shows consistent engagement in nine complexes, further indicating that the compounds target catalytically relevant regions.</w:t>
+      </w:r>
     </w:p>
     <w:p>
       <w:pPr>
@@ -4165,10 +4872,11 @@
     </w:p>
     <w:p>
       <w:pPr>
+        <w:jc w:val="both"/>
         <w:rPr>
           <w:rFonts w:eastAsia="Calibri"/>
           <w:b/>
-          <w:color w:val="5B9BD5" w:themeColor="accent5"/>
+          <w:color w:val="0070C0"/>
           <w:sz w:val="20"/>
           <w:szCs w:val="20"/>
           <w:lang w:val="en-US"/>
@@ -4859,6 +5567,7 @@
                 <w:sz w:val="18"/>
                 <w:szCs w:val="18"/>
               </w:rPr>
+              <w:lastRenderedPageBreak/>
               <w:t>Ser17(OG):: Unl1(C20)O4</w:t>
             </w:r>
           </w:p>
@@ -4887,6 +5596,7 @@
                 <w:sz w:val="18"/>
                 <w:szCs w:val="18"/>
               </w:rPr>
+              <w:lastRenderedPageBreak/>
               <w:t>Asp-12, Thr-58, Asp-13, Asp-33,</w:t>
             </w:r>
           </w:p>
@@ -4917,6 +5627,7 @@
                 <w:sz w:val="18"/>
                 <w:szCs w:val="18"/>
               </w:rPr>
+              <w:lastRenderedPageBreak/>
               <w:t>Lys-117, Asn-116, Thr-35</w:t>
             </w:r>
           </w:p>
@@ -4940,6 +5651,7 @@
                 <w:sz w:val="18"/>
                 <w:szCs w:val="18"/>
               </w:rPr>
+              <w:lastRenderedPageBreak/>
               <w:t>4</w:t>
             </w:r>
           </w:p>
@@ -5305,7 +6017,6 @@
                 <w:sz w:val="18"/>
                 <w:szCs w:val="18"/>
               </w:rPr>
-              <w:lastRenderedPageBreak/>
               <w:t>7</w:t>
             </w:r>
           </w:p>
@@ -5864,20 +6575,11 @@
     </w:tbl>
     <w:p>
       <w:pPr>
-        <w:rPr>
-          <w:rFonts w:eastAsia="Calibri"/>
-          <w:bCs/>
-          <w:sz w:val="20"/>
-          <w:szCs w:val="20"/>
-        </w:rPr>
-      </w:pPr>
-    </w:p>
-    <w:p>
-      <w:pPr>
         <w:jc w:val="both"/>
         <w:rPr>
           <w:rFonts w:eastAsia="Calibri"/>
           <w:bCs/>
+          <w:color w:val="0070C0"/>
           <w:sz w:val="20"/>
           <w:szCs w:val="20"/>
         </w:rPr>
@@ -5896,58 +6598,37 @@
         <w:jc w:val="both"/>
         <w:rPr>
           <w:rFonts w:eastAsia="Calibri"/>
-          <w:bCs/>
-          <w:sz w:val="20"/>
-          <w:szCs w:val="20"/>
-          <w:lang w:val="en-US"/>
-        </w:rPr>
-      </w:pPr>
-      <w:r>
-        <w:rPr>
-          <w:rFonts w:eastAsia="Calibri"/>
-          <w:bCs/>
-          <w:sz w:val="20"/>
-          <w:szCs w:val="20"/>
-        </w:rPr>
-        <w:t>Beyond conserved sites, mutant residues also established direct ligand interactions. Asp-12 (from G12D) formed hydrogen bonds in compound 2 (2.88 Å) and engaged in hydrophobic contacts in other complexes. Asp-13 (from G13D) formed hydrogen bonds in compounds 7 (3.05 Å) and 10 (2.84 Å). Arg-61 (from Q61R) sporadically contributed stabilizing electrostatic or hydrogen-bond contacts depending on the ligand. These observations suggest that the introduced mutations not only alter NRAS catalytic properties but also create new binding opportunities for small molecules. Among the eleven shortlisted compounds, three candidates (ZINC02096813, ZINC02120343, ZINC00518885) consistently demonstrated strong binding affinities supported by both conserved (Tyr-32, Phe-28, Asp-119) and mutant residue interactions. This dual engagement of hydrogen bonds with mutant residues alongside hydrophobic contacts with conserved structural stabilizers that suggests enhanced stability and specificity of binding. These compounds therefore represent the most promising leads for further optimization and in vitro testing against NRAS-driven melanoma.</w:t>
-      </w:r>
-      <w:r>
-        <w:rPr>
-          <w:rFonts w:eastAsia="Calibri"/>
-          <w:bCs/>
-          <w:sz w:val="20"/>
-          <w:szCs w:val="20"/>
-          <w:lang w:val="en-US"/>
-        </w:rPr>
-        <w:t xml:space="preserve"> </w:t>
-      </w:r>
-      <w:r>
-        <w:rPr>
-          <w:rFonts w:eastAsia="Calibri"/>
-          <w:bCs/>
-          <w:sz w:val="20"/>
-          <w:szCs w:val="20"/>
-        </w:rPr>
-        <w:t xml:space="preserve">Collectively, these observations suggest that gain-of-function mutations in NRAS do more than alter intrinsic catalytic properties; they actively reshape the protein’s binding </w:t>
-      </w:r>
-      <w:r>
-        <w:rPr>
-          <w:rFonts w:eastAsia="Calibri"/>
-          <w:bCs/>
-          <w:sz w:val="20"/>
-          <w:szCs w:val="20"/>
-        </w:rPr>
-        <w:t>pocket, creating new avenues for ligand engagement that are absent in the wild-type context. This mutant-induced plasticity manifests in the binding profiles of the eleven shortlisted compounds, among which three candidates such as ZINC02096813, ZINC02120343 and ZINC00518885 are emerged as top binders. These compounds stood out by consistently engaging both conserved residues (Tyr-32, Phe-28, Asp-119) and mutant residues, forming a dual network of hydrogen bonds and hydrophobic contacts. This synergy of interactions enhances both the stability and specificity of binding, pointing to a potentially improved resistance to competitive displacement and better selectivity for the mutant protein over the wild-type.</w:t>
-      </w:r>
-      <w:r>
-        <w:rPr>
-          <w:rFonts w:eastAsia="Calibri"/>
-          <w:bCs/>
-          <w:sz w:val="20"/>
-          <w:szCs w:val="20"/>
-          <w:lang w:val="en-US"/>
-        </w:rPr>
-        <w:t xml:space="preserve"> </w:t>
+          <w:b/>
+          <w:bCs/>
+          <w:color w:val="0070C0"/>
+          <w:sz w:val="20"/>
+          <w:szCs w:val="20"/>
+          <w:lang w:val="en-IN"/>
+        </w:rPr>
+      </w:pPr>
+      <w:r>
+        <w:rPr>
+          <w:rFonts w:eastAsia="Calibri"/>
+          <w:b/>
+          <w:bCs/>
+          <w:color w:val="0070C0"/>
+          <w:sz w:val="20"/>
+          <w:szCs w:val="20"/>
+          <w:lang w:val="en-IN"/>
+        </w:rPr>
+        <w:t xml:space="preserve">3.3.1 </w:t>
+      </w:r>
+      <w:r>
+        <w:rPr>
+          <w:rFonts w:eastAsia="Calibri"/>
+          <w:b/>
+          <w:bCs/>
+          <w:color w:val="0070C0"/>
+          <w:sz w:val="20"/>
+          <w:szCs w:val="20"/>
+          <w:lang w:val="en-IN"/>
+        </w:rPr>
+        <w:t>Mutant Residue Contributions</w:t>
       </w:r>
     </w:p>
     <w:p>
@@ -5955,9 +6636,136 @@
         <w:jc w:val="both"/>
         <w:rPr>
           <w:rFonts w:eastAsia="Calibri"/>
-          <w:bCs/>
-          <w:sz w:val="20"/>
-          <w:szCs w:val="20"/>
+          <w:b/>
+          <w:bCs/>
+          <w:sz w:val="20"/>
+          <w:szCs w:val="20"/>
+          <w:lang w:val="en-IN"/>
+        </w:rPr>
+      </w:pPr>
+    </w:p>
+    <w:p>
+      <w:pPr>
+        <w:jc w:val="both"/>
+        <w:rPr>
+          <w:rFonts w:eastAsia="Calibri"/>
+          <w:bCs/>
+          <w:sz w:val="20"/>
+          <w:szCs w:val="20"/>
+          <w:highlight w:val="yellow"/>
+        </w:rPr>
+      </w:pPr>
+      <w:r>
+        <w:rPr>
+          <w:rFonts w:eastAsia="Calibri"/>
+          <w:bCs/>
+          <w:sz w:val="20"/>
+          <w:szCs w:val="20"/>
+        </w:rPr>
+        <w:t xml:space="preserve">Beyond conserved sites, mutant residues also established direct ligand interactions. </w:t>
+      </w:r>
+      <w:r>
+        <w:rPr>
+          <w:rFonts w:eastAsia="Calibri"/>
+          <w:bCs/>
+          <w:sz w:val="20"/>
+          <w:szCs w:val="20"/>
+          <w:highlight w:val="yellow"/>
+        </w:rPr>
+        <w:t xml:space="preserve">The variants, Asp-12 (G12D) formed a hydrogen bond in compound 2 (2.88 Å) and engaged in additional stabilizing contacts across multiple complexes.  Asp-13 (G13D) formed hydrogen bonds in compounds 7 (3.05 Å) and 10 (2.84 Å), while Arg-61 (Q61R), located in Switch II region, not that common,  participated in electrostatic and hydrogen-bond interactions depending on ligand orientation. </w:t>
+      </w:r>
+    </w:p>
+    <w:p>
+      <w:pPr>
+        <w:jc w:val="both"/>
+        <w:rPr>
+          <w:rFonts w:eastAsia="Calibri"/>
+          <w:bCs/>
+          <w:sz w:val="20"/>
+          <w:szCs w:val="20"/>
+          <w:highlight w:val="yellow"/>
+        </w:rPr>
+      </w:pPr>
+    </w:p>
+    <w:p>
+      <w:pPr>
+        <w:jc w:val="both"/>
+        <w:rPr>
+          <w:rFonts w:eastAsia="Calibri"/>
+          <w:b/>
+          <w:color w:val="0070C0"/>
+          <w:sz w:val="20"/>
+          <w:szCs w:val="20"/>
+        </w:rPr>
+      </w:pPr>
+    </w:p>
+    <w:p>
+      <w:pPr>
+        <w:jc w:val="both"/>
+        <w:rPr>
+          <w:rFonts w:eastAsia="Calibri"/>
+          <w:b/>
+          <w:color w:val="0070C0"/>
+          <w:sz w:val="20"/>
+          <w:szCs w:val="20"/>
+        </w:rPr>
+      </w:pPr>
+    </w:p>
+    <w:p>
+      <w:pPr>
+        <w:jc w:val="both"/>
+        <w:rPr>
+          <w:rFonts w:eastAsia="Calibri"/>
+          <w:b/>
+          <w:color w:val="0070C0"/>
+          <w:sz w:val="20"/>
+          <w:szCs w:val="20"/>
+        </w:rPr>
+      </w:pPr>
+    </w:p>
+    <w:p>
+      <w:pPr>
+        <w:jc w:val="both"/>
+        <w:rPr>
+          <w:rFonts w:eastAsia="Calibri"/>
+          <w:b/>
+          <w:color w:val="0070C0"/>
+          <w:sz w:val="20"/>
+          <w:szCs w:val="20"/>
+        </w:rPr>
+      </w:pPr>
+      <w:r>
+        <w:rPr>
+          <w:rFonts w:eastAsia="Calibri"/>
+          <w:b/>
+          <w:color w:val="0070C0"/>
+          <w:sz w:val="20"/>
+          <w:szCs w:val="20"/>
+        </w:rPr>
+        <w:t>3.3.2 Lead Compound Identification</w:t>
+      </w:r>
+    </w:p>
+    <w:p>
+      <w:pPr>
+        <w:jc w:val="both"/>
+        <w:rPr>
+          <w:rFonts w:eastAsia="Calibri"/>
+          <w:b/>
+          <w:color w:val="0070C0"/>
+          <w:sz w:val="20"/>
+          <w:szCs w:val="20"/>
+        </w:rPr>
+      </w:pPr>
+    </w:p>
+    <w:p>
+      <w:pPr>
+        <w:jc w:val="both"/>
+        <w:rPr>
+          <w:rFonts w:eastAsia="Calibri"/>
+          <w:bCs/>
+          <w:sz w:val="20"/>
+          <w:szCs w:val="20"/>
+          <w:lang w:val="en-US"/>
         </w:rPr>
         <w:sectPr>
           <w:type w:val="continuous"/>
@@ -5974,8 +6782,216 @@
           <w:bCs/>
           <w:sz w:val="20"/>
           <w:szCs w:val="20"/>
-        </w:rPr>
-        <w:t>Taken together, these results underscore the value of targeting both conserved and mutant-specific interactions for inhibitor design. The identified lead compounds, which demonstrate dual engagement of structural and mutant contacts, are primed for further optimization and experimental validation as candidate therapeutics against NRAS-driven melanoma. Their unique binding profiles suggest they may exploit structural features distinctive to mutant NRAS, ultimately contributing to the development of precision therapies for cancers harboring these oncogenic mutations.</w:t>
+          <w:highlight w:val="yellow"/>
+        </w:rPr>
+        <w:t>Among the eleven shortlisted compounds,  ZINC02096813, ZINC02120343, and ZINC00518885 consistently demonstrate</w:t>
+      </w:r>
+      <w:r>
+        <w:rPr>
+          <w:rFonts w:eastAsia="Calibri"/>
+          <w:bCs/>
+          <w:sz w:val="20"/>
+          <w:szCs w:val="20"/>
+          <w:highlight w:val="yellow"/>
+        </w:rPr>
+        <w:t>d</w:t>
+      </w:r>
+      <w:r>
+        <w:rPr>
+          <w:rFonts w:eastAsia="Calibri"/>
+          <w:bCs/>
+          <w:sz w:val="20"/>
+          <w:szCs w:val="20"/>
+          <w:highlight w:val="yellow"/>
+        </w:rPr>
+        <w:t xml:space="preserve"> strong binding affinities. These compounds simultaneously interact with catalytic stabilisers (Tyr-32, Phe-28, Asp-119)  and mutant residues (Asp-12, Asp-13, or Arg-61), forming complementary networks of hydrogen bonds and hydrophobic contacts</w:t>
+      </w:r>
+      <w:r>
+        <w:rPr>
+          <w:rFonts w:eastAsia="Calibri"/>
+          <w:bCs/>
+          <w:sz w:val="20"/>
+          <w:szCs w:val="20"/>
+          <w:highlight w:val="yellow"/>
+        </w:rPr>
+        <w:t>, this</w:t>
+      </w:r>
+      <w:r>
+        <w:rPr>
+          <w:rFonts w:eastAsia="Calibri"/>
+          <w:bCs/>
+          <w:sz w:val="20"/>
+          <w:szCs w:val="20"/>
+          <w:highlight w:val="yellow"/>
+        </w:rPr>
+        <w:t xml:space="preserve"> anchoring likely enhances binding stability</w:t>
+      </w:r>
+      <w:r>
+        <w:rPr>
+          <w:rFonts w:eastAsia="Calibri"/>
+          <w:bCs/>
+          <w:sz w:val="20"/>
+          <w:szCs w:val="20"/>
+        </w:rPr>
+        <w:t>.</w:t>
+      </w:r>
+      <w:r>
+        <w:rPr>
+          <w:rFonts w:eastAsia="Calibri"/>
+          <w:bCs/>
+          <w:sz w:val="20"/>
+          <w:szCs w:val="20"/>
+        </w:rPr>
+        <w:t xml:space="preserve"> </w:t>
+      </w:r>
+      <w:r>
+        <w:rPr>
+          <w:rFonts w:eastAsia="Calibri"/>
+          <w:bCs/>
+          <w:sz w:val="20"/>
+          <w:szCs w:val="20"/>
+        </w:rPr>
+        <w:t xml:space="preserve">This dual engagement of hydrogen bonds with mutant residues alongside hydrophobic contacts with conserved structural </w:t>
+      </w:r>
+      <w:r>
+        <w:rPr>
+          <w:rFonts w:eastAsia="Calibri"/>
+          <w:bCs/>
+          <w:sz w:val="20"/>
+          <w:szCs w:val="20"/>
+        </w:rPr>
+        <w:t>stabilisers</w:t>
+      </w:r>
+      <w:r>
+        <w:rPr>
+          <w:rFonts w:eastAsia="Calibri"/>
+          <w:bCs/>
+          <w:sz w:val="20"/>
+          <w:szCs w:val="20"/>
+        </w:rPr>
+        <w:t xml:space="preserve"> suggests enhanced stability and specificity of binding. These compounds therefore represent the most promising leads </w:t>
+      </w:r>
+      <w:r>
+        <w:rPr>
+          <w:rFonts w:eastAsia="Calibri"/>
+          <w:bCs/>
+          <w:sz w:val="20"/>
+          <w:szCs w:val="20"/>
+        </w:rPr>
+        <w:lastRenderedPageBreak/>
+        <w:t>for further optimization and in vitro testing against NRAS-driven melanoma.</w:t>
+      </w:r>
+      <w:r>
+        <w:rPr>
+          <w:rFonts w:eastAsia="Calibri"/>
+          <w:bCs/>
+          <w:sz w:val="20"/>
+          <w:szCs w:val="20"/>
+          <w:lang w:val="en-US"/>
+        </w:rPr>
+        <w:t xml:space="preserve"> </w:t>
+      </w:r>
+      <w:r>
+        <w:rPr>
+          <w:rFonts w:eastAsia="Calibri"/>
+          <w:bCs/>
+          <w:sz w:val="20"/>
+          <w:szCs w:val="20"/>
+        </w:rPr>
+        <w:t>Collectively, these observations suggest that gain-of-function mutations in NRAS do more than alter intrinsic catalytic properties</w:t>
+      </w:r>
+      <w:r>
+        <w:rPr>
+          <w:rFonts w:eastAsia="Calibri"/>
+          <w:bCs/>
+          <w:sz w:val="20"/>
+          <w:szCs w:val="20"/>
+        </w:rPr>
+        <w:t>,</w:t>
+      </w:r>
+      <w:r>
+        <w:rPr>
+          <w:rFonts w:eastAsia="Calibri"/>
+          <w:bCs/>
+          <w:sz w:val="20"/>
+          <w:szCs w:val="20"/>
+        </w:rPr>
+        <w:t xml:space="preserve"> they actively reshape the protein’s binding pocket, creating new </w:t>
+      </w:r>
+      <w:r>
+        <w:rPr>
+          <w:rFonts w:eastAsia="Calibri"/>
+          <w:bCs/>
+          <w:sz w:val="20"/>
+          <w:szCs w:val="20"/>
+        </w:rPr>
+        <w:t>places</w:t>
+      </w:r>
+      <w:r>
+        <w:rPr>
+          <w:rFonts w:eastAsia="Calibri"/>
+          <w:bCs/>
+          <w:sz w:val="20"/>
+          <w:szCs w:val="20"/>
+        </w:rPr>
+        <w:t xml:space="preserve"> for ligand engagement that are absent in the wild-type context. </w:t>
+      </w:r>
+      <w:r>
+        <w:rPr>
+          <w:rFonts w:eastAsia="Calibri"/>
+          <w:bCs/>
+          <w:sz w:val="20"/>
+          <w:szCs w:val="20"/>
+          <w:highlight w:val="yellow"/>
+        </w:rPr>
+        <w:t xml:space="preserve">This synergy of interactions </w:t>
+      </w:r>
+      <w:r>
+        <w:rPr>
+          <w:rFonts w:eastAsia="Calibri"/>
+          <w:bCs/>
+          <w:sz w:val="20"/>
+          <w:szCs w:val="20"/>
+          <w:highlight w:val="yellow"/>
+        </w:rPr>
+        <w:t xml:space="preserve">enhances both the stability and specificity of binding, </w:t>
+      </w:r>
+      <w:r>
+        <w:rPr>
+          <w:rFonts w:eastAsia="Calibri"/>
+          <w:bCs/>
+          <w:sz w:val="20"/>
+          <w:szCs w:val="20"/>
+          <w:highlight w:val="yellow"/>
+        </w:rPr>
+        <w:t>suggesting potential for mutation-biased binding that warrants further experimental validation</w:t>
+      </w:r>
+      <w:r>
+        <w:rPr>
+          <w:rFonts w:eastAsia="Calibri"/>
+          <w:bCs/>
+          <w:sz w:val="20"/>
+          <w:szCs w:val="20"/>
+        </w:rPr>
+        <w:t xml:space="preserve">. </w:t>
+      </w:r>
+      <w:r>
+        <w:rPr>
+          <w:rFonts w:eastAsia="Calibri"/>
+          <w:bCs/>
+          <w:sz w:val="20"/>
+          <w:szCs w:val="20"/>
+        </w:rPr>
+        <w:t>Taken together, these results underscore the value of targeting both conserved and mutant-specific interactions for inhibitor design. Their unique binding profiles suggest they may exploit structural features distinctive to mutant NRAS</w:t>
+      </w:r>
+      <w:r>
+        <w:rPr>
+          <w:rFonts w:eastAsia="Calibri"/>
+          <w:bCs/>
+          <w:sz w:val="20"/>
+          <w:szCs w:val="20"/>
+        </w:rPr>
+        <w:t>.</w:t>
       </w:r>
     </w:p>
     <w:p>
@@ -5988,15 +7004,6 @@
           <w:szCs w:val="20"/>
         </w:rPr>
       </w:pPr>
-      <w:r>
-        <w:rPr>
-          <w:rFonts w:eastAsia="Calibri"/>
-          <w:bCs/>
-          <w:sz w:val="20"/>
-          <w:szCs w:val="20"/>
-        </w:rPr>
-        <w:t>.</w:t>
-      </w:r>
     </w:p>
     <w:p>
       <w:pPr>
@@ -6006,7 +7013,6 @@
         <w:rPr>
           <w:noProof/>
         </w:rPr>
-        <w:lastRenderedPageBreak/>
         <w:drawing>
           <wp:inline distT="0" distB="0" distL="114300" distR="114300" wp14:anchorId="2EF880C9" wp14:editId="0E716682">
             <wp:extent cx="1306195" cy="1619885"/>
@@ -6928,7 +7934,35 @@
           <w:sz w:val="20"/>
           <w:szCs w:val="20"/>
         </w:rPr>
-        <w:t xml:space="preserve"> Comparative 2D representations of protein-ligand interactions for docked complexes generated using LigPlot+.</w:t>
+        <w:t xml:space="preserve"> </w:t>
+      </w:r>
+      <w:r>
+        <w:rPr>
+          <w:sz w:val="20"/>
+          <w:szCs w:val="20"/>
+        </w:rPr>
+        <w:t>T</w:t>
+      </w:r>
+      <w:r>
+        <w:rPr>
+          <w:sz w:val="20"/>
+          <w:szCs w:val="20"/>
+        </w:rPr>
+        <w:t>wo-dimensional interaction diagrams of the top eleven NRAS</w:t>
+      </w:r>
+      <w:r>
+        <w:rPr>
+          <w:sz w:val="20"/>
+          <w:szCs w:val="20"/>
+        </w:rPr>
+        <w:t xml:space="preserve"> </w:t>
+      </w:r>
+      <w:r>
+        <w:rPr>
+          <w:sz w:val="20"/>
+          <w:szCs w:val="20"/>
+        </w:rPr>
+        <w:t>ligand complexes generated using LigPlot+. Hydrogen bonds are represented as dashed green lines, while hydrophobic contacts are illustrated as red semicircular arcs. The diagrams highlight conserved and mutant residue interactions within the nucleotide-binding pocket, demonstrating consistent engagement of P-loop and switch-region residues across the highest-ranked ZINC compounds.</w:t>
       </w:r>
     </w:p>
     <w:p>
@@ -6965,6 +7999,7 @@
           <w:spacing w:val="1"/>
           <w:sz w:val="20"/>
           <w:szCs w:val="20"/>
+          <w:lang w:val="en-IN"/>
         </w:rPr>
       </w:pPr>
       <w:r>
@@ -6974,7 +8009,7 @@
           <w:sz w:val="20"/>
           <w:szCs w:val="20"/>
         </w:rPr>
-        <w:t>Each panel presents a detailed schematic of the non-covalent binding environment for a specific ligand within its target protein structure, with both the ligand and surrounding residues depicted in ball-and-stick format for clarity at atomic resolution shown in figure 2. Hydrogen bonding interactions are marked by dashed green lines linking donor and acceptor atoms, while hydrophobic contacts are highlighted by spoked red arcs oriented toward the ligand, illustrating side-chain proximity and surface complementarity. This standardized visualization enables straightforward comparison of key contacts including hydrogen bonds and</w:t>
+        <w:t>Such mutation-dependent contacts suggest local remodeling of the binding pocket, potentially generating novel interaction opportunities.</w:t>
       </w:r>
       <w:r>
         <w:rPr>
@@ -6982,7 +8017,6 @@
           <w:spacing w:val="1"/>
           <w:sz w:val="20"/>
           <w:szCs w:val="20"/>
-          <w:lang w:val="en-US"/>
         </w:rPr>
         <w:t xml:space="preserve"> </w:t>
       </w:r>
@@ -6993,7 +8027,7 @@
           <w:sz w:val="20"/>
           <w:szCs w:val="20"/>
         </w:rPr>
-        <w:t>hydrophobic interactions among different ligand binding poses and mutant protein variants, providing insight into structural determinants of binding affinity.</w:t>
+        <w:t xml:space="preserve">This phenomenon parallels findings in KRAS G12C targeting, where </w:t>
       </w:r>
       <w:r>
         <w:rPr>
@@ -7001,9 +8035,8 @@
           <w:spacing w:val="1"/>
           <w:sz w:val="20"/>
           <w:szCs w:val="20"/>
-          <w:bdr w:val="single" w:sz="2" w:space="0" w:color="auto"/>
-        </w:rPr>
-        <w:fldChar w:fldCharType="begin"/>
+        </w:rPr>
+        <w:t>mutation</w:t>
       </w:r>
       <w:r>
         <w:rPr>
@@ -7011,9 +8044,8 @@
           <w:spacing w:val="1"/>
           <w:sz w:val="20"/>
           <w:szCs w:val="20"/>
-          <w:bdr w:val="single" w:sz="2" w:space="0" w:color="auto"/>
-        </w:rPr>
-        <w:instrText xml:space="preserve"> HYPERLINK "https://www.ebi.ac.uk/thornton-srv/software/LigPlus/manual/manual.html" \t "https://www.perplexity.ai/search/_blank" </w:instrText>
+        </w:rPr>
+        <w:t xml:space="preserve"> </w:t>
       </w:r>
       <w:r>
         <w:rPr>
@@ -7021,8 +8053,8 @@
           <w:spacing w:val="1"/>
           <w:sz w:val="20"/>
           <w:szCs w:val="20"/>
-          <w:bdr w:val="single" w:sz="2" w:space="0" w:color="auto"/>
-        </w:rPr>
+        </w:rPr>
+        <w:t xml:space="preserve">specific pockets enabled selective inhibitor development [Ostrem et al., 2013]. The dual engagement of conserved catalytic stabilizers and mutation-specific </w:t>
       </w:r>
       <w:r>
         <w:rPr>
@@ -7030,28 +8062,9 @@
           <w:spacing w:val="1"/>
           <w:sz w:val="20"/>
           <w:szCs w:val="20"/>
-          <w:bdr w:val="single" w:sz="2" w:space="0" w:color="auto"/>
-        </w:rPr>
-        <w:fldChar w:fldCharType="end"/>
-      </w:r>
-      <w:r>
-        <w:rPr>
-          <w:rFonts w:eastAsia="Segoe UI"/>
-          <w:spacing w:val="1"/>
-          <w:sz w:val="20"/>
-          <w:szCs w:val="20"/>
-          <w:bdr w:val="single" w:sz="2" w:space="0" w:color="auto"/>
-        </w:rPr>
-        <w:t xml:space="preserve"> </w:t>
-      </w:r>
-      <w:r>
-        <w:rPr>
-          <w:rFonts w:eastAsia="Segoe UI"/>
-          <w:spacing w:val="1"/>
-          <w:sz w:val="20"/>
-          <w:szCs w:val="20"/>
-        </w:rPr>
-        <w:t>The ability of LigPlot+ to display multiple ligand-protein pairs in parallel aids the interpretation of structure-activity relationships and binding mode selectivity by overlaying or aligning interaction networks. This visual summary highlights critical residues, hydrogen-bond patterns, and hydrophobic contacts that govern ligand recognition, making LigPlot+ diagrams valuable for drug discovery, mutational analysis, and rational design efforts. The atomic-level clarity and automatic annotation of interactions accelerate the evaluation of protein-ligand complexes and enable rapid dissemination of binding site features in publications and reports.</w:t>
+        </w:rPr>
+        <w:lastRenderedPageBreak/>
+        <w:t>residues suggests a rational framework for designing selective NRAS inhibitors.</w:t>
       </w:r>
     </w:p>
     <w:p>
@@ -7081,6 +8094,18 @@
           <w:lang w:val="en-US"/>
         </w:rPr>
       </w:pPr>
+      <w:r>
+        <w:rPr>
+          <w:rFonts w:eastAsia="Calibri"/>
+          <w:b/>
+          <w:bCs/>
+          <w:color w:val="0070C0"/>
+          <w:sz w:val="20"/>
+          <w:szCs w:val="20"/>
+          <w:lang w:val="en-US"/>
+        </w:rPr>
+        <w:t>4. DISCUSSION</w:t>
+      </w:r>
     </w:p>
     <w:p>
       <w:pPr>
@@ -7095,59 +8120,227 @@
           <w:lang w:val="en-US"/>
         </w:rPr>
       </w:pPr>
-      <w:r>
+    </w:p>
+    <w:p>
+      <w:pPr>
+        <w:jc w:val="both"/>
+        <w:rPr>
+          <w:rFonts w:eastAsia="Calibri"/>
+          <w:sz w:val="20"/>
+          <w:szCs w:val="20"/>
+          <w:lang w:val="en-US"/>
+        </w:rPr>
+      </w:pPr>
+      <w:r>
+        <w:rPr>
+          <w:rFonts w:eastAsia="Calibri"/>
+          <w:sz w:val="20"/>
+          <w:szCs w:val="20"/>
+          <w:highlight w:val="yellow"/>
+          <w:lang w:val="en-US"/>
+        </w:rPr>
+        <w:t xml:space="preserve">NRAS being involved in one of the most important signaling pathway called MAPK [Wellbrock &amp; </w:t>
+      </w:r>
+      <w:proofErr w:type="spellStart"/>
+      <w:r>
+        <w:rPr>
+          <w:rFonts w:eastAsia="Calibri"/>
+          <w:sz w:val="20"/>
+          <w:szCs w:val="20"/>
+          <w:highlight w:val="yellow"/>
+          <w:lang w:val="en-US"/>
+        </w:rPr>
+        <w:t>Arozarena</w:t>
+      </w:r>
+      <w:proofErr w:type="spellEnd"/>
+      <w:r>
+        <w:rPr>
+          <w:rFonts w:eastAsia="Calibri"/>
+          <w:sz w:val="20"/>
+          <w:szCs w:val="20"/>
+          <w:highlight w:val="yellow"/>
+          <w:lang w:val="en-US"/>
+        </w:rPr>
+        <w:t xml:space="preserve">, 2016] and despite </w:t>
+      </w:r>
+      <w:proofErr w:type="spellStart"/>
+      <w:proofErr w:type="gramStart"/>
+      <w:r>
+        <w:rPr>
+          <w:rFonts w:eastAsia="Calibri"/>
+          <w:sz w:val="20"/>
+          <w:szCs w:val="20"/>
+          <w:highlight w:val="yellow"/>
+          <w:lang w:val="en-US"/>
+        </w:rPr>
+        <w:t>it’s</w:t>
+      </w:r>
+      <w:proofErr w:type="spellEnd"/>
+      <w:proofErr w:type="gramEnd"/>
+      <w:r>
+        <w:rPr>
+          <w:rFonts w:eastAsia="Calibri"/>
+          <w:sz w:val="20"/>
+          <w:szCs w:val="20"/>
+          <w:highlight w:val="yellow"/>
+          <w:lang w:val="en-US"/>
+        </w:rPr>
+        <w:t xml:space="preserve"> clinical importance, direct pharmacological inhibition remains limited and have a lot of doors open that are yet to be explored. Current therapeutic strategies for NRAS mutant melanoma primarily rely on downstream MEK inhibition [Johnson &amp; Puzanov, 2015]. However, clinical responses to MEK inhibitors such as </w:t>
+      </w:r>
+      <w:proofErr w:type="spellStart"/>
+      <w:r>
+        <w:rPr>
+          <w:rFonts w:eastAsia="Calibri"/>
+          <w:sz w:val="20"/>
+          <w:szCs w:val="20"/>
+          <w:highlight w:val="yellow"/>
+          <w:lang w:val="en-US"/>
+        </w:rPr>
+        <w:t>binimetinib</w:t>
+      </w:r>
+      <w:proofErr w:type="spellEnd"/>
+      <w:r>
+        <w:rPr>
+          <w:rFonts w:eastAsia="Calibri"/>
+          <w:sz w:val="20"/>
+          <w:szCs w:val="20"/>
+          <w:highlight w:val="yellow"/>
+          <w:lang w:val="en-US"/>
+        </w:rPr>
+        <w:t xml:space="preserve"> have demonstrated modest improvements in progression free survival [</w:t>
+      </w:r>
+      <w:proofErr w:type="spellStart"/>
+      <w:r>
+        <w:rPr>
+          <w:rFonts w:eastAsia="Calibri"/>
+          <w:sz w:val="20"/>
+          <w:szCs w:val="20"/>
+          <w:highlight w:val="yellow"/>
+          <w:lang w:val="en-US"/>
+        </w:rPr>
+        <w:t>Ascierto</w:t>
+      </w:r>
+      <w:proofErr w:type="spellEnd"/>
+      <w:r>
+        <w:rPr>
+          <w:rFonts w:eastAsia="Calibri"/>
+          <w:sz w:val="20"/>
+          <w:szCs w:val="20"/>
+          <w:highlight w:val="yellow"/>
+          <w:lang w:val="en-US"/>
+        </w:rPr>
+        <w:t xml:space="preserve"> et al., 2013]. The structural challenges seen in RAS family proteins have historically been considered “undruggable” due to their high affinity for GTP/GDP and the absence of deep hydrophobic pockets [Cox et al., 2014; McCormick, 2015]. Direct NRAS targeting, as explored in this study, may therefore complement or enhance these approaches by addressing the root cause. Natural products account for a substantial proportion of approved anticancer drugs [Newman &amp; Cragg, 2020]. Their structural diversity and evolutionary optimization enable interactions with challenging protein surfaces [Harvey et al., 2015].</w:t>
+      </w:r>
+      <w:r>
+        <w:rPr>
+          <w:rFonts w:eastAsia="Calibri"/>
+          <w:sz w:val="20"/>
+          <w:szCs w:val="20"/>
+          <w:lang w:val="en-US"/>
+        </w:rPr>
+        <w:t xml:space="preserve"> Hence, in this present work we opted a virtual screening approach of natural products. </w:t>
+      </w:r>
+      <w:r>
+        <w:rPr>
+          <w:rFonts w:eastAsia="Calibri"/>
+          <w:sz w:val="20"/>
+          <w:szCs w:val="20"/>
+          <w:lang w:val="en-US"/>
+        </w:rPr>
+        <w:t xml:space="preserve">Our results suggest that natural compounds, with diverse scaffolds and biocompatibility, may offer new chemical starting points to </w:t>
+      </w:r>
+      <w:r>
+        <w:rPr>
+          <w:rFonts w:eastAsia="Calibri"/>
+          <w:sz w:val="20"/>
+          <w:szCs w:val="20"/>
+          <w:lang w:val="en-US"/>
+        </w:rPr>
+        <w:t xml:space="preserve">a </w:t>
+      </w:r>
+      <w:proofErr w:type="spellStart"/>
+      <w:r>
+        <w:rPr>
+          <w:rFonts w:eastAsia="Calibri"/>
+          <w:sz w:val="20"/>
+          <w:szCs w:val="20"/>
+          <w:lang w:val="en-US"/>
+        </w:rPr>
+        <w:t>stragetic</w:t>
+      </w:r>
+      <w:proofErr w:type="spellEnd"/>
+      <w:r>
+        <w:rPr>
+          <w:rFonts w:eastAsia="Calibri"/>
+          <w:sz w:val="20"/>
+          <w:szCs w:val="20"/>
+          <w:lang w:val="en-US"/>
+        </w:rPr>
+        <w:t xml:space="preserve"> target in finding novel inhibitors for mutant NRAS. </w:t>
+      </w:r>
+      <w:r>
+        <w:rPr>
+          <w:rFonts w:eastAsia="Calibri"/>
+          <w:sz w:val="20"/>
+          <w:szCs w:val="20"/>
+          <w:lang w:val="en-US"/>
+        </w:rPr>
+        <w:t>Our analysis highlights the importance of conserved residues, which are known to stabilize switch I/II regions and coordinate nucleotide binding. The observation that these residues consistently contributed to ligand stabilization agrees with prior crystal and biochemical studies on RAS proteins. Importantly, the results also suggest that mutant residues introduced at positions 12 and 13 can directly establish novel ligand interactions, particularly through hydrogen bonding, thereby providing unique opportunities for inhibitor design</w:t>
+      </w:r>
+      <w:r>
+        <w:rPr>
+          <w:rFonts w:eastAsia="Calibri"/>
+          <w:sz w:val="20"/>
+          <w:szCs w:val="20"/>
+          <w:lang w:val="en-US"/>
+        </w:rPr>
+        <w:t xml:space="preserve">. </w:t>
+      </w:r>
+      <w:r>
+        <w:rPr>
+          <w:rFonts w:eastAsia="Calibri"/>
+          <w:sz w:val="20"/>
+          <w:szCs w:val="20"/>
+          <w:lang w:val="en-US"/>
+        </w:rPr>
+        <w:t xml:space="preserve">This dual engagement of conserved stabilizers and mutation-induced pockets may form a rational design principle for NRAS inhibition. </w:t>
+      </w:r>
+      <w:r>
+        <w:rPr>
+          <w:rFonts w:eastAsia="Calibri"/>
+          <w:sz w:val="20"/>
+          <w:szCs w:val="20"/>
+          <w:highlight w:val="yellow"/>
+        </w:rPr>
+        <w:t>Nonetheless, the findings presented here are limited by their computational nature. Docking captures a static snapshot of protein–ligand interactions and does not fully address conformational flexibility. [Kitchen et al., 2004]. Future studies incorporating molecular dynamics simulations, free energy calculations  would strengthen our understanding of the structural details and energetics of the system that can further enhance the binding predictions [Ferreira et al., 2015]. Later Experimental validation through biochemical assays and melanoma cell models will be necessary to validate our predictions</w:t>
+      </w:r>
+      <w:r>
+        <w:rPr>
+          <w:rFonts w:eastAsia="Calibri"/>
+          <w:sz w:val="20"/>
+          <w:szCs w:val="20"/>
+        </w:rPr>
+        <w:t>.</w:t>
+      </w:r>
+    </w:p>
+    <w:p>
+      <w:pPr>
+        <w:jc w:val="both"/>
+        <w:rPr>
+          <w:rFonts w:eastAsia="Calibri"/>
+          <w:sz w:val="20"/>
+          <w:szCs w:val="20"/>
+        </w:rPr>
+      </w:pPr>
+    </w:p>
+    <w:p>
+      <w:pPr>
+        <w:jc w:val="both"/>
         <w:rPr>
           <w:rFonts w:eastAsia="Calibri"/>
           <w:b/>
           <w:bCs/>
           <w:color w:val="0070C0"/>
-          <w:sz w:val="20"/>
-          <w:szCs w:val="20"/>
-          <w:lang w:val="en-US"/>
-        </w:rPr>
-        <w:lastRenderedPageBreak/>
-        <w:t>4. DISCUSSION</w:t>
-      </w:r>
-    </w:p>
-    <w:p>
-      <w:pPr>
-        <w:jc w:val="both"/>
-        <w:rPr>
-          <w:rFonts w:eastAsia="Calibri"/>
-          <w:b/>
-          <w:bCs/>
-          <w:color w:val="0070C0"/>
-          <w:sz w:val="20"/>
-          <w:szCs w:val="20"/>
-          <w:lang w:val="en-US"/>
-        </w:rPr>
-      </w:pPr>
-    </w:p>
-    <w:p>
-      <w:pPr>
-        <w:jc w:val="both"/>
-        <w:rPr>
-          <w:rFonts w:eastAsia="Calibri"/>
-          <w:sz w:val="20"/>
-          <w:szCs w:val="20"/>
-          <w:lang w:val="en-US"/>
-        </w:rPr>
-      </w:pPr>
-      <w:r>
-        <w:rPr>
-          <w:rFonts w:eastAsia="Calibri"/>
-          <w:sz w:val="20"/>
-          <w:szCs w:val="20"/>
-          <w:lang w:val="en-US"/>
-        </w:rPr>
-        <w:t>The present study provides structural and docking-based insights into mutant NRAS, one of the key oncogenic drivers in melanoma. Model validation confirmed that the generated G12D, G13D and Q61R structures were stereo chemically reliable, allowing virtual screening of more than 5,000 natural compounds. Among the top-ranking candidates, three appeared particularly promising, displaying strong binding affinities and stable interactions involving both conserved and mutant residues. Our analysis highlights the importance of conserved residues such as Tyr-32, Thr-35, Phe-28 and Asp-119, which are known to stabilize switch I/II regions and coordinate nucleotide binding. The observation that these residues consistently contributed to ligand stabilization agrees with prior crystal and biochemical studies on RAS proteins. Importantly, the results also suggest that mutant residues introduced at positions 12 and 13 can directly establish novel ligand interactions, particularly through hydrogen bonding, thereby providing unique opportunities for inhibitor design not available in the wild-type context. This dual engagement of conserved stabilizers and mutation-induced pockets may form a rational design principle for NRAS inhibition. NRAS mutations have long been associated with melanoma progression, yet direct pharmacological inhibition of NRAS remains a major therapeutic challenge. Conventional efforts have focused on downstream effectors (MEK, ERK) or membrane localization pathways. Our results suggest that natural compounds, with diverse scaffolds and biocompatibility, may offer new chemical starting points to directly target NRAS itself. This approach is significant given the scarcity of direct NRAS inhibitors in preclinical or clinical pipelines. Nonetheless, the findings presented here are limited by their computational nature. Docking captures only a static snapshot of protein–ligand interactions and does not fully address conformational flexibility, solvation or entropic contributions. Experimental validation, such as binding assays, cellular viability studies in NRAS-mutant melanoma models and structural techniques, will be essential to confirm the predicted inhibitor potential. In addition, molecular dynamics simulations with free energy analyses (e.g., MM-PBSA or MM-GBSA) could refine the stability and ranking of these candidate molecules. Overall, this study demonstrates how integrating protein modeling, structural validation and virtual screening of natural compound libraries can provide insights into potential inhibitors of mutant NRAS. The three prioritized compounds identified here warrant further testing and may serve as lead scaffolds for designing more selective inhibitors. This work underscores the value of computational drug discovery in opening new avenues against difficult-to-target oncogenes such as NRAS in melanoma.</w:t>
-      </w:r>
-    </w:p>
-    <w:p>
-      <w:pPr>
-        <w:jc w:val="both"/>
-        <w:rPr>
-          <w:rFonts w:eastAsia="Calibri"/>
           <w:sz w:val="20"/>
           <w:szCs w:val="20"/>
           <w:lang w:val="en-US"/>
@@ -7215,22 +8408,418 @@
     </w:p>
     <w:p>
       <w:pPr>
-        <w:tabs>
-          <w:tab w:val="left" w:pos="709"/>
-        </w:tabs>
         <w:jc w:val="both"/>
         <w:rPr>
-          <w:sz w:val="20"/>
-          <w:szCs w:val="20"/>
-        </w:rPr>
-      </w:pPr>
-      <w:r>
-        <w:rPr>
-          <w:color w:val="000000"/>
-          <w:sz w:val="20"/>
-          <w:szCs w:val="20"/>
-        </w:rPr>
-        <w:t>Virtual screening enabled the identification of natural compounds with selective inhibitory potential against mutant NRAS variants. Key interactions were observed at both conserved and mutation-specific residues, supporting the structural relevance of the predicted binding modes. Three compounds (ZINC02096813, ZINC02120343, ZINC00518885) displayed the most favorable binding characteristics and consistent stability, indicating their promise as lead molecules for further optimization. These results underscore the value of virtual screening in guiding the discovery of candidate inhibitors for oncogenic NRAS in melanoma.</w:t>
+          <w:rFonts w:eastAsia="Calibri"/>
+          <w:sz w:val="20"/>
+          <w:szCs w:val="20"/>
+          <w:lang w:val="en-IN"/>
+        </w:rPr>
+      </w:pPr>
+      <w:r>
+        <w:rPr>
+          <w:rFonts w:eastAsia="Calibri"/>
+          <w:sz w:val="20"/>
+          <w:szCs w:val="20"/>
+          <w:lang w:val="en-IN"/>
+        </w:rPr>
+        <w:t xml:space="preserve">This study integrates structural </w:t>
+      </w:r>
+      <w:r>
+        <w:rPr>
+          <w:rFonts w:eastAsia="Calibri"/>
+          <w:sz w:val="20"/>
+          <w:szCs w:val="20"/>
+          <w:lang w:val="en-IN"/>
+        </w:rPr>
+        <w:t xml:space="preserve">modelling, </w:t>
+      </w:r>
+      <w:r>
+        <w:rPr>
+          <w:rFonts w:eastAsia="Calibri"/>
+          <w:sz w:val="20"/>
+          <w:szCs w:val="20"/>
+          <w:lang w:val="en-IN"/>
+        </w:rPr>
+        <w:t>virtual screening</w:t>
+      </w:r>
+      <w:r>
+        <w:rPr>
+          <w:rFonts w:eastAsia="Calibri"/>
+          <w:sz w:val="20"/>
+          <w:szCs w:val="20"/>
+          <w:lang w:val="en-IN"/>
+        </w:rPr>
+        <w:t xml:space="preserve"> and docking</w:t>
+      </w:r>
+      <w:r>
+        <w:rPr>
+          <w:rFonts w:eastAsia="Calibri"/>
+          <w:sz w:val="20"/>
+          <w:szCs w:val="20"/>
+          <w:lang w:val="en-IN"/>
+        </w:rPr>
+        <w:t xml:space="preserve"> to identify potential inhibitors of oncogenic NRAS variants.</w:t>
+      </w:r>
+      <w:r>
+        <w:rPr>
+          <w:rFonts w:eastAsia="Calibri"/>
+          <w:sz w:val="20"/>
+          <w:szCs w:val="20"/>
+          <w:lang w:val="en-IN"/>
+        </w:rPr>
+        <w:t xml:space="preserve"> </w:t>
+      </w:r>
+      <w:r>
+        <w:rPr>
+          <w:rFonts w:eastAsia="Calibri"/>
+          <w:sz w:val="20"/>
+          <w:szCs w:val="20"/>
+          <w:lang w:val="en-IN"/>
+        </w:rPr>
+        <w:t>The mutant models</w:t>
+      </w:r>
+      <w:r>
+        <w:rPr>
+          <w:rFonts w:eastAsia="Calibri"/>
+          <w:sz w:val="20"/>
+          <w:szCs w:val="20"/>
+          <w:lang w:val="en-IN"/>
+        </w:rPr>
+        <w:t xml:space="preserve"> built</w:t>
+      </w:r>
+      <w:r>
+        <w:rPr>
+          <w:rFonts w:eastAsia="Calibri"/>
+          <w:sz w:val="20"/>
+          <w:szCs w:val="20"/>
+          <w:lang w:val="en-IN"/>
+        </w:rPr>
+        <w:t xml:space="preserve"> </w:t>
+      </w:r>
+      <w:r>
+        <w:rPr>
+          <w:rFonts w:eastAsia="Calibri"/>
+          <w:sz w:val="20"/>
+          <w:szCs w:val="20"/>
+          <w:lang w:val="en-IN"/>
+        </w:rPr>
+        <w:t xml:space="preserve">exhibited </w:t>
+      </w:r>
+      <w:r>
+        <w:rPr>
+          <w:rFonts w:eastAsia="Calibri"/>
+          <w:sz w:val="20"/>
+          <w:szCs w:val="20"/>
+          <w:lang w:val="en-IN"/>
+        </w:rPr>
+        <w:t>high stereochemical quality, enabling reliable</w:t>
+      </w:r>
+      <w:r>
+        <w:rPr>
+          <w:rFonts w:eastAsia="Calibri"/>
+          <w:sz w:val="20"/>
+          <w:szCs w:val="20"/>
+          <w:lang w:val="en-IN"/>
+        </w:rPr>
+        <w:t xml:space="preserve"> </w:t>
+      </w:r>
+      <w:r>
+        <w:rPr>
+          <w:rFonts w:eastAsia="Calibri"/>
+          <w:sz w:val="20"/>
+          <w:szCs w:val="20"/>
+          <w:lang w:val="en-IN"/>
+        </w:rPr>
+        <w:t>analyses.</w:t>
+      </w:r>
+      <w:r>
+        <w:rPr>
+          <w:rFonts w:eastAsia="Calibri"/>
+          <w:sz w:val="20"/>
+          <w:szCs w:val="20"/>
+          <w:lang w:val="en-IN"/>
+        </w:rPr>
+        <w:t xml:space="preserve"> </w:t>
+      </w:r>
+      <w:r>
+        <w:rPr>
+          <w:rFonts w:eastAsia="Calibri"/>
+          <w:sz w:val="20"/>
+          <w:szCs w:val="20"/>
+          <w:lang w:val="en-IN"/>
+        </w:rPr>
+        <w:t xml:space="preserve">Screening 5,322 natural compounds yielded three </w:t>
+      </w:r>
+      <w:r>
+        <w:rPr>
+          <w:rFonts w:eastAsia="Calibri"/>
+          <w:sz w:val="20"/>
+          <w:szCs w:val="20"/>
+          <w:lang w:val="en-IN"/>
+        </w:rPr>
+        <w:t>guided</w:t>
+      </w:r>
+      <w:r>
+        <w:rPr>
+          <w:rFonts w:eastAsia="Calibri"/>
+          <w:sz w:val="20"/>
+          <w:szCs w:val="20"/>
+          <w:lang w:val="en-IN"/>
+        </w:rPr>
+        <w:t xml:space="preserve"> </w:t>
+      </w:r>
+      <w:r>
+        <w:rPr>
+          <w:rFonts w:eastAsia="Calibri"/>
+          <w:sz w:val="20"/>
+          <w:szCs w:val="20"/>
+          <w:lang w:val="en-IN"/>
+        </w:rPr>
+        <w:t>candidates</w:t>
+      </w:r>
+      <w:r>
+        <w:rPr>
+          <w:rFonts w:eastAsia="Calibri"/>
+          <w:sz w:val="20"/>
+          <w:szCs w:val="20"/>
+          <w:lang w:val="en-IN"/>
+        </w:rPr>
+        <w:t xml:space="preserve"> namely </w:t>
+      </w:r>
+      <w:r>
+        <w:rPr>
+          <w:rFonts w:eastAsia="Calibri"/>
+          <w:sz w:val="20"/>
+          <w:szCs w:val="20"/>
+          <w:lang w:val="en-IN"/>
+        </w:rPr>
+        <w:t>(ZINC02096813, ZINC02120343, and ZINC00518885)</w:t>
+      </w:r>
+      <w:r>
+        <w:rPr>
+          <w:rFonts w:eastAsia="Calibri"/>
+          <w:sz w:val="20"/>
+          <w:szCs w:val="20"/>
+          <w:lang w:val="en-IN"/>
+        </w:rPr>
+        <w:t xml:space="preserve">. They followed </w:t>
+      </w:r>
+      <w:r>
+        <w:rPr>
+          <w:rFonts w:eastAsia="Calibri"/>
+          <w:sz w:val="20"/>
+          <w:szCs w:val="20"/>
+          <w:lang w:val="en-IN"/>
+        </w:rPr>
+        <w:t>strong</w:t>
+      </w:r>
+      <w:r>
+        <w:rPr>
+          <w:rFonts w:eastAsia="Calibri"/>
+          <w:sz w:val="20"/>
+          <w:szCs w:val="20"/>
+          <w:lang w:val="en-IN"/>
+        </w:rPr>
+        <w:t xml:space="preserve"> binding affinities and</w:t>
+      </w:r>
+      <w:r>
+        <w:rPr>
+          <w:rFonts w:eastAsia="Calibri"/>
+          <w:sz w:val="20"/>
+          <w:szCs w:val="20"/>
+          <w:lang w:val="en-IN"/>
+        </w:rPr>
+        <w:t xml:space="preserve"> </w:t>
+      </w:r>
+      <w:r>
+        <w:rPr>
+          <w:rFonts w:eastAsia="Calibri"/>
+          <w:sz w:val="20"/>
+          <w:szCs w:val="20"/>
+          <w:lang w:val="en-IN"/>
+        </w:rPr>
+        <w:t xml:space="preserve">dual </w:t>
+      </w:r>
+      <w:r>
+        <w:rPr>
+          <w:rFonts w:eastAsia="Calibri"/>
+          <w:sz w:val="20"/>
+          <w:szCs w:val="20"/>
+          <w:lang w:val="en-IN"/>
+        </w:rPr>
+        <w:t xml:space="preserve">involvement </w:t>
+      </w:r>
+      <w:r>
+        <w:rPr>
+          <w:rFonts w:eastAsia="Calibri"/>
+          <w:sz w:val="20"/>
+          <w:szCs w:val="20"/>
+          <w:lang w:val="en-IN"/>
+        </w:rPr>
+        <w:t xml:space="preserve">of conserved catalytic residues (Tyr-32, Phe-28, Asp-119) </w:t>
+      </w:r>
+      <w:r>
+        <w:rPr>
+          <w:rFonts w:eastAsia="Calibri"/>
+          <w:sz w:val="20"/>
+          <w:szCs w:val="20"/>
+          <w:lang w:val="en-IN"/>
+        </w:rPr>
+        <w:t>along</w:t>
+      </w:r>
+      <w:r>
+        <w:rPr>
+          <w:rFonts w:eastAsia="Calibri"/>
+          <w:sz w:val="20"/>
+          <w:szCs w:val="20"/>
+          <w:lang w:val="en-IN"/>
+        </w:rPr>
+        <w:t xml:space="preserve"> with</w:t>
+      </w:r>
+      <w:r>
+        <w:rPr>
+          <w:rFonts w:eastAsia="Calibri"/>
+          <w:sz w:val="20"/>
+          <w:szCs w:val="20"/>
+          <w:lang w:val="en-IN"/>
+        </w:rPr>
+        <w:t xml:space="preserve"> muta</w:t>
+      </w:r>
+      <w:r>
+        <w:rPr>
+          <w:rFonts w:eastAsia="Calibri"/>
+          <w:sz w:val="20"/>
+          <w:szCs w:val="20"/>
+          <w:lang w:val="en-IN"/>
+        </w:rPr>
+        <w:t>nt sites</w:t>
+      </w:r>
+      <w:r>
+        <w:rPr>
+          <w:rFonts w:eastAsia="Calibri"/>
+          <w:sz w:val="20"/>
+          <w:szCs w:val="20"/>
+          <w:lang w:val="en-IN"/>
+        </w:rPr>
+        <w:t xml:space="preserve"> (Asp-2, Asp-13, Arg-61).</w:t>
+      </w:r>
+      <w:r>
+        <w:rPr>
+          <w:rFonts w:eastAsia="Calibri"/>
+          <w:sz w:val="20"/>
+          <w:szCs w:val="20"/>
+          <w:lang w:val="en-IN"/>
+        </w:rPr>
+        <w:t xml:space="preserve"> </w:t>
+      </w:r>
+      <w:r>
+        <w:rPr>
+          <w:rFonts w:eastAsia="Calibri"/>
+          <w:sz w:val="20"/>
+          <w:szCs w:val="20"/>
+          <w:lang w:val="en-IN"/>
+        </w:rPr>
+        <w:t xml:space="preserve">These findings suggest that mutation-induced structural plasticity within NRAS can be strategically exploited for inhibitor development. </w:t>
+      </w:r>
+      <w:r>
+        <w:rPr>
+          <w:rFonts w:eastAsia="Calibri"/>
+          <w:sz w:val="20"/>
+          <w:szCs w:val="20"/>
+          <w:lang w:val="en-IN"/>
+        </w:rPr>
+        <w:t>These</w:t>
+      </w:r>
+      <w:r>
+        <w:rPr>
+          <w:rFonts w:eastAsia="Calibri"/>
+          <w:sz w:val="20"/>
+          <w:szCs w:val="20"/>
+          <w:lang w:val="en-IN"/>
+        </w:rPr>
+        <w:t xml:space="preserve"> results being the initial steps towards finding novel inhibitor,</w:t>
+      </w:r>
+      <w:r>
+        <w:rPr>
+          <w:rFonts w:eastAsia="Calibri"/>
+          <w:sz w:val="20"/>
+          <w:szCs w:val="20"/>
+          <w:lang w:val="en-IN"/>
+        </w:rPr>
+        <w:t xml:space="preserve"> </w:t>
+      </w:r>
+      <w:r>
+        <w:rPr>
+          <w:rFonts w:eastAsia="Calibri"/>
+          <w:sz w:val="20"/>
+          <w:szCs w:val="20"/>
+          <w:lang w:val="en-IN"/>
+        </w:rPr>
+        <w:t xml:space="preserve">they </w:t>
+      </w:r>
+      <w:r>
+        <w:rPr>
+          <w:rFonts w:eastAsia="Calibri"/>
+          <w:sz w:val="20"/>
+          <w:szCs w:val="20"/>
+          <w:lang w:val="en-IN"/>
+        </w:rPr>
+        <w:t xml:space="preserve">provide a foundation for further </w:t>
+      </w:r>
+      <w:r>
+        <w:rPr>
+          <w:rFonts w:eastAsia="Calibri"/>
+          <w:sz w:val="20"/>
+          <w:szCs w:val="20"/>
+          <w:lang w:val="en-IN"/>
+        </w:rPr>
+        <w:t>molecular dynamics</w:t>
+      </w:r>
+      <w:r>
+        <w:rPr>
+          <w:rFonts w:eastAsia="Calibri"/>
+          <w:sz w:val="20"/>
+          <w:szCs w:val="20"/>
+          <w:lang w:val="en-IN"/>
+        </w:rPr>
+        <w:t xml:space="preserve"> simulations and experimental validation toward</w:t>
+      </w:r>
+      <w:r>
+        <w:rPr>
+          <w:rFonts w:eastAsia="Calibri"/>
+          <w:sz w:val="20"/>
+          <w:szCs w:val="20"/>
+          <w:lang w:val="en-IN"/>
+        </w:rPr>
+        <w:t>s</w:t>
+      </w:r>
+      <w:r>
+        <w:rPr>
+          <w:rFonts w:eastAsia="Calibri"/>
+          <w:sz w:val="20"/>
+          <w:szCs w:val="20"/>
+          <w:lang w:val="en-IN"/>
+        </w:rPr>
+        <w:t xml:space="preserve"> therapies for NRAS</w:t>
+      </w:r>
+      <w:r>
+        <w:rPr>
+          <w:rFonts w:eastAsia="Calibri"/>
+          <w:sz w:val="20"/>
+          <w:szCs w:val="20"/>
+          <w:lang w:val="en-IN"/>
+        </w:rPr>
+        <w:t xml:space="preserve"> </w:t>
+      </w:r>
+      <w:r>
+        <w:rPr>
+          <w:rFonts w:eastAsia="Calibri"/>
+          <w:sz w:val="20"/>
+          <w:szCs w:val="20"/>
+          <w:lang w:val="en-IN"/>
+        </w:rPr>
+        <w:t>driven melanoma.</w:t>
       </w:r>
     </w:p>
     <w:p>
@@ -7243,9 +8832,21 @@
           <w:color w:val="0070C0"/>
           <w:sz w:val="20"/>
           <w:szCs w:val="20"/>
-          <w:lang w:val="en-US"/>
-        </w:rPr>
-      </w:pPr>
+          <w:lang w:val="en-IN"/>
+        </w:rPr>
+      </w:pPr>
+      <w:r>
+        <w:rPr>
+          <w:rFonts w:eastAsia="Calibri"/>
+          <w:b/>
+          <w:bCs/>
+          <w:color w:val="0070C0"/>
+          <w:sz w:val="20"/>
+          <w:szCs w:val="20"/>
+          <w:lang w:val="en-IN"/>
+        </w:rPr>
+        <w:t xml:space="preserve"> </w:t>
+      </w:r>
     </w:p>
     <w:p>
       <w:pPr>
@@ -7455,12 +9056,10 @@
       <w:pPr>
         <w:jc w:val="both"/>
         <w:rPr>
-          <w:rFonts w:eastAsia="Calibri"/>
-          <w:b/>
-          <w:color w:val="0070C0"/>
-          <w:sz w:val="20"/>
-          <w:szCs w:val="20"/>
-          <w:lang w:val="en-US"/>
+          <w:rFonts w:eastAsia="Segoe UI"/>
+          <w:spacing w:val="1"/>
+          <w:sz w:val="20"/>
+          <w:szCs w:val="20"/>
         </w:rPr>
       </w:pPr>
       <w:r>
@@ -7505,7 +9104,17 @@
           <w:sz w:val="20"/>
           <w:szCs w:val="20"/>
         </w:rPr>
-        <w:t xml:space="preserve"> Structural validation and quality assessment for the modeled protein. (A) Protein topology diagram showing secondary structure elements and residue connectivity. (B) Cartoon representation of the 3D protein fold, colored by secondary structure type. (C) Overall model quality plot indicating global model Z-scores; the blue area reflects reference values for well-resolved structures. (D) Local quality assessment plot showing per-residue score fluctuations, highlighting regions of potential structural uncertainty. (E) Ramachandran plot presenting backbone dihedral angle distributions, with most residues occupying favored regions. (F) Summary of model statistics including counts of residues in favored, allowed, and disallowed regions per Ramachandran analysis, along with non-glycine/proline and end-residue counts, indicating high overall stereochemical quality of the model.</w:t>
+        <w:t xml:space="preserve"> </w:t>
+      </w:r>
+      <w:r>
+        <w:rPr>
+          <w:rFonts w:eastAsia="Segoe UI"/>
+          <w:spacing w:val="1"/>
+          <w:sz w:val="20"/>
+          <w:szCs w:val="20"/>
+          <w:highlight w:val="yellow"/>
+        </w:rPr>
+        <w:t>(A) Protein showing secondary structure elements and residue connectivity. (B) Cartoon representation of the protein and colored by secondary structure type. (C) Overall model quality plot in PROSA indicating global Z-scores (D) Local quality assessment plot showing per-residue score fluctuations (E) Ramachandran plot presenting backbone dihedral angle distributions, with most residues occupying favored regions. (F) Summary of model statistics obtained from Ramachandran Plot.</w:t>
       </w:r>
     </w:p>
     <w:p>
@@ -7523,13 +9132,17 @@
       <w:pPr>
         <w:jc w:val="both"/>
         <w:rPr>
-          <w:sz w:val="20"/>
-          <w:szCs w:val="20"/>
-        </w:rPr>
-      </w:pPr>
-      <w:r>
-        <w:rPr>
+          <w:rFonts w:eastAsia="Calibri"/>
           <w:b/>
+          <w:color w:val="0070C0"/>
+          <w:sz w:val="20"/>
+          <w:szCs w:val="20"/>
+          <w:lang w:val="en-US"/>
+        </w:rPr>
+      </w:pPr>
+      <w:r>
+        <w:rPr>
+          <w:b/>
           <w:bCs/>
           <w:color w:val="0070C0"/>
           <w:sz w:val="20"/>
@@ -7550,7 +9163,15 @@
           <w:sz w:val="20"/>
           <w:szCs w:val="20"/>
         </w:rPr>
-        <w:t xml:space="preserve"> Comparative 2D representations of protein-ligand interactions for docked complexes, generated using LigPlot+.</w:t>
+        <w:t xml:space="preserve"> </w:t>
+      </w:r>
+      <w:r>
+        <w:rPr>
+          <w:sz w:val="20"/>
+          <w:szCs w:val="20"/>
+          <w:highlight w:val="yellow"/>
+        </w:rPr>
+        <w:t>Two-dimensional interaction diagrams of the top eleven NRAS ligand complexes generated using LigPlot+. Hydrogen bonds are represented as dashed green lines, while hydrophobic contacts are illustrated as red semicircular arcs. The diagrams highlight conserved and mutant residue interactions within the nucleotide-binding pocket, demonstrating consistent engagement of P-loop and switch-region residues across the highest-ranked ZINC compounds.</w:t>
       </w:r>
     </w:p>
     <w:p>
@@ -7578,10 +9199,7 @@
           <w:lang w:val="en-US"/>
         </w:rPr>
       </w:pPr>
-    </w:p>
-    <w:p>
-      <w:pPr>
-        <w:jc w:val="both"/>
+      <w:r>
         <w:rPr>
           <w:rFonts w:eastAsia="Calibri"/>
           <w:b/>
@@ -7590,16 +9208,6 @@
           <w:szCs w:val="20"/>
           <w:lang w:val="en-US"/>
         </w:rPr>
-      </w:pPr>
-      <w:r>
-        <w:rPr>
-          <w:rFonts w:eastAsia="Calibri"/>
-          <w:b/>
-          <w:color w:val="0070C0"/>
-          <w:sz w:val="20"/>
-          <w:szCs w:val="20"/>
-          <w:lang w:val="en-US"/>
-        </w:rPr>
         <w:t xml:space="preserve">REFERENCES </w:t>
       </w:r>
     </w:p>
@@ -7621,47 +9229,865 @@
       <w:r>
         <w:rPr>
           <w:sz w:val="20"/>
+          <w:lang w:val="en-IN"/>
+        </w:rPr>
+        <w:t xml:space="preserve">Al Mahi, A., &amp; </w:t>
+      </w:r>
+      <w:proofErr w:type="spellStart"/>
+      <w:r>
+        <w:rPr>
+          <w:sz w:val="20"/>
+          <w:lang w:val="en-IN"/>
+        </w:rPr>
+        <w:t>Ablain</w:t>
+      </w:r>
+      <w:proofErr w:type="spellEnd"/>
+      <w:r>
+        <w:rPr>
+          <w:sz w:val="20"/>
+          <w:lang w:val="en-IN"/>
+        </w:rPr>
+        <w:t xml:space="preserve">, J. (2022). </w:t>
+      </w:r>
+      <w:r>
+        <w:rPr>
+          <w:sz w:val="20"/>
+          <w:lang w:val="en-IN"/>
+        </w:rPr>
+        <w:t>RAS pathway regulation in melanoma. Disease Models &amp; Mechanisms, 15(2), dmm049229. https://doi.org/10.1242/dmm.049229</w:t>
+      </w:r>
+    </w:p>
+    <w:p>
+      <w:pPr>
+        <w:rPr>
+          <w:sz w:val="20"/>
+          <w:lang w:val="en-IN"/>
+        </w:rPr>
+      </w:pPr>
+    </w:p>
+    <w:p>
+      <w:pPr>
+        <w:rPr>
+          <w:sz w:val="20"/>
+          <w:lang w:val="en-IN"/>
+        </w:rPr>
+      </w:pPr>
+      <w:r>
+        <w:rPr>
+          <w:sz w:val="20"/>
+          <w:lang w:val="en-IN"/>
+        </w:rPr>
+        <w:t xml:space="preserve">Ardito, C. M., Grüner, B. M., Takeuchi, K. K., </w:t>
+      </w:r>
+      <w:proofErr w:type="spellStart"/>
+      <w:r>
+        <w:rPr>
+          <w:sz w:val="20"/>
+          <w:lang w:val="en-IN"/>
+        </w:rPr>
+        <w:t>Lubeseder</w:t>
+      </w:r>
+      <w:proofErr w:type="spellEnd"/>
+      <w:r>
+        <w:rPr>
+          <w:sz w:val="20"/>
+          <w:lang w:val="en-IN"/>
+        </w:rPr>
+        <w:t>-Martellato, C., Teichmann, N., Mazur, P. K., DelGiorno, K. E., Carpenter, E. S., Halbrook, C. J., Hall, J. C., et al. (2012). EGF receptor is required for KRAS-induced pancreatic tumorigenesis. Cancer Cell, 22(3), 304–317. https://doi.org/10.1016/j.ccr.2012.07.024</w:t>
+      </w:r>
+    </w:p>
+    <w:p>
+      <w:pPr>
+        <w:rPr>
+          <w:sz w:val="20"/>
+          <w:lang w:val="en-IN"/>
+        </w:rPr>
+      </w:pPr>
+    </w:p>
+    <w:p>
+      <w:pPr>
+        <w:rPr>
+          <w:sz w:val="20"/>
+          <w:lang w:val="en-IN"/>
+        </w:rPr>
+      </w:pPr>
+      <w:r>
+        <w:rPr>
+          <w:sz w:val="20"/>
+          <w:lang w:val="en-IN"/>
+        </w:rPr>
+        <w:t>Cancer.Net Editorial Board. (2025a). Melanoma: Stages. American Society of Clinical Oncology. https://www.cancer.net/cancer-types/melanoma/stages</w:t>
+      </w:r>
+    </w:p>
+    <w:p>
+      <w:pPr>
+        <w:rPr>
+          <w:sz w:val="20"/>
+          <w:lang w:val="en-IN"/>
+        </w:rPr>
+      </w:pPr>
+      <w:r>
+        <w:rPr>
+          <w:sz w:val="20"/>
+          <w:lang w:val="en-IN"/>
+        </w:rPr>
+        <w:t xml:space="preserve"> (accessed 21 September 2025)</w:t>
+      </w:r>
+    </w:p>
+    <w:p>
+      <w:pPr>
+        <w:rPr>
+          <w:sz w:val="20"/>
+          <w:lang w:val="en-IN"/>
+        </w:rPr>
+      </w:pPr>
+    </w:p>
+    <w:p>
+      <w:pPr>
+        <w:rPr>
+          <w:sz w:val="20"/>
+          <w:lang w:val="en-IN"/>
+        </w:rPr>
+      </w:pPr>
+      <w:r>
+        <w:rPr>
+          <w:sz w:val="20"/>
+          <w:lang w:val="en-IN"/>
+        </w:rPr>
+        <w:t>Cancer.Net Editorial Board. (2025b). Melanoma: Statistics. American Society of Clinical Oncology. https://www.cancer.net/cancer-types/melanoma/statistics</w:t>
+      </w:r>
+    </w:p>
+    <w:p>
+      <w:pPr>
+        <w:rPr>
+          <w:sz w:val="20"/>
+          <w:lang w:val="en-IN"/>
+        </w:rPr>
+      </w:pPr>
+      <w:r>
+        <w:rPr>
+          <w:sz w:val="20"/>
+          <w:lang w:val="en-IN"/>
+        </w:rPr>
+        <w:t xml:space="preserve"> (accessed 21 September 2025)</w:t>
+      </w:r>
+    </w:p>
+    <w:p>
+      <w:pPr>
+        <w:rPr>
+          <w:sz w:val="20"/>
+          <w:lang w:val="en-IN"/>
+        </w:rPr>
+      </w:pPr>
+    </w:p>
+    <w:p>
+      <w:pPr>
+        <w:rPr>
+          <w:sz w:val="20"/>
+          <w:lang w:val="en-IN"/>
+        </w:rPr>
+      </w:pPr>
+      <w:r>
+        <w:rPr>
+          <w:sz w:val="20"/>
+          <w:lang w:val="en-IN"/>
+        </w:rPr>
+        <w:t xml:space="preserve">Cherfils, J., &amp; </w:t>
+      </w:r>
+      <w:proofErr w:type="spellStart"/>
+      <w:r>
+        <w:rPr>
+          <w:sz w:val="20"/>
+          <w:lang w:val="en-IN"/>
+        </w:rPr>
+        <w:t>Zeghouf</w:t>
+      </w:r>
+      <w:proofErr w:type="spellEnd"/>
+      <w:r>
+        <w:rPr>
+          <w:sz w:val="20"/>
+          <w:lang w:val="en-IN"/>
+        </w:rPr>
+        <w:t>, M. (2013). Regulation of small GTPases by GEFs, GAPs, and GDIs. Physiological Reviews, 93(1), 269–309. https://doi.org/10.1152/physrev.00003.2012</w:t>
+      </w:r>
+    </w:p>
+    <w:p>
+      <w:pPr>
+        <w:rPr>
+          <w:sz w:val="20"/>
+          <w:lang w:val="en-IN"/>
+        </w:rPr>
+      </w:pPr>
+    </w:p>
+    <w:p>
+      <w:pPr>
+        <w:rPr>
+          <w:sz w:val="20"/>
+          <w:lang w:val="en-IN"/>
+        </w:rPr>
+      </w:pPr>
+      <w:r>
+        <w:rPr>
+          <w:sz w:val="20"/>
+          <w:lang w:val="en-IN"/>
+        </w:rPr>
+        <w:t xml:space="preserve">Cox, A. D., </w:t>
+      </w:r>
+      <w:proofErr w:type="spellStart"/>
+      <w:r>
+        <w:rPr>
+          <w:sz w:val="20"/>
+          <w:lang w:val="en-IN"/>
+        </w:rPr>
+        <w:t>Fesik</w:t>
+      </w:r>
+      <w:proofErr w:type="spellEnd"/>
+      <w:r>
+        <w:rPr>
+          <w:sz w:val="20"/>
+          <w:lang w:val="en-IN"/>
+        </w:rPr>
+        <w:t>, S. W., Kimmelman, A. C., Luo, J., &amp; Der, C. J. (2014). Drugging the undruggable RAS: Mission possible? Nature Reviews Drug Discovery, 13, 828–851.</w:t>
+      </w:r>
+    </w:p>
+    <w:p>
+      <w:pPr>
+        <w:rPr>
+          <w:sz w:val="20"/>
+          <w:lang w:val="en-IN"/>
+        </w:rPr>
+      </w:pPr>
+    </w:p>
+    <w:p>
+      <w:pPr>
+        <w:rPr>
+          <w:sz w:val="20"/>
+          <w:lang w:val="en-IN"/>
+        </w:rPr>
+      </w:pPr>
+      <w:r>
+        <w:rPr>
+          <w:sz w:val="20"/>
+          <w:lang w:val="pt-BR"/>
+        </w:rPr>
+        <w:t xml:space="preserve">Harvey, A. L., Edrada-Ebel, R., &amp; Quinn, R. J. (2015). </w:t>
+      </w:r>
+      <w:r>
+        <w:rPr>
+          <w:sz w:val="20"/>
+          <w:lang w:val="en-IN"/>
+        </w:rPr>
+        <w:t>The re-emergence of natural products for drug discovery in the genomics era. Nature Reviews Drug Discovery, 14, 111–129.</w:t>
+      </w:r>
+    </w:p>
+    <w:p>
+      <w:pPr>
+        <w:rPr>
+          <w:sz w:val="20"/>
+          <w:lang w:val="en-IN"/>
+        </w:rPr>
+      </w:pPr>
+    </w:p>
+    <w:p>
+      <w:pPr>
+        <w:rPr>
+          <w:sz w:val="20"/>
+          <w:lang w:val="en-IN"/>
+        </w:rPr>
+      </w:pPr>
+      <w:r>
+        <w:rPr>
+          <w:sz w:val="20"/>
+          <w:lang w:val="en-IN"/>
+        </w:rPr>
+        <w:t xml:space="preserve">Howe, L. R., </w:t>
+      </w:r>
+      <w:proofErr w:type="spellStart"/>
+      <w:r>
+        <w:rPr>
+          <w:sz w:val="20"/>
+          <w:lang w:val="en-IN"/>
+        </w:rPr>
+        <w:t>Leevers</w:t>
+      </w:r>
+      <w:proofErr w:type="spellEnd"/>
+      <w:r>
+        <w:rPr>
+          <w:sz w:val="20"/>
+          <w:lang w:val="en-IN"/>
+        </w:rPr>
+        <w:t xml:space="preserve">, S. J., Gómez, N., </w:t>
+      </w:r>
+      <w:proofErr w:type="spellStart"/>
+      <w:r>
+        <w:rPr>
+          <w:sz w:val="20"/>
+          <w:lang w:val="en-IN"/>
+        </w:rPr>
+        <w:t>Nakielny</w:t>
+      </w:r>
+      <w:proofErr w:type="spellEnd"/>
+      <w:r>
+        <w:rPr>
+          <w:sz w:val="20"/>
+          <w:lang w:val="en-IN"/>
+        </w:rPr>
+        <w:t>, S., Cohen, P., &amp; Marshall, C. J. (1992). Activation of the MAP kinase pathway by the protein kinase Raf. Cell, 71(2), 335–342. https://doi.org/10.1016/0092-8674(92)90362-3</w:t>
+      </w:r>
+    </w:p>
+    <w:p>
+      <w:pPr>
+        <w:rPr>
+          <w:sz w:val="20"/>
+          <w:lang w:val="en-IN"/>
+        </w:rPr>
+      </w:pPr>
+    </w:p>
+    <w:p>
+      <w:pPr>
+        <w:rPr>
+          <w:sz w:val="20"/>
+          <w:lang w:val="en-IN"/>
+        </w:rPr>
+      </w:pPr>
+      <w:r>
+        <w:rPr>
+          <w:sz w:val="20"/>
+          <w:lang w:val="en-IN"/>
+        </w:rPr>
+        <w:t>Hu, Z., &amp; Martí, J. (2025). Atomic-level mechanisms of abnormal activation in NRAS oncogenes from two-dimensional free energy landscapes. Nanoscale, 17. https://doi.org/10.1039/D4NR03372H</w:t>
+      </w:r>
+    </w:p>
+    <w:p>
+      <w:pPr>
+        <w:rPr>
+          <w:sz w:val="20"/>
+          <w:lang w:val="en-IN"/>
+        </w:rPr>
+      </w:pPr>
+    </w:p>
+    <w:p>
+      <w:pPr>
+        <w:rPr>
+          <w:sz w:val="20"/>
+          <w:lang w:val="en-IN"/>
+        </w:rPr>
+      </w:pPr>
+      <w:r>
+        <w:rPr>
+          <w:sz w:val="20"/>
+          <w:lang w:val="en-IN"/>
+        </w:rPr>
+        <w:t>Johnson, C. W., Reid, D., Parker, J. A., Harrison, R. A., Weston, L., Peti, W., … Campbell, S. L. (2017). The small GTPases K-Ras, N-Ras, and H-Ras have distinct biochemical properties determined by allosteric effects. Journal of Biological Chemistry, 292(31), 12981–12993. https://doi.org/10.1074/jbc.M117.778886</w:t>
+      </w:r>
+    </w:p>
+    <w:p>
+      <w:pPr>
+        <w:rPr>
+          <w:sz w:val="20"/>
+          <w:lang w:val="en-IN"/>
+        </w:rPr>
+      </w:pPr>
+    </w:p>
+    <w:p>
+      <w:pPr>
+        <w:rPr>
+          <w:sz w:val="20"/>
+          <w:lang w:val="en-IN"/>
+        </w:rPr>
+      </w:pPr>
+      <w:r>
+        <w:rPr>
+          <w:sz w:val="20"/>
+          <w:lang w:val="en-IN"/>
+        </w:rPr>
+        <w:t>Johnson, D. B., &amp; Puzanov, I. (2015). Treatment of NRAS-mutant melanoma. Current Treatment Options in Oncology, 16(4), 15. https://doi.org/10.1007/s11864-015-0330-z</w:t>
+      </w:r>
+    </w:p>
+    <w:p>
+      <w:pPr>
+        <w:rPr>
+          <w:sz w:val="20"/>
+          <w:lang w:val="en-IN"/>
+        </w:rPr>
+      </w:pPr>
+    </w:p>
+    <w:p>
+      <w:pPr>
+        <w:rPr>
+          <w:sz w:val="20"/>
+          <w:lang w:val="en-IN"/>
+        </w:rPr>
+      </w:pPr>
+      <w:proofErr w:type="spellStart"/>
+      <w:r>
+        <w:rPr>
+          <w:sz w:val="20"/>
+          <w:lang w:val="en-IN"/>
+        </w:rPr>
+        <w:t>Kanehisa</w:t>
+      </w:r>
+      <w:proofErr w:type="spellEnd"/>
+      <w:r>
+        <w:rPr>
+          <w:sz w:val="20"/>
+          <w:lang w:val="en-IN"/>
+        </w:rPr>
+        <w:t xml:space="preserve">, M., &amp; Goto, S. (2000). KEGG: Kyoto </w:t>
+      </w:r>
+      <w:proofErr w:type="spellStart"/>
+      <w:r>
+        <w:rPr>
+          <w:sz w:val="20"/>
+          <w:lang w:val="en-IN"/>
+        </w:rPr>
+        <w:t>encyclopedia</w:t>
+      </w:r>
+      <w:proofErr w:type="spellEnd"/>
+      <w:r>
+        <w:rPr>
+          <w:sz w:val="20"/>
+          <w:lang w:val="en-IN"/>
+        </w:rPr>
+        <w:t xml:space="preserve"> of genes and genomes. Nucleic Acids Research, 28(1), 27–30. https://doi.org/10.1093/nar/28.1.27</w:t>
+      </w:r>
+    </w:p>
+    <w:p>
+      <w:pPr>
+        <w:rPr>
+          <w:sz w:val="20"/>
+          <w:lang w:val="en-IN"/>
+        </w:rPr>
+      </w:pPr>
+    </w:p>
+    <w:p>
+      <w:pPr>
+        <w:rPr>
+          <w:sz w:val="20"/>
+          <w:lang w:val="en-IN"/>
+        </w:rPr>
+      </w:pPr>
+      <w:r>
+        <w:rPr>
+          <w:sz w:val="20"/>
+          <w:lang w:val="en-IN"/>
+        </w:rPr>
+        <w:t xml:space="preserve">Kitchen, D. B., </w:t>
+      </w:r>
+      <w:proofErr w:type="spellStart"/>
+      <w:r>
+        <w:rPr>
+          <w:sz w:val="20"/>
+          <w:lang w:val="en-IN"/>
+        </w:rPr>
+        <w:t>Decornez</w:t>
+      </w:r>
+      <w:proofErr w:type="spellEnd"/>
+      <w:r>
+        <w:rPr>
+          <w:sz w:val="20"/>
+          <w:lang w:val="en-IN"/>
+        </w:rPr>
+        <w:t xml:space="preserve">, H., Furr, J. R., &amp; </w:t>
+      </w:r>
+      <w:proofErr w:type="spellStart"/>
+      <w:r>
+        <w:rPr>
+          <w:sz w:val="20"/>
+          <w:lang w:val="en-IN"/>
+        </w:rPr>
+        <w:t>Bajorath</w:t>
+      </w:r>
+      <w:proofErr w:type="spellEnd"/>
+      <w:r>
+        <w:rPr>
+          <w:sz w:val="20"/>
+          <w:lang w:val="en-IN"/>
+        </w:rPr>
+        <w:t>, J. (2004). Docking and scoring in virtual screening for drug discovery. Nature Reviews Drug Discovery, 3(11), 935–949.</w:t>
+      </w:r>
+    </w:p>
+    <w:p>
+      <w:pPr>
+        <w:rPr>
+          <w:sz w:val="20"/>
+          <w:lang w:val="en-IN"/>
+        </w:rPr>
+      </w:pPr>
+    </w:p>
+    <w:p>
+      <w:pPr>
+        <w:rPr>
+          <w:sz w:val="20"/>
+          <w:lang w:val="en-IN"/>
+        </w:rPr>
+      </w:pPr>
+      <w:r>
+        <w:rPr>
+          <w:sz w:val="20"/>
           <w:lang w:val="it-IT"/>
         </w:rPr>
-        <w:t xml:space="preserve">Al Mahi, A., &amp; Ablain, J. (2022). </w:t>
-      </w:r>
-      <w:r>
-        <w:rPr>
-          <w:sz w:val="20"/>
-          <w:lang w:val="en-IN"/>
-        </w:rPr>
-        <w:t xml:space="preserve">RAS pathway regulation in melanoma. Disease Models &amp; </w:t>
-      </w:r>
+        <w:t xml:space="preserve">Kolch, W., Berta, D., &amp; Rosta, E. (2023). </w:t>
+      </w:r>
+      <w:r>
+        <w:rPr>
+          <w:sz w:val="20"/>
+          <w:lang w:val="en-IN"/>
+        </w:rPr>
+        <w:t xml:space="preserve">[Title]. Biochemical Journal, 480, 1–23. </w:t>
+      </w:r>
+      <w:hyperlink r:id="rId32" w:history="1">
+        <w:r>
+          <w:rPr>
+            <w:rStyle w:val="Hyperlink"/>
+            <w:sz w:val="20"/>
+            <w:lang w:val="en-IN"/>
+          </w:rPr>
+          <w:t>https://doi.org/10.1042/BCJ20220547</w:t>
+        </w:r>
+      </w:hyperlink>
+    </w:p>
+    <w:p>
+      <w:pPr>
+        <w:rPr>
+          <w:sz w:val="20"/>
+          <w:lang w:val="en-IN"/>
+        </w:rPr>
+      </w:pPr>
+    </w:p>
+    <w:p>
+      <w:pPr>
+        <w:rPr>
+          <w:sz w:val="20"/>
+          <w:lang w:val="en-IN"/>
+        </w:rPr>
+      </w:pPr>
+      <w:proofErr w:type="spellStart"/>
+      <w:r>
+        <w:rPr>
+          <w:sz w:val="20"/>
+          <w:lang w:val="en-IN"/>
+        </w:rPr>
+        <w:t>Lagorce</w:t>
+      </w:r>
+      <w:proofErr w:type="spellEnd"/>
+      <w:r>
+        <w:rPr>
+          <w:sz w:val="20"/>
+          <w:lang w:val="en-IN"/>
+        </w:rPr>
+        <w:t xml:space="preserve">, D., </w:t>
+      </w:r>
+      <w:proofErr w:type="spellStart"/>
+      <w:r>
+        <w:rPr>
+          <w:sz w:val="20"/>
+          <w:lang w:val="en-IN"/>
+        </w:rPr>
+        <w:t>Bouslama</w:t>
+      </w:r>
+      <w:proofErr w:type="spellEnd"/>
+      <w:r>
+        <w:rPr>
+          <w:sz w:val="20"/>
+          <w:lang w:val="en-IN"/>
+        </w:rPr>
+        <w:t xml:space="preserve">, L., </w:t>
+      </w:r>
+      <w:proofErr w:type="spellStart"/>
+      <w:r>
+        <w:rPr>
+          <w:sz w:val="20"/>
+          <w:lang w:val="en-IN"/>
+        </w:rPr>
+        <w:t>Becot</w:t>
+      </w:r>
+      <w:proofErr w:type="spellEnd"/>
+      <w:r>
+        <w:rPr>
+          <w:sz w:val="20"/>
+          <w:lang w:val="en-IN"/>
+        </w:rPr>
+        <w:t xml:space="preserve">, J., Ménard, P., &amp; </w:t>
+      </w:r>
+      <w:proofErr w:type="spellStart"/>
+      <w:r>
+        <w:rPr>
+          <w:sz w:val="20"/>
+          <w:lang w:val="en-IN"/>
+        </w:rPr>
+        <w:t>Villoutreix</w:t>
+      </w:r>
+      <w:proofErr w:type="spellEnd"/>
+      <w:r>
+        <w:rPr>
+          <w:sz w:val="20"/>
+          <w:lang w:val="en-IN"/>
+        </w:rPr>
+        <w:t>, B. O. (2017). FAF-Drugs4: Free ADME-tox filtering computations for chemical biology and early stages drug discovery. Bioinformatics, 33(22), 3658–3660. https://doi.org/10.1093/bioinformatics/btx491 https://academic.oup.com/bioinformatics/article/33/22/3658/4056067?login=false (accessed 21 September 2025)</w:t>
+      </w:r>
+      <w:r>
+        <w:rPr>
+          <w:sz w:val="20"/>
+          <w:lang w:val="en-IN"/>
+        </w:rPr>
+        <w:t xml:space="preserve"> </w:t>
+      </w:r>
+    </w:p>
+    <w:p>
+      <w:pPr>
+        <w:rPr>
+          <w:sz w:val="20"/>
+          <w:lang w:val="en-IN"/>
+        </w:rPr>
+      </w:pPr>
+    </w:p>
+    <w:p>
+      <w:pPr>
+        <w:rPr>
+          <w:sz w:val="20"/>
+          <w:lang w:val="en-IN"/>
+        </w:rPr>
+      </w:pPr>
+      <w:r>
+        <w:rPr>
+          <w:sz w:val="20"/>
+          <w:lang w:val="it-IT"/>
+        </w:rPr>
+        <w:t xml:space="preserve">Li, G., &amp; Zhang, X. C. (2004). </w:t>
+      </w:r>
+      <w:r>
+        <w:rPr>
+          <w:sz w:val="20"/>
+          <w:lang w:val="en-IN"/>
+        </w:rPr>
+        <w:t>GTP hydrolysis mechanism of Ras-like GTPases. Journal of Molecular Biology, 340(5), 921–932. https://doi.org/10.1016/j.jmb.2004.05.079</w:t>
+      </w:r>
+    </w:p>
+    <w:p>
+      <w:pPr>
+        <w:rPr>
+          <w:sz w:val="20"/>
+          <w:lang w:val="en-IN"/>
+        </w:rPr>
+      </w:pPr>
+    </w:p>
+    <w:p>
+      <w:pPr>
+        <w:rPr>
+          <w:sz w:val="20"/>
+          <w:lang w:val="en-IN"/>
+        </w:rPr>
+      </w:pPr>
+      <w:r>
+        <w:rPr>
+          <w:sz w:val="20"/>
+          <w:lang w:val="en-IN"/>
+        </w:rPr>
+        <w:t>Li, S., Balmain, A., &amp; Counter, C. M. (2018). A model for RAS mutation patterns in cancers: Finding the sweet spot. Nature Reviews Cancer, 18(12), 767–777. https://doi.org/10.1038/s41568-018-0076-6</w:t>
+      </w:r>
+    </w:p>
+    <w:p>
+      <w:pPr>
+        <w:rPr>
+          <w:sz w:val="20"/>
+          <w:lang w:val="en-IN"/>
+        </w:rPr>
+      </w:pPr>
+    </w:p>
+    <w:p>
+      <w:pPr>
+        <w:rPr>
+          <w:sz w:val="20"/>
+          <w:lang w:val="en-IN"/>
+        </w:rPr>
+      </w:pPr>
+      <w:proofErr w:type="spellStart"/>
+      <w:r>
+        <w:rPr>
+          <w:sz w:val="20"/>
+          <w:lang w:val="en-IN"/>
+        </w:rPr>
+        <w:t>LigPlus</w:t>
+      </w:r>
+      <w:proofErr w:type="spellEnd"/>
+      <w:r>
+        <w:rPr>
+          <w:sz w:val="20"/>
+          <w:lang w:val="en-IN"/>
+        </w:rPr>
+        <w:t>. (2025). Automatic generation of ligand–protein interaction diagrams. European Bioinformatics Institute. https://www.ebi.ac.uk/thornton-srv/software/LigPlus/</w:t>
+      </w:r>
+    </w:p>
+    <w:p>
+      <w:pPr>
+        <w:rPr>
+          <w:sz w:val="20"/>
+          <w:lang w:val="en-IN"/>
+        </w:rPr>
+      </w:pPr>
+      <w:r>
+        <w:rPr>
+          <w:sz w:val="20"/>
+          <w:lang w:val="en-IN"/>
+        </w:rPr>
+        <w:t xml:space="preserve"> (accessed 21 September 2025)</w:t>
+      </w:r>
+    </w:p>
+    <w:p>
+      <w:pPr>
+        <w:rPr>
+          <w:sz w:val="20"/>
+          <w:lang w:val="en-IN"/>
+        </w:rPr>
+      </w:pPr>
+    </w:p>
+    <w:p>
+      <w:pPr>
+        <w:rPr>
+          <w:sz w:val="20"/>
+          <w:lang w:val="en-IN"/>
+        </w:rPr>
+      </w:pPr>
+      <w:proofErr w:type="spellStart"/>
+      <w:r>
+        <w:rPr>
+          <w:sz w:val="20"/>
+          <w:lang w:val="en-IN"/>
+        </w:rPr>
+        <w:t>Lionta</w:t>
+      </w:r>
+      <w:proofErr w:type="spellEnd"/>
+      <w:r>
+        <w:rPr>
+          <w:sz w:val="20"/>
+          <w:lang w:val="en-IN"/>
+        </w:rPr>
+        <w:t xml:space="preserve">, E., Spyrou, G., Vassilatis, D. K., &amp; </w:t>
+      </w:r>
+      <w:proofErr w:type="spellStart"/>
+      <w:r>
+        <w:rPr>
+          <w:sz w:val="20"/>
+          <w:lang w:val="en-IN"/>
+        </w:rPr>
+        <w:t>Cournia</w:t>
+      </w:r>
+      <w:proofErr w:type="spellEnd"/>
+      <w:r>
+        <w:rPr>
+          <w:sz w:val="20"/>
+          <w:lang w:val="en-IN"/>
+        </w:rPr>
+        <w:t>, Z. (2014). Structure-based virtual screening for drug discovery: Principles, applications and recent advances. Current Topics in Medicinal Chemistry, 14(16), 1923–1938.</w:t>
+      </w:r>
+    </w:p>
+    <w:p>
+      <w:pPr>
+        <w:rPr>
+          <w:sz w:val="20"/>
+          <w:lang w:val="en-IN"/>
+        </w:rPr>
+      </w:pPr>
+    </w:p>
+    <w:p>
+      <w:pPr>
+        <w:rPr>
+          <w:sz w:val="20"/>
+          <w:lang w:val="en-IN"/>
+        </w:rPr>
+      </w:pPr>
+      <w:r>
+        <w:rPr>
+          <w:sz w:val="20"/>
+          <w:lang w:val="en-IN"/>
+        </w:rPr>
+        <w:t>McCormick, F. (2015). KRAS as a therapeutic target. Clinical Cancer Research, 21, 1797–1801.</w:t>
+      </w:r>
+    </w:p>
+    <w:p>
+      <w:pPr>
+        <w:rPr>
+          <w:sz w:val="20"/>
+          <w:lang w:val="en-IN"/>
+        </w:rPr>
+      </w:pPr>
+    </w:p>
+    <w:p>
+      <w:pPr>
+        <w:rPr>
+          <w:sz w:val="20"/>
+          <w:lang w:val="en-IN"/>
+        </w:rPr>
+      </w:pPr>
+      <w:r>
+        <w:rPr>
+          <w:sz w:val="20"/>
+          <w:lang w:val="en-IN"/>
+        </w:rPr>
+        <w:t>Moore, A. R., Rosenberg, S. C., McCormick, F., &amp; Malek, S. (2020). RAS-targeted therapies: Is the undruggable drugged? Nature Reviews Drug Discovery, 19(8), 533–552. https://doi.org/10.1038/s41573-020-0068-6</w:t>
+      </w:r>
+    </w:p>
+    <w:p>
+      <w:pPr>
+        <w:rPr>
+          <w:sz w:val="20"/>
+          <w:lang w:val="en-IN"/>
+        </w:rPr>
+      </w:pPr>
+    </w:p>
+    <w:p>
+      <w:pPr>
+        <w:rPr>
+          <w:sz w:val="20"/>
+          <w:lang w:val="en-IN"/>
+        </w:rPr>
+      </w:pPr>
       <w:r>
         <w:rPr>
           <w:sz w:val="20"/>
           <w:lang w:val="en-IN"/>
         </w:rPr>
         <w:lastRenderedPageBreak/>
-        <w:t>Mechanisms, 15(2), dmm049229. https://doi.org/10.1242/dmm.049229</w:t>
-      </w:r>
-    </w:p>
-    <w:p>
-      <w:pPr>
-        <w:rPr>
-          <w:sz w:val="20"/>
-          <w:lang w:val="en-IN"/>
-        </w:rPr>
-      </w:pPr>
-    </w:p>
-    <w:p>
-      <w:pPr>
-        <w:rPr>
-          <w:sz w:val="20"/>
-          <w:lang w:val="en-IN"/>
-        </w:rPr>
-      </w:pPr>
-      <w:r>
-        <w:rPr>
-          <w:sz w:val="20"/>
-          <w:lang w:val="en-IN"/>
-        </w:rPr>
-        <w:t xml:space="preserve">Ardito, C. M., Grüner, B. M., Takeuchi, K. K., </w:t>
+        <w:t>National Cancer Institute. (2025). The cancer genome atlas (TCGA) – Melanoma skin cancer. https://www.cancer.gov/about-nci/organization/ccg/research/structural-genomics/tcga/studied-cancers/melanoma-skin</w:t>
+      </w:r>
+    </w:p>
+    <w:p>
+      <w:pPr>
+        <w:rPr>
+          <w:sz w:val="20"/>
+          <w:lang w:val="en-IN"/>
+        </w:rPr>
+      </w:pPr>
+      <w:r>
+        <w:rPr>
+          <w:sz w:val="20"/>
+          <w:lang w:val="en-IN"/>
+        </w:rPr>
+        <w:t xml:space="preserve"> (accessed 21 September 2025)</w:t>
+      </w:r>
+    </w:p>
+    <w:p>
+      <w:pPr>
+        <w:rPr>
+          <w:sz w:val="20"/>
+          <w:lang w:val="en-IN"/>
+        </w:rPr>
+      </w:pPr>
+    </w:p>
+    <w:p>
+      <w:pPr>
+        <w:rPr>
+          <w:sz w:val="20"/>
+          <w:lang w:val="en-IN"/>
+        </w:rPr>
+      </w:pPr>
+      <w:r>
+        <w:rPr>
+          <w:sz w:val="20"/>
+          <w:lang w:val="en-IN"/>
+        </w:rPr>
+        <w:t xml:space="preserve">Navas, C., Hernández-Porras, I., Schuhmacher, A. J., Sibilia, M., Guerra, C., &amp; </w:t>
       </w:r>
       <w:proofErr w:type="spellStart"/>
       <w:r>
@@ -7669,7 +10095,7 @@
           <w:sz w:val="20"/>
           <w:lang w:val="en-IN"/>
         </w:rPr>
-        <w:t>Lubeseder</w:t>
+        <w:t>Barbacid</w:t>
       </w:r>
       <w:proofErr w:type="spellEnd"/>
       <w:r>
@@ -7677,106 +10103,7 @@
           <w:sz w:val="20"/>
           <w:lang w:val="en-IN"/>
         </w:rPr>
-        <w:t>-Martellato, C., Teichmann, N., Mazur, P. K., DelGiorno, K. E., Carpenter, E. S., Halbrook, C. J., Hall, J. C., et al. (2012). EGF receptor is required for KRAS-induced pancreatic tumorigenesis. Cancer Cell, 22(3), 304–317. https://doi.org/10.1016/j.ccr.2012.07.024</w:t>
-      </w:r>
-    </w:p>
-    <w:p>
-      <w:pPr>
-        <w:rPr>
-          <w:sz w:val="20"/>
-          <w:lang w:val="en-IN"/>
-        </w:rPr>
-      </w:pPr>
-    </w:p>
-    <w:p>
-      <w:pPr>
-        <w:rPr>
-          <w:sz w:val="20"/>
-          <w:lang w:val="en-IN"/>
-        </w:rPr>
-      </w:pPr>
-      <w:r>
-        <w:rPr>
-          <w:sz w:val="20"/>
-          <w:lang w:val="en-IN"/>
-        </w:rPr>
-        <w:t>Cancer.Net Editorial Board. (2025a). Melanoma: Stages. American Society of Clinical Oncology. https://www.cancer.net/cancer-types/melanoma/stages</w:t>
-      </w:r>
-    </w:p>
-    <w:p>
-      <w:pPr>
-        <w:rPr>
-          <w:sz w:val="20"/>
-          <w:lang w:val="en-IN"/>
-        </w:rPr>
-      </w:pPr>
-      <w:r>
-        <w:rPr>
-          <w:sz w:val="20"/>
-          <w:lang w:val="en-IN"/>
-        </w:rPr>
-        <w:t xml:space="preserve"> (accessed 21 September 2025)</w:t>
-      </w:r>
-    </w:p>
-    <w:p>
-      <w:pPr>
-        <w:rPr>
-          <w:sz w:val="20"/>
-          <w:lang w:val="en-IN"/>
-        </w:rPr>
-      </w:pPr>
-    </w:p>
-    <w:p>
-      <w:pPr>
-        <w:rPr>
-          <w:sz w:val="20"/>
-          <w:lang w:val="en-IN"/>
-        </w:rPr>
-      </w:pPr>
-      <w:r>
-        <w:rPr>
-          <w:sz w:val="20"/>
-          <w:lang w:val="en-IN"/>
-        </w:rPr>
-        <w:t>Cancer.Net Editorial Board. (2025b). Melanoma: Statistics. American Society of Clinical Oncology. https://www.cancer.net/cancer-types/melanoma/statistics</w:t>
-      </w:r>
-    </w:p>
-    <w:p>
-      <w:pPr>
-        <w:rPr>
-          <w:sz w:val="20"/>
-          <w:lang w:val="en-IN"/>
-        </w:rPr>
-      </w:pPr>
-      <w:r>
-        <w:rPr>
-          <w:sz w:val="20"/>
-          <w:lang w:val="en-IN"/>
-        </w:rPr>
-        <w:t xml:space="preserve"> (accessed 21 September 2025)</w:t>
-      </w:r>
-    </w:p>
-    <w:p>
-      <w:pPr>
-        <w:rPr>
-          <w:sz w:val="20"/>
-          <w:lang w:val="en-IN"/>
-        </w:rPr>
-      </w:pPr>
-    </w:p>
-    <w:p>
-      <w:pPr>
-        <w:rPr>
-          <w:sz w:val="20"/>
-          <w:lang w:val="en-IN"/>
-        </w:rPr>
-      </w:pPr>
-      <w:r>
-        <w:rPr>
-          <w:sz w:val="20"/>
-          <w:lang w:val="en-IN"/>
-        </w:rPr>
-        <w:t xml:space="preserve">Cherfils, J., &amp; </w:t>
+        <w:t xml:space="preserve">, M. (2012). EGF receptor </w:t>
       </w:r>
       <w:proofErr w:type="spellStart"/>
       <w:r>
@@ -7784,7 +10111,7 @@
           <w:sz w:val="20"/>
           <w:lang w:val="en-IN"/>
         </w:rPr>
-        <w:t>Zeghouf</w:t>
+        <w:t>signaling</w:t>
       </w:r>
       <w:proofErr w:type="spellEnd"/>
       <w:r>
@@ -7792,30 +10119,53 @@
           <w:sz w:val="20"/>
           <w:lang w:val="en-IN"/>
         </w:rPr>
-        <w:t>, M. (2013). Regulation of small GTPases by GEFs, GAPs, and GDIs. Physiological Reviews, 93(1), 269–309. https://doi.org/10.1152/physrev.00003.2012</w:t>
-      </w:r>
-    </w:p>
-    <w:p>
-      <w:pPr>
-        <w:rPr>
-          <w:sz w:val="20"/>
-          <w:lang w:val="en-IN"/>
-        </w:rPr>
-      </w:pPr>
-    </w:p>
-    <w:p>
-      <w:pPr>
-        <w:rPr>
-          <w:sz w:val="20"/>
-          <w:lang w:val="en-IN"/>
-        </w:rPr>
-      </w:pPr>
-      <w:r>
-        <w:rPr>
-          <w:sz w:val="20"/>
-          <w:lang w:val="en-IN"/>
-        </w:rPr>
-        <w:t xml:space="preserve">Cox, A. D., </w:t>
+        <w:t xml:space="preserve"> is essential for K-Ras oncogene-driven pancreatic ductal adenocarcinoma. Cancer Cell, 22(3), 318–330.</w:t>
+      </w:r>
+    </w:p>
+    <w:p>
+      <w:pPr>
+        <w:rPr>
+          <w:sz w:val="20"/>
+          <w:lang w:val="en-IN"/>
+        </w:rPr>
+      </w:pPr>
+    </w:p>
+    <w:p>
+      <w:pPr>
+        <w:rPr>
+          <w:sz w:val="20"/>
+          <w:lang w:val="en-IN"/>
+        </w:rPr>
+      </w:pPr>
+      <w:r>
+        <w:rPr>
+          <w:sz w:val="20"/>
+          <w:lang w:val="en-IN"/>
+        </w:rPr>
+        <w:t>Newman, D. J., &amp; Cragg, G. M. (2020). Natural products as sources of new drugs. Journal of Natural Products, 83(3), 770–803.</w:t>
+      </w:r>
+    </w:p>
+    <w:p>
+      <w:pPr>
+        <w:rPr>
+          <w:sz w:val="20"/>
+          <w:lang w:val="en-IN"/>
+        </w:rPr>
+      </w:pPr>
+    </w:p>
+    <w:p>
+      <w:pPr>
+        <w:rPr>
+          <w:sz w:val="20"/>
+          <w:lang w:val="en-IN"/>
+        </w:rPr>
+      </w:pPr>
+      <w:r>
+        <w:rPr>
+          <w:sz w:val="20"/>
+          <w:lang w:val="en-IN"/>
+        </w:rPr>
+        <w:t xml:space="preserve">Normanno, N., </w:t>
       </w:r>
       <w:proofErr w:type="spellStart"/>
       <w:r>
@@ -7823,7 +10173,7 @@
           <w:sz w:val="20"/>
           <w:lang w:val="en-IN"/>
         </w:rPr>
-        <w:t>Fesik</w:t>
+        <w:t>Tejpar</w:t>
       </w:r>
       <w:proofErr w:type="spellEnd"/>
       <w:r>
@@ -7831,57 +10181,417 @@
           <w:sz w:val="20"/>
           <w:lang w:val="en-IN"/>
         </w:rPr>
-        <w:t>, S. W., Kimmelman, A. C., Luo, J., &amp; Der, C. J. (2014). Drugging the undruggable RAS: Mission possible? Nature Reviews Drug Discovery, 13, 828–851.</w:t>
-      </w:r>
-    </w:p>
-    <w:p>
-      <w:pPr>
-        <w:rPr>
-          <w:sz w:val="20"/>
-          <w:lang w:val="en-IN"/>
-        </w:rPr>
-      </w:pPr>
-    </w:p>
-    <w:p>
-      <w:pPr>
-        <w:rPr>
-          <w:sz w:val="20"/>
-          <w:lang w:val="pt-BR"/>
-        </w:rPr>
-      </w:pPr>
-      <w:r>
-        <w:rPr>
-          <w:sz w:val="20"/>
-          <w:lang w:val="en-IN"/>
-        </w:rPr>
-        <w:t xml:space="preserve">FAF-Drugs4. (2025). ADME/Tox filtering. </w:t>
-      </w:r>
-      <w:r>
-        <w:rPr>
-          <w:sz w:val="20"/>
-          <w:lang w:val="pt-BR"/>
-        </w:rPr>
-        <w:t>Université Paris-Diderot. http://fafdrugs4.mti.univ-paris-diderot.fr/</w:t>
-      </w:r>
-    </w:p>
-    <w:p>
-      <w:pPr>
-        <w:rPr>
-          <w:sz w:val="20"/>
-          <w:lang w:val="en-IN"/>
-        </w:rPr>
-      </w:pPr>
-      <w:r>
-        <w:rPr>
-          <w:sz w:val="20"/>
-          <w:lang w:val="pt-BR"/>
+        <w:t>, S., Morgillo, F., De Luca, A., Van Cutsem, E., &amp; Ciardiello, F. (2009). Implications for KRAS status and EGFR-targeted therapies in metastatic colorectal cancer. Nature Reviews Clinical Oncology, 6(9), 519–527.</w:t>
+      </w:r>
+    </w:p>
+    <w:p>
+      <w:pPr>
+        <w:rPr>
+          <w:sz w:val="20"/>
+          <w:lang w:val="en-IN"/>
+        </w:rPr>
+      </w:pPr>
+    </w:p>
+    <w:p>
+      <w:pPr>
+        <w:rPr>
+          <w:sz w:val="20"/>
+          <w:lang w:val="en-IN"/>
+        </w:rPr>
+      </w:pPr>
+      <w:r>
+        <w:rPr>
+          <w:sz w:val="20"/>
+          <w:lang w:val="en-IN"/>
+        </w:rPr>
+        <w:t>Ostrem, J. M., &amp; Shokat, K. M. (2016). Direct small-molecule inhibitors of KRAS: From structural insights to mechanism-based design. Nature Reviews Drug Discovery, 15(11), 771–785.</w:t>
+      </w:r>
+    </w:p>
+    <w:p>
+      <w:pPr>
+        <w:rPr>
+          <w:sz w:val="20"/>
+          <w:lang w:val="en-IN"/>
+        </w:rPr>
+      </w:pPr>
+    </w:p>
+    <w:p>
+      <w:pPr>
+        <w:rPr>
+          <w:sz w:val="20"/>
+          <w:lang w:val="en-IN"/>
+        </w:rPr>
+      </w:pPr>
+      <w:r>
+        <w:rPr>
+          <w:sz w:val="20"/>
+          <w:lang w:val="en-IN"/>
+        </w:rPr>
+        <w:t>PROCHECK. (2025). Stereochemical quality assessment of protein structures. European Bioinformatics Institute. (accessed 21 September 2025)</w:t>
+      </w:r>
+    </w:p>
+    <w:p>
+      <w:pPr>
+        <w:rPr>
+          <w:sz w:val="20"/>
+          <w:lang w:val="en-IN"/>
+        </w:rPr>
+      </w:pPr>
+    </w:p>
+    <w:p>
+      <w:pPr>
+        <w:rPr>
+          <w:sz w:val="20"/>
+          <w:lang w:val="en-IN"/>
+        </w:rPr>
+      </w:pPr>
+      <w:proofErr w:type="spellStart"/>
+      <w:r>
+        <w:rPr>
+          <w:sz w:val="20"/>
+          <w:lang w:val="en-IN"/>
+        </w:rPr>
+        <w:t>ProSA</w:t>
+      </w:r>
+      <w:proofErr w:type="spellEnd"/>
+      <w:r>
+        <w:rPr>
+          <w:sz w:val="20"/>
+          <w:lang w:val="en-IN"/>
+        </w:rPr>
+        <w:t>. (2025). Protein structure analysis. (accessed 21 September 2025)</w:t>
+      </w:r>
+    </w:p>
+    <w:p>
+      <w:pPr>
+        <w:rPr>
+          <w:sz w:val="20"/>
+          <w:lang w:val="en-IN"/>
+        </w:rPr>
+      </w:pPr>
+    </w:p>
+    <w:p>
+      <w:pPr>
+        <w:rPr>
+          <w:sz w:val="20"/>
+          <w:lang w:val="en-IN"/>
+        </w:rPr>
+      </w:pPr>
+      <w:r>
+        <w:rPr>
+          <w:sz w:val="20"/>
+          <w:lang w:val="it-IT"/>
+        </w:rPr>
+        <w:t xml:space="preserve">Pylayeva-Gupta, Y., Grabocka, E., &amp; Bar-Sagi, D. (2011). </w:t>
+      </w:r>
+      <w:r>
+        <w:rPr>
+          <w:sz w:val="20"/>
+          <w:lang w:val="en-IN"/>
+        </w:rPr>
+        <w:t>RAS oncogenes: Weaving a tumorigenic web. Nature Reviews Cancer, 11(11), 761–774.</w:t>
+      </w:r>
+    </w:p>
+    <w:p>
+      <w:pPr>
+        <w:rPr>
+          <w:sz w:val="20"/>
+          <w:lang w:val="en-IN"/>
+        </w:rPr>
+      </w:pPr>
+    </w:p>
+    <w:p>
+      <w:pPr>
+        <w:rPr>
+          <w:sz w:val="20"/>
+          <w:lang w:val="en-IN"/>
+        </w:rPr>
+      </w:pPr>
+      <w:r>
+        <w:rPr>
+          <w:sz w:val="20"/>
+          <w:lang w:val="en-IN"/>
+        </w:rPr>
+        <w:t>Radhakrishnan, S., Menon, P., &amp; Silva, K. (2024). Python Prescription (</w:t>
+      </w:r>
+      <w:proofErr w:type="spellStart"/>
+      <w:r>
+        <w:rPr>
+          <w:sz w:val="20"/>
+          <w:lang w:val="en-IN"/>
+        </w:rPr>
+        <w:t>PyRx</w:t>
+      </w:r>
+      <w:proofErr w:type="spellEnd"/>
+      <w:r>
+        <w:rPr>
+          <w:sz w:val="20"/>
+          <w:lang w:val="en-IN"/>
+        </w:rPr>
+        <w:t>) transforms virtual drug discovery with AI-driven tools. African Journal of Biomedical Research, 27(3s).</w:t>
+      </w:r>
+    </w:p>
+    <w:p>
+      <w:pPr>
+        <w:rPr>
+          <w:sz w:val="20"/>
+          <w:lang w:val="en-IN"/>
+        </w:rPr>
+      </w:pPr>
+    </w:p>
+    <w:p>
+      <w:pPr>
+        <w:rPr>
+          <w:sz w:val="20"/>
+          <w:lang w:val="en-IN"/>
+        </w:rPr>
+      </w:pPr>
+      <w:r>
+        <w:rPr>
+          <w:sz w:val="20"/>
+          <w:lang w:val="en-IN"/>
+        </w:rPr>
+        <w:t xml:space="preserve">Rodriguez-Viciana, P., Warne, P. H., Dhand, R., </w:t>
+      </w:r>
+      <w:proofErr w:type="spellStart"/>
+      <w:r>
+        <w:rPr>
+          <w:sz w:val="20"/>
+          <w:lang w:val="en-IN"/>
+        </w:rPr>
+        <w:t>Vanhaesebroeck</w:t>
+      </w:r>
+      <w:proofErr w:type="spellEnd"/>
+      <w:r>
+        <w:rPr>
+          <w:sz w:val="20"/>
+          <w:lang w:val="en-IN"/>
+        </w:rPr>
+        <w:t>, B., Gout, I., Fry, M. J., Waterfield, M. D., &amp; Downward, J. (1994). Phosphatidylinositol-3-</w:t>
+      </w:r>
+      <w:proofErr w:type="gramStart"/>
+      <w:r>
+        <w:rPr>
+          <w:sz w:val="20"/>
+          <w:lang w:val="en-IN"/>
+        </w:rPr>
+        <w:t>OH</w:t>
+      </w:r>
+      <w:proofErr w:type="gramEnd"/>
+      <w:r>
+        <w:rPr>
+          <w:sz w:val="20"/>
+          <w:lang w:val="en-IN"/>
+        </w:rPr>
+        <w:t xml:space="preserve"> kinase as a direct target of Ras. Nature, 370(6490), 527–532.</w:t>
+      </w:r>
+    </w:p>
+    <w:p>
+      <w:pPr>
+        <w:rPr>
+          <w:sz w:val="20"/>
+          <w:lang w:val="en-IN"/>
+        </w:rPr>
+      </w:pPr>
+    </w:p>
+    <w:p>
+      <w:pPr>
+        <w:rPr>
+          <w:sz w:val="20"/>
+          <w:lang w:val="en-IN"/>
+        </w:rPr>
+      </w:pPr>
+      <w:proofErr w:type="spellStart"/>
+      <w:r>
+        <w:rPr>
+          <w:sz w:val="20"/>
+          <w:lang w:val="en-IN"/>
+        </w:rPr>
+        <w:t>Spoerner</w:t>
+      </w:r>
+      <w:proofErr w:type="spellEnd"/>
+      <w:r>
+        <w:rPr>
+          <w:sz w:val="20"/>
+          <w:lang w:val="en-IN"/>
+        </w:rPr>
+        <w:t xml:space="preserve">, M., </w:t>
+      </w:r>
+      <w:proofErr w:type="spellStart"/>
+      <w:r>
+        <w:rPr>
+          <w:sz w:val="20"/>
+          <w:lang w:val="en-IN"/>
+        </w:rPr>
+        <w:t>Hozsa</w:t>
+      </w:r>
+      <w:proofErr w:type="spellEnd"/>
+      <w:r>
+        <w:rPr>
+          <w:sz w:val="20"/>
+          <w:lang w:val="en-IN"/>
+        </w:rPr>
+        <w:t xml:space="preserve">, C., Poetzl, J. A., Reiss, K., Ganser, P., Geyer, M., &amp; </w:t>
+      </w:r>
+      <w:proofErr w:type="spellStart"/>
+      <w:r>
+        <w:rPr>
+          <w:sz w:val="20"/>
+          <w:lang w:val="en-IN"/>
+        </w:rPr>
+        <w:t>Kalbitzer</w:t>
+      </w:r>
+      <w:proofErr w:type="spellEnd"/>
+      <w:r>
+        <w:rPr>
+          <w:sz w:val="20"/>
+          <w:lang w:val="en-IN"/>
+        </w:rPr>
+        <w:t>, H. R. (2010). Conformational states of human rat sarcoma (Ras) protein complexed with its natural ligand GTP. Journal of Biological Chemistry, 285(51), 39768–39778.</w:t>
+      </w:r>
+    </w:p>
+    <w:p>
+      <w:pPr>
+        <w:rPr>
+          <w:sz w:val="20"/>
+          <w:lang w:val="en-IN"/>
+        </w:rPr>
+      </w:pPr>
+    </w:p>
+    <w:p>
+      <w:pPr>
+        <w:rPr>
+          <w:sz w:val="20"/>
+          <w:lang w:val="en-IN"/>
+        </w:rPr>
+      </w:pPr>
+      <w:r>
+        <w:rPr>
+          <w:sz w:val="20"/>
+          <w:lang w:val="en-IN"/>
+        </w:rPr>
+        <w:t xml:space="preserve">Vetter, I. R., &amp; </w:t>
+      </w:r>
+      <w:proofErr w:type="spellStart"/>
+      <w:r>
+        <w:rPr>
+          <w:sz w:val="20"/>
+          <w:lang w:val="en-IN"/>
+        </w:rPr>
+        <w:t>Wittinghofer</w:t>
+      </w:r>
+      <w:proofErr w:type="spellEnd"/>
+      <w:r>
+        <w:rPr>
+          <w:sz w:val="20"/>
+          <w:lang w:val="en-IN"/>
+        </w:rPr>
+        <w:t>, A. (2001). The guanine nucleotide-binding switch in three dimensions. Science, 294(5545), 1299–1304.</w:t>
+      </w:r>
+    </w:p>
+    <w:p>
+      <w:pPr>
+        <w:rPr>
+          <w:sz w:val="20"/>
+          <w:lang w:val="en-IN"/>
+        </w:rPr>
+      </w:pPr>
+    </w:p>
+    <w:p>
+      <w:pPr>
+        <w:rPr>
+          <w:sz w:val="20"/>
+          <w:lang w:val="en-IN"/>
+        </w:rPr>
+      </w:pPr>
+      <w:r>
+        <w:rPr>
+          <w:sz w:val="20"/>
+          <w:lang w:val="en-IN"/>
+        </w:rPr>
+        <w:t xml:space="preserve">Wellbrock, C., &amp; </w:t>
+      </w:r>
+      <w:proofErr w:type="spellStart"/>
+      <w:r>
+        <w:rPr>
+          <w:sz w:val="20"/>
+          <w:lang w:val="en-IN"/>
+        </w:rPr>
+        <w:t>Arozarena</w:t>
+      </w:r>
+      <w:proofErr w:type="spellEnd"/>
+      <w:r>
+        <w:rPr>
+          <w:sz w:val="20"/>
+          <w:lang w:val="en-IN"/>
+        </w:rPr>
+        <w:t>, I. (2016). The complexity of the ERK/MAP-kinase pathway and the treatment of melanoma skin cancer. Frontiers in Cell and Developmental Biology, 4, 33.</w:t>
+      </w:r>
+    </w:p>
+    <w:p>
+      <w:pPr>
+        <w:rPr>
+          <w:sz w:val="20"/>
+          <w:lang w:val="en-IN"/>
+        </w:rPr>
+      </w:pPr>
+    </w:p>
+    <w:p>
+      <w:pPr>
+        <w:rPr>
+          <w:sz w:val="20"/>
+          <w:lang w:val="en-IN"/>
+        </w:rPr>
+      </w:pPr>
+      <w:r>
+        <w:rPr>
+          <w:sz w:val="20"/>
+          <w:lang w:val="en-IN"/>
+        </w:rPr>
+        <w:t>Wood, K. W., Sarnecki, C., Roberts, T. M., &amp; Blenis, J. (1992). Ras mediates nerve growth factor receptor modulation of three signal-transducing kinases. Cell, 68(6), 1041–1050.</w:t>
+      </w:r>
+    </w:p>
+    <w:p>
+      <w:pPr>
+        <w:rPr>
+          <w:sz w:val="20"/>
+          <w:lang w:val="en-IN"/>
+        </w:rPr>
+      </w:pPr>
+    </w:p>
+    <w:p>
+      <w:pPr>
+        <w:rPr>
+          <w:sz w:val="20"/>
+          <w:lang w:val="en-IN"/>
+        </w:rPr>
+      </w:pPr>
+      <w:r>
+        <w:rPr>
+          <w:sz w:val="20"/>
+          <w:lang w:val="en-IN"/>
+        </w:rPr>
+        <w:t>ZINC Database. (2025). Ligand discovery and virtual screening. https://zinc.docking.org/</w:t>
+      </w:r>
+    </w:p>
+    <w:p>
+      <w:pPr>
+        <w:rPr>
+          <w:sz w:val="20"/>
+          <w:lang w:val="it-IT"/>
+        </w:rPr>
+      </w:pPr>
+      <w:r>
+        <w:rPr>
+          <w:sz w:val="20"/>
+          <w:lang w:val="en-IN"/>
         </w:rPr>
         <w:t xml:space="preserve"> </w:t>
       </w:r>
       <w:r>
         <w:rPr>
           <w:sz w:val="20"/>
-          <w:lang w:val="en-IN"/>
+          <w:lang w:val="it-IT"/>
         </w:rPr>
         <w:t>(accessed 21 September 2025)</w:t>
       </w:r>
@@ -7890,46 +10600,23 @@
       <w:pPr>
         <w:rPr>
           <w:sz w:val="20"/>
-          <w:lang w:val="en-IN"/>
-        </w:rPr>
-      </w:pPr>
-    </w:p>
-    <w:p>
-      <w:pPr>
-        <w:rPr>
-          <w:sz w:val="20"/>
-          <w:lang w:val="en-IN"/>
-        </w:rPr>
-      </w:pPr>
-      <w:r>
-        <w:rPr>
-          <w:sz w:val="20"/>
-          <w:lang w:val="en-IN"/>
-        </w:rPr>
-        <w:t>Harvey, A. L., Edrada-Ebel, R., &amp; Quinn, R. J. (2015). The re-emergence of natural products for drug discovery in the genomics era. Nature Reviews Drug Discovery, 14, 111–129.</w:t>
-      </w:r>
-    </w:p>
-    <w:p>
-      <w:pPr>
-        <w:rPr>
-          <w:sz w:val="20"/>
-          <w:lang w:val="en-IN"/>
-        </w:rPr>
-      </w:pPr>
-    </w:p>
-    <w:p>
-      <w:pPr>
-        <w:rPr>
-          <w:sz w:val="20"/>
-          <w:lang w:val="en-IN"/>
-        </w:rPr>
-      </w:pPr>
-      <w:r>
-        <w:rPr>
-          <w:sz w:val="20"/>
-          <w:lang w:val="en-IN"/>
-        </w:rPr>
-        <w:t xml:space="preserve">Howe, L. R., </w:t>
+          <w:lang w:val="it-IT"/>
+        </w:rPr>
+      </w:pPr>
+    </w:p>
+    <w:p>
+      <w:pPr>
+        <w:rPr>
+          <w:sz w:val="20"/>
+          <w:lang w:val="en-IN"/>
+        </w:rPr>
+      </w:pPr>
+      <w:r>
+        <w:rPr>
+          <w:sz w:val="20"/>
+          <w:lang w:val="en-IN"/>
+        </w:rPr>
+        <w:t xml:space="preserve">Kitchen, D. B., </w:t>
       </w:r>
       <w:proofErr w:type="spellStart"/>
       <w:r>
@@ -7937,7 +10624,7 @@
           <w:sz w:val="20"/>
           <w:lang w:val="en-IN"/>
         </w:rPr>
-        <w:t>Leevers</w:t>
+        <w:t>Decornez</w:t>
       </w:r>
       <w:proofErr w:type="spellEnd"/>
       <w:r>
@@ -7945,7 +10632,7 @@
           <w:sz w:val="20"/>
           <w:lang w:val="en-IN"/>
         </w:rPr>
-        <w:t xml:space="preserve">, S. J., Gómez, N., </w:t>
+        <w:t xml:space="preserve">, H., Furr, J. R., &amp; </w:t>
       </w:r>
       <w:proofErr w:type="spellStart"/>
       <w:r>
@@ -7953,7 +10640,7 @@
           <w:sz w:val="20"/>
           <w:lang w:val="en-IN"/>
         </w:rPr>
-        <w:t>Nakielny</w:t>
+        <w:t>Bajorath</w:t>
       </w:r>
       <w:proofErr w:type="spellEnd"/>
       <w:r>
@@ -7961,76 +10648,14 @@
           <w:sz w:val="20"/>
           <w:lang w:val="en-IN"/>
         </w:rPr>
-        <w:t>, S., Cohen, P., &amp; Marshall, C. J. (1992). Activation of the MAP kinase pathway by the protein kinase Raf. Cell, 71(2), 335–342. https://doi.org/10.1016/0092-8674(92)90362-3</w:t>
-      </w:r>
-    </w:p>
-    <w:p>
-      <w:pPr>
-        <w:rPr>
-          <w:sz w:val="20"/>
-          <w:lang w:val="en-IN"/>
-        </w:rPr>
-      </w:pPr>
-    </w:p>
-    <w:p>
-      <w:pPr>
-        <w:rPr>
-          <w:sz w:val="20"/>
-          <w:lang w:val="en-IN"/>
-        </w:rPr>
-      </w:pPr>
-      <w:r>
-        <w:rPr>
-          <w:sz w:val="20"/>
-          <w:lang w:val="en-IN"/>
-        </w:rPr>
-        <w:t>Hu, Z., &amp; Martí, J. (2025). Atomic-level mechanisms of abnormal activation in NRAS oncogenes from two-dimensional free energy landscapes. Nanoscale, 17. https://doi.org/10.1039/D4NR03372H</w:t>
-      </w:r>
-    </w:p>
-    <w:p>
-      <w:pPr>
-        <w:rPr>
-          <w:sz w:val="20"/>
-          <w:lang w:val="en-IN"/>
-        </w:rPr>
-      </w:pPr>
-    </w:p>
-    <w:p>
-      <w:pPr>
-        <w:rPr>
-          <w:sz w:val="20"/>
-          <w:lang w:val="en-IN"/>
-        </w:rPr>
-      </w:pPr>
-      <w:r>
-        <w:rPr>
-          <w:sz w:val="20"/>
-          <w:lang w:val="en-IN"/>
-        </w:rPr>
-        <w:t>Johnson, C. W., Reid, D., Parker, J. A., Harrison, R. A., Weston, L., Peti, W., … Campbell, S. L. (2017). The small GTPases K-Ras, N-Ras, and H-Ras have distinct biochemical properties determined by allosteric effects. Journal of Biological Chemistry, 292(31), 12981–12993. https://doi.org/10.1074/jbc.M117.778886</w:t>
-      </w:r>
-    </w:p>
-    <w:p>
-      <w:pPr>
-        <w:rPr>
-          <w:sz w:val="20"/>
-          <w:lang w:val="en-IN"/>
-        </w:rPr>
-      </w:pPr>
-    </w:p>
-    <w:p>
-      <w:pPr>
-        <w:rPr>
-          <w:sz w:val="20"/>
-          <w:lang w:val="en-IN"/>
-        </w:rPr>
-      </w:pPr>
-      <w:r>
-        <w:rPr>
-          <w:sz w:val="20"/>
-          <w:lang w:val="en-IN"/>
-        </w:rPr>
-        <w:t>Johnson, D. B., &amp; Puzanov, I. (2015). Treatment of NRAS-mutant melanoma. Current Treatment Options in Oncology, 16(4), 15. https://doi.org/10.1007/s11864-015-0330-z</w:t>
+        <w:t>, J. (2004). Docking and scoring in virtual screening for drug discovery: methods and applications. Nature Reviews Drug Discovery, 3(11), 935–949. https://doi.org/10.1038/nrd1549</w:t>
+      </w:r>
+      <w:r>
+        <w:rPr>
+          <w:sz w:val="20"/>
+          <w:lang w:val="en-IN"/>
+        </w:rPr>
+        <w:t xml:space="preserve"> </w:t>
       </w:r>
     </w:p>
     <w:p>
@@ -8054,7 +10679,7 @@
           <w:sz w:val="20"/>
           <w:lang w:val="en-IN"/>
         </w:rPr>
-        <w:t>Kanehisa</w:t>
+        <w:t>Lionta</w:t>
       </w:r>
       <w:proofErr w:type="spellEnd"/>
       <w:r>
@@ -8062,7 +10687,7 @@
           <w:sz w:val="20"/>
           <w:lang w:val="en-IN"/>
         </w:rPr>
-        <w:t xml:space="preserve">, M., &amp; Goto, S. (2000). KEGG: Kyoto </w:t>
+        <w:t xml:space="preserve">, E., Spyrou, G., Vassilatis, D. K., &amp; </w:t>
       </w:r>
       <w:proofErr w:type="spellStart"/>
       <w:r>
@@ -8070,7 +10695,7 @@
           <w:sz w:val="20"/>
           <w:lang w:val="en-IN"/>
         </w:rPr>
-        <w:t>encyclopedia</w:t>
+        <w:t>Cournia</w:t>
       </w:r>
       <w:proofErr w:type="spellEnd"/>
       <w:r>
@@ -8078,62 +10703,7 @@
           <w:sz w:val="20"/>
           <w:lang w:val="en-IN"/>
         </w:rPr>
-        <w:t xml:space="preserve"> of genes and genomes. Nucleic Acids Research, 28(1), 27–30. https://doi.org/10.1093/nar/28.1.27</w:t>
-      </w:r>
-    </w:p>
-    <w:p>
-      <w:pPr>
-        <w:rPr>
-          <w:sz w:val="20"/>
-          <w:lang w:val="en-IN"/>
-        </w:rPr>
-      </w:pPr>
-    </w:p>
-    <w:p>
-      <w:pPr>
-        <w:rPr>
-          <w:sz w:val="20"/>
-          <w:lang w:val="en-IN"/>
-        </w:rPr>
-      </w:pPr>
-      <w:r>
-        <w:rPr>
-          <w:sz w:val="20"/>
-          <w:lang w:val="en-IN"/>
-        </w:rPr>
-        <w:t xml:space="preserve">Kitchen, D. B., </w:t>
-      </w:r>
-      <w:proofErr w:type="spellStart"/>
-      <w:r>
-        <w:rPr>
-          <w:sz w:val="20"/>
-          <w:lang w:val="en-IN"/>
-        </w:rPr>
-        <w:t>Decornez</w:t>
-      </w:r>
-      <w:proofErr w:type="spellEnd"/>
-      <w:r>
-        <w:rPr>
-          <w:sz w:val="20"/>
-          <w:lang w:val="en-IN"/>
-        </w:rPr>
-        <w:t xml:space="preserve">, H., Furr, J. R., &amp; </w:t>
-      </w:r>
-      <w:proofErr w:type="spellStart"/>
-      <w:r>
-        <w:rPr>
-          <w:sz w:val="20"/>
-          <w:lang w:val="en-IN"/>
-        </w:rPr>
-        <w:t>Bajorath</w:t>
-      </w:r>
-      <w:proofErr w:type="spellEnd"/>
-      <w:r>
-        <w:rPr>
-          <w:sz w:val="20"/>
-          <w:lang w:val="en-IN"/>
-        </w:rPr>
-        <w:t>, J. (2004). Docking and scoring in virtual screening for drug discovery. Nature Reviews Drug Discovery, 3(11), 935–949.</w:t>
+        <w:t>, Z. (2014). Structure-based virtual screening for drug discovery: principles, applications and recent advances. Current Topics in Medicinal Chemistry, 14(16), 1923–1938.https://doi.org/10.2174/1568026614666140929124445</w:t>
       </w:r>
     </w:p>
     <w:p>
@@ -8156,776 +10726,14 @@
           <w:sz w:val="20"/>
           <w:lang w:val="it-IT"/>
         </w:rPr>
-        <w:t xml:space="preserve">Kolch, W., Berta, D., &amp; Rosta, E. (2023). </w:t>
-      </w:r>
-      <w:r>
-        <w:rPr>
-          <w:sz w:val="20"/>
-          <w:lang w:val="en-IN"/>
-        </w:rPr>
-        <w:t>[Title]. Biochemical Journal, 480, 1–23. https://doi.org/10.1042/BCJ20220547</w:t>
-      </w:r>
-    </w:p>
-    <w:p>
-      <w:pPr>
-        <w:rPr>
-          <w:sz w:val="20"/>
-          <w:lang w:val="en-IN"/>
-        </w:rPr>
-      </w:pPr>
-    </w:p>
-    <w:p>
-      <w:pPr>
-        <w:rPr>
-          <w:sz w:val="20"/>
-          <w:lang w:val="en-IN"/>
-        </w:rPr>
-      </w:pPr>
-      <w:r>
-        <w:rPr>
-          <w:sz w:val="20"/>
-          <w:lang w:val="it-IT"/>
-        </w:rPr>
-        <w:t xml:space="preserve">Li, G., &amp; Zhang, X. C. (2004). </w:t>
-      </w:r>
-      <w:r>
-        <w:rPr>
-          <w:sz w:val="20"/>
-          <w:lang w:val="en-IN"/>
-        </w:rPr>
-        <w:t>GTP hydrolysis mechanism of Ras-like GTPases. Journal of Molecular Biology, 340(5), 921–932. https://doi.org/10.1016/j.jmb.2004.05.079</w:t>
-      </w:r>
-    </w:p>
-    <w:p>
-      <w:pPr>
-        <w:rPr>
-          <w:sz w:val="20"/>
-          <w:lang w:val="en-IN"/>
-        </w:rPr>
-      </w:pPr>
-    </w:p>
-    <w:p>
-      <w:pPr>
-        <w:rPr>
-          <w:sz w:val="20"/>
-          <w:lang w:val="en-IN"/>
-        </w:rPr>
-      </w:pPr>
-      <w:r>
-        <w:rPr>
-          <w:sz w:val="20"/>
-          <w:lang w:val="en-IN"/>
-        </w:rPr>
-        <w:t>Li, S., Balmain, A., &amp; Counter, C. M. (2018). A model for RAS mutation patterns in cancers: Finding the sweet spot. Nature Reviews Cancer, 18(12), 767–777. https://doi.org/10.1038/s41568-018-0076-6</w:t>
-      </w:r>
-    </w:p>
-    <w:p>
-      <w:pPr>
-        <w:rPr>
-          <w:sz w:val="20"/>
-          <w:lang w:val="en-IN"/>
-        </w:rPr>
-      </w:pPr>
-    </w:p>
-    <w:p>
-      <w:pPr>
-        <w:rPr>
-          <w:sz w:val="20"/>
-          <w:lang w:val="en-IN"/>
-        </w:rPr>
-      </w:pPr>
-      <w:proofErr w:type="spellStart"/>
-      <w:r>
-        <w:rPr>
-          <w:sz w:val="20"/>
-          <w:lang w:val="en-IN"/>
-        </w:rPr>
-        <w:t>LigPlus</w:t>
-      </w:r>
-      <w:proofErr w:type="spellEnd"/>
-      <w:r>
-        <w:rPr>
-          <w:sz w:val="20"/>
-          <w:lang w:val="en-IN"/>
-        </w:rPr>
-        <w:t>. (2025). Automatic generation of ligand–protein interaction diagrams. European Bioinformatics Institute. https://www.ebi.ac.uk/thornton-srv/software/LigPlus/</w:t>
-      </w:r>
-    </w:p>
-    <w:p>
-      <w:pPr>
-        <w:rPr>
-          <w:sz w:val="20"/>
-          <w:lang w:val="en-IN"/>
-        </w:rPr>
-      </w:pPr>
-      <w:r>
-        <w:rPr>
-          <w:sz w:val="20"/>
-          <w:lang w:val="en-IN"/>
-        </w:rPr>
-        <w:t xml:space="preserve"> (accessed 21 September 2025)</w:t>
-      </w:r>
-    </w:p>
-    <w:p>
-      <w:pPr>
-        <w:rPr>
-          <w:sz w:val="20"/>
-          <w:lang w:val="en-IN"/>
-        </w:rPr>
-      </w:pPr>
-    </w:p>
-    <w:p>
-      <w:pPr>
-        <w:rPr>
-          <w:sz w:val="20"/>
-          <w:lang w:val="en-IN"/>
-        </w:rPr>
-      </w:pPr>
-      <w:proofErr w:type="spellStart"/>
-      <w:r>
-        <w:rPr>
-          <w:sz w:val="20"/>
-          <w:lang w:val="en-IN"/>
-        </w:rPr>
-        <w:t>Lionta</w:t>
-      </w:r>
-      <w:proofErr w:type="spellEnd"/>
-      <w:r>
-        <w:rPr>
-          <w:sz w:val="20"/>
-          <w:lang w:val="en-IN"/>
-        </w:rPr>
-        <w:t xml:space="preserve">, E., Spyrou, G., Vassilatis, D. K., &amp; </w:t>
-      </w:r>
-      <w:proofErr w:type="spellStart"/>
-      <w:r>
-        <w:rPr>
-          <w:sz w:val="20"/>
-          <w:lang w:val="en-IN"/>
-        </w:rPr>
-        <w:t>Cournia</w:t>
-      </w:r>
-      <w:proofErr w:type="spellEnd"/>
-      <w:r>
-        <w:rPr>
-          <w:sz w:val="20"/>
-          <w:lang w:val="en-IN"/>
-        </w:rPr>
-        <w:t>, Z. (2014). Structure-based virtual screening for drug discovery: Principles, applications and recent advances. Current Topics in Medicinal Chemistry, 14(16), 1923–1938.</w:t>
-      </w:r>
-    </w:p>
-    <w:p>
-      <w:pPr>
-        <w:rPr>
-          <w:sz w:val="20"/>
-          <w:lang w:val="en-IN"/>
-        </w:rPr>
-      </w:pPr>
-    </w:p>
-    <w:p>
-      <w:pPr>
-        <w:rPr>
-          <w:sz w:val="20"/>
-          <w:lang w:val="en-IN"/>
-        </w:rPr>
-      </w:pPr>
-      <w:r>
-        <w:rPr>
-          <w:sz w:val="20"/>
-          <w:lang w:val="en-IN"/>
-        </w:rPr>
-        <w:t>McCormick, F. (2015). KRAS as a therapeutic target. Clinical Cancer Research, 21, 1797–1801.</w:t>
-      </w:r>
-    </w:p>
-    <w:p>
-      <w:pPr>
-        <w:rPr>
-          <w:sz w:val="20"/>
-          <w:lang w:val="en-IN"/>
-        </w:rPr>
-      </w:pPr>
-    </w:p>
-    <w:p>
-      <w:pPr>
-        <w:rPr>
-          <w:sz w:val="20"/>
-          <w:lang w:val="en-IN"/>
-        </w:rPr>
-      </w:pPr>
-      <w:r>
-        <w:rPr>
-          <w:sz w:val="20"/>
-          <w:lang w:val="en-IN"/>
-        </w:rPr>
-        <w:t>Moore, A. R., Rosenberg, S. C., McCormick, F., &amp; Malek, S. (2020). RAS-targeted therapies: Is the undruggable drugged? Nature Reviews Drug Discovery, 19(8), 533–552. https://doi.org/10.1038/s41573-020-0068-6</w:t>
-      </w:r>
-    </w:p>
-    <w:p>
-      <w:pPr>
-        <w:rPr>
-          <w:sz w:val="20"/>
-          <w:lang w:val="en-IN"/>
-        </w:rPr>
-      </w:pPr>
-    </w:p>
-    <w:p>
-      <w:pPr>
-        <w:rPr>
-          <w:sz w:val="20"/>
-          <w:lang w:val="en-IN"/>
-        </w:rPr>
-      </w:pPr>
-      <w:r>
-        <w:rPr>
-          <w:sz w:val="20"/>
-          <w:lang w:val="en-IN"/>
-        </w:rPr>
-        <w:t>National Cancer Institute. (2025). The cancer genome atlas (TCGA) – Melanoma skin cancer. https://www.cancer.gov/about-nci/organization/ccg/research/structural-genomics/tcga/studied-cancers/melanoma-skin</w:t>
-      </w:r>
-    </w:p>
-    <w:p>
-      <w:pPr>
-        <w:rPr>
-          <w:sz w:val="20"/>
-          <w:lang w:val="en-IN"/>
-        </w:rPr>
-      </w:pPr>
-      <w:r>
-        <w:rPr>
-          <w:sz w:val="20"/>
-          <w:lang w:val="en-IN"/>
-        </w:rPr>
-        <w:t xml:space="preserve"> (accessed 21 September 2025)</w:t>
-      </w:r>
-    </w:p>
-    <w:p>
-      <w:pPr>
-        <w:rPr>
-          <w:sz w:val="20"/>
-          <w:lang w:val="en-IN"/>
-        </w:rPr>
-      </w:pPr>
-    </w:p>
-    <w:p>
-      <w:pPr>
-        <w:rPr>
-          <w:sz w:val="20"/>
-          <w:lang w:val="en-IN"/>
-        </w:rPr>
-      </w:pPr>
-      <w:r>
-        <w:rPr>
-          <w:sz w:val="20"/>
-          <w:lang w:val="en-IN"/>
-        </w:rPr>
-        <w:lastRenderedPageBreak/>
-        <w:t xml:space="preserve">Navas, C., Hernández-Porras, I., Schuhmacher, A. J., Sibilia, M., Guerra, C., &amp; </w:t>
-      </w:r>
-      <w:proofErr w:type="spellStart"/>
-      <w:r>
-        <w:rPr>
-          <w:sz w:val="20"/>
-          <w:lang w:val="en-IN"/>
-        </w:rPr>
-        <w:t>Barbacid</w:t>
-      </w:r>
-      <w:proofErr w:type="spellEnd"/>
-      <w:r>
-        <w:rPr>
-          <w:sz w:val="20"/>
-          <w:lang w:val="en-IN"/>
-        </w:rPr>
-        <w:t xml:space="preserve">, M. (2012). EGF receptor </w:t>
-      </w:r>
-      <w:proofErr w:type="spellStart"/>
-      <w:r>
-        <w:rPr>
-          <w:sz w:val="20"/>
-          <w:lang w:val="en-IN"/>
-        </w:rPr>
-        <w:t>signaling</w:t>
-      </w:r>
-      <w:proofErr w:type="spellEnd"/>
-      <w:r>
-        <w:rPr>
-          <w:sz w:val="20"/>
-          <w:lang w:val="en-IN"/>
-        </w:rPr>
-        <w:t xml:space="preserve"> is essential for K-Ras oncogene-driven pancreatic ductal adenocarcinoma. Cancer Cell, 22(3), 318–330.</w:t>
-      </w:r>
-    </w:p>
-    <w:p>
-      <w:pPr>
-        <w:rPr>
-          <w:sz w:val="20"/>
-          <w:lang w:val="en-IN"/>
-        </w:rPr>
-      </w:pPr>
-    </w:p>
-    <w:p>
-      <w:pPr>
-        <w:rPr>
-          <w:sz w:val="20"/>
-          <w:lang w:val="en-IN"/>
-        </w:rPr>
-      </w:pPr>
-      <w:r>
-        <w:rPr>
-          <w:sz w:val="20"/>
-          <w:lang w:val="en-IN"/>
-        </w:rPr>
-        <w:t>Newman, D. J., &amp; Cragg, G. M. (2020). Natural products as sources of new drugs. Journal of Natural Products, 83(3), 770–803.</w:t>
-      </w:r>
-    </w:p>
-    <w:p>
-      <w:pPr>
-        <w:rPr>
-          <w:sz w:val="20"/>
-          <w:lang w:val="en-IN"/>
-        </w:rPr>
-      </w:pPr>
-    </w:p>
-    <w:p>
-      <w:pPr>
-        <w:rPr>
-          <w:sz w:val="20"/>
-          <w:lang w:val="en-IN"/>
-        </w:rPr>
-      </w:pPr>
-      <w:r>
-        <w:rPr>
-          <w:sz w:val="20"/>
-          <w:lang w:val="en-IN"/>
-        </w:rPr>
-        <w:t xml:space="preserve">Normanno, N., </w:t>
-      </w:r>
-      <w:proofErr w:type="spellStart"/>
-      <w:r>
-        <w:rPr>
-          <w:sz w:val="20"/>
-          <w:lang w:val="en-IN"/>
-        </w:rPr>
-        <w:t>Tejpar</w:t>
-      </w:r>
-      <w:proofErr w:type="spellEnd"/>
-      <w:r>
-        <w:rPr>
-          <w:sz w:val="20"/>
-          <w:lang w:val="en-IN"/>
-        </w:rPr>
-        <w:t>, S., Morgillo, F., De Luca, A., Van Cutsem, E., &amp; Ciardiello, F. (2009). Implications for KRAS status and EGFR-targeted therapies in metastatic colorectal cancer. Nature Reviews Clinical Oncology, 6(9), 519–527.</w:t>
-      </w:r>
-    </w:p>
-    <w:p>
-      <w:pPr>
-        <w:rPr>
-          <w:sz w:val="20"/>
-          <w:lang w:val="en-IN"/>
-        </w:rPr>
-      </w:pPr>
-    </w:p>
-    <w:p>
-      <w:pPr>
-        <w:rPr>
-          <w:sz w:val="20"/>
-          <w:lang w:val="en-IN"/>
-        </w:rPr>
-      </w:pPr>
-      <w:r>
-        <w:rPr>
-          <w:sz w:val="20"/>
-          <w:lang w:val="en-IN"/>
-        </w:rPr>
-        <w:t>Ostrem, J. M., &amp; Shokat, K. M. (2016). Direct small-molecule inhibitors of KRAS: From structural insights to mechanism-based design. Nature Reviews Drug Discovery, 15(11), 771–785.</w:t>
-      </w:r>
-    </w:p>
-    <w:p>
-      <w:pPr>
-        <w:rPr>
-          <w:sz w:val="20"/>
-          <w:lang w:val="en-IN"/>
-        </w:rPr>
-      </w:pPr>
-    </w:p>
-    <w:p>
-      <w:pPr>
-        <w:rPr>
-          <w:sz w:val="20"/>
-          <w:lang w:val="en-IN"/>
-        </w:rPr>
-      </w:pPr>
-      <w:r>
-        <w:rPr>
-          <w:sz w:val="20"/>
-          <w:lang w:val="en-IN"/>
-        </w:rPr>
-        <w:t>PROCHECK. (2025). Stereochemical quality assessment of protein structures. European Bioinformatics Institute. (accessed 21 September 2025)</w:t>
-      </w:r>
-    </w:p>
-    <w:p>
-      <w:pPr>
-        <w:rPr>
-          <w:sz w:val="20"/>
-          <w:lang w:val="en-IN"/>
-        </w:rPr>
-      </w:pPr>
-    </w:p>
-    <w:p>
-      <w:pPr>
-        <w:rPr>
-          <w:sz w:val="20"/>
-          <w:lang w:val="en-IN"/>
-        </w:rPr>
-      </w:pPr>
-      <w:proofErr w:type="spellStart"/>
-      <w:r>
-        <w:rPr>
-          <w:sz w:val="20"/>
-          <w:lang w:val="en-IN"/>
-        </w:rPr>
-        <w:t>ProSA</w:t>
-      </w:r>
-      <w:proofErr w:type="spellEnd"/>
-      <w:r>
-        <w:rPr>
-          <w:sz w:val="20"/>
-          <w:lang w:val="en-IN"/>
-        </w:rPr>
-        <w:t>. (2025). Protein structure analysis. (accessed 21 September 2025)</w:t>
-      </w:r>
-    </w:p>
-    <w:p>
-      <w:pPr>
-        <w:rPr>
-          <w:sz w:val="20"/>
-          <w:lang w:val="en-IN"/>
-        </w:rPr>
-      </w:pPr>
-    </w:p>
-    <w:p>
-      <w:pPr>
-        <w:rPr>
-          <w:sz w:val="20"/>
-          <w:lang w:val="en-IN"/>
-        </w:rPr>
-      </w:pPr>
-      <w:r>
-        <w:rPr>
-          <w:sz w:val="20"/>
-          <w:lang w:val="it-IT"/>
-        </w:rPr>
-        <w:t xml:space="preserve">Pylayeva-Gupta, Y., Grabocka, E., &amp; Bar-Sagi, D. (2011). </w:t>
-      </w:r>
-      <w:r>
-        <w:rPr>
-          <w:sz w:val="20"/>
-          <w:lang w:val="en-IN"/>
-        </w:rPr>
-        <w:t>RAS oncogenes: Weaving a tumorigenic web. Nature Reviews Cancer, 11(11), 761–774.</w:t>
-      </w:r>
-    </w:p>
-    <w:p>
-      <w:pPr>
-        <w:rPr>
-          <w:sz w:val="20"/>
-          <w:lang w:val="en-IN"/>
-        </w:rPr>
-      </w:pPr>
-    </w:p>
-    <w:p>
-      <w:pPr>
-        <w:rPr>
-          <w:sz w:val="20"/>
-          <w:lang w:val="en-IN"/>
-        </w:rPr>
-      </w:pPr>
-      <w:r>
-        <w:rPr>
-          <w:sz w:val="20"/>
-          <w:lang w:val="en-IN"/>
-        </w:rPr>
-        <w:t>Radhakrishnan, S., Menon, P., &amp; Silva, K. (2024). Python Prescription (</w:t>
-      </w:r>
-      <w:proofErr w:type="spellStart"/>
-      <w:r>
-        <w:rPr>
-          <w:sz w:val="20"/>
-          <w:lang w:val="en-IN"/>
-        </w:rPr>
-        <w:t>PyRx</w:t>
-      </w:r>
-      <w:proofErr w:type="spellEnd"/>
-      <w:r>
-        <w:rPr>
-          <w:sz w:val="20"/>
-          <w:lang w:val="en-IN"/>
-        </w:rPr>
-        <w:t>) transforms virtual drug discovery with AI-driven tools. African Journal of Biomedical Research, 27(3s).</w:t>
-      </w:r>
-    </w:p>
-    <w:p>
-      <w:pPr>
-        <w:rPr>
-          <w:sz w:val="20"/>
-          <w:lang w:val="en-IN"/>
-        </w:rPr>
-      </w:pPr>
-    </w:p>
-    <w:p>
-      <w:pPr>
-        <w:rPr>
-          <w:sz w:val="20"/>
-          <w:lang w:val="en-IN"/>
-        </w:rPr>
-      </w:pPr>
-      <w:r>
-        <w:rPr>
-          <w:sz w:val="20"/>
-          <w:lang w:val="en-IN"/>
-        </w:rPr>
-        <w:t xml:space="preserve">Rodriguez-Viciana, P., Warne, P. H., Dhand, R., </w:t>
-      </w:r>
-      <w:proofErr w:type="spellStart"/>
-      <w:r>
-        <w:rPr>
-          <w:sz w:val="20"/>
-          <w:lang w:val="en-IN"/>
-        </w:rPr>
-        <w:t>Vanhaesebroeck</w:t>
-      </w:r>
-      <w:proofErr w:type="spellEnd"/>
-      <w:r>
-        <w:rPr>
-          <w:sz w:val="20"/>
-          <w:lang w:val="en-IN"/>
-        </w:rPr>
-        <w:t>, B., Gout, I., Fry, M. J., Waterfield, M. D., &amp; Downward, J. (1994). Phosphatidylinositol-3-</w:t>
-      </w:r>
-      <w:proofErr w:type="gramStart"/>
-      <w:r>
-        <w:rPr>
-          <w:sz w:val="20"/>
-          <w:lang w:val="en-IN"/>
-        </w:rPr>
-        <w:t>OH</w:t>
-      </w:r>
-      <w:proofErr w:type="gramEnd"/>
-      <w:r>
-        <w:rPr>
-          <w:sz w:val="20"/>
-          <w:lang w:val="en-IN"/>
-        </w:rPr>
-        <w:t xml:space="preserve"> kinase as a direct target of Ras. Nature, 370(6490), 527–532.</w:t>
-      </w:r>
-    </w:p>
-    <w:p>
-      <w:pPr>
-        <w:rPr>
-          <w:sz w:val="20"/>
-          <w:lang w:val="en-IN"/>
-        </w:rPr>
-      </w:pPr>
-    </w:p>
-    <w:p>
-      <w:pPr>
-        <w:rPr>
-          <w:sz w:val="20"/>
-          <w:lang w:val="en-IN"/>
-        </w:rPr>
-      </w:pPr>
-      <w:proofErr w:type="spellStart"/>
-      <w:r>
-        <w:rPr>
-          <w:sz w:val="20"/>
-          <w:lang w:val="en-IN"/>
-        </w:rPr>
-        <w:t>Spoerner</w:t>
-      </w:r>
-      <w:proofErr w:type="spellEnd"/>
-      <w:r>
-        <w:rPr>
-          <w:sz w:val="20"/>
-          <w:lang w:val="en-IN"/>
-        </w:rPr>
-        <w:t xml:space="preserve">, M., </w:t>
-      </w:r>
-      <w:proofErr w:type="spellStart"/>
-      <w:r>
-        <w:rPr>
-          <w:sz w:val="20"/>
-          <w:lang w:val="en-IN"/>
-        </w:rPr>
-        <w:t>Hozsa</w:t>
-      </w:r>
-      <w:proofErr w:type="spellEnd"/>
-      <w:r>
-        <w:rPr>
-          <w:sz w:val="20"/>
-          <w:lang w:val="en-IN"/>
-        </w:rPr>
-        <w:t xml:space="preserve">, C., Poetzl, J. A., Reiss, K., Ganser, P., Geyer, M., &amp; </w:t>
-      </w:r>
-      <w:proofErr w:type="spellStart"/>
-      <w:r>
-        <w:rPr>
-          <w:sz w:val="20"/>
-          <w:lang w:val="en-IN"/>
-        </w:rPr>
-        <w:t>Kalbitzer</w:t>
-      </w:r>
-      <w:proofErr w:type="spellEnd"/>
-      <w:r>
-        <w:rPr>
-          <w:sz w:val="20"/>
-          <w:lang w:val="en-IN"/>
-        </w:rPr>
-        <w:t>, H. R. (2010). Conformational states of human rat sarcoma (Ras) protein complexed with its natural ligand GTP. Journal of Biological Chemistry, 285(51), 39768–39778.</w:t>
-      </w:r>
-    </w:p>
-    <w:p>
-      <w:pPr>
-        <w:rPr>
-          <w:sz w:val="20"/>
-          <w:lang w:val="en-IN"/>
-        </w:rPr>
-      </w:pPr>
-    </w:p>
-    <w:p>
-      <w:pPr>
-        <w:rPr>
-          <w:sz w:val="20"/>
-          <w:lang w:val="en-IN"/>
-        </w:rPr>
-      </w:pPr>
-      <w:r>
-        <w:rPr>
-          <w:sz w:val="20"/>
-          <w:lang w:val="en-IN"/>
-        </w:rPr>
-        <w:t xml:space="preserve">Vetter, I. R., &amp; </w:t>
-      </w:r>
-      <w:proofErr w:type="spellStart"/>
-      <w:r>
-        <w:rPr>
-          <w:sz w:val="20"/>
-          <w:lang w:val="en-IN"/>
-        </w:rPr>
-        <w:t>Wittinghofer</w:t>
-      </w:r>
-      <w:proofErr w:type="spellEnd"/>
-      <w:r>
-        <w:rPr>
-          <w:sz w:val="20"/>
-          <w:lang w:val="en-IN"/>
-        </w:rPr>
-        <w:t>, A. (2001). The guanine nucleotide-binding switch in three dimensions. Science, 294(5545), 1299–1304.</w:t>
-      </w:r>
-    </w:p>
-    <w:p>
-      <w:pPr>
-        <w:rPr>
-          <w:sz w:val="20"/>
-          <w:lang w:val="en-IN"/>
-        </w:rPr>
-      </w:pPr>
-    </w:p>
-    <w:p>
-      <w:pPr>
-        <w:rPr>
-          <w:sz w:val="20"/>
-          <w:lang w:val="en-IN"/>
-        </w:rPr>
-      </w:pPr>
-      <w:r>
-        <w:rPr>
-          <w:sz w:val="20"/>
-          <w:lang w:val="en-IN"/>
-        </w:rPr>
-        <w:t xml:space="preserve">Wellbrock, C., &amp; </w:t>
-      </w:r>
-      <w:proofErr w:type="spellStart"/>
-      <w:r>
-        <w:rPr>
-          <w:sz w:val="20"/>
-          <w:lang w:val="en-IN"/>
-        </w:rPr>
-        <w:t>Arozarena</w:t>
-      </w:r>
-      <w:proofErr w:type="spellEnd"/>
-      <w:r>
-        <w:rPr>
-          <w:sz w:val="20"/>
-          <w:lang w:val="en-IN"/>
-        </w:rPr>
-        <w:t>, I. (2016). The complexity of the ERK/MAP-kinase pathway and the treatment of melanoma skin cancer. Frontiers in Cell and Developmental Biology, 4, 33.</w:t>
-      </w:r>
-    </w:p>
-    <w:p>
-      <w:pPr>
-        <w:rPr>
-          <w:sz w:val="20"/>
-          <w:lang w:val="en-IN"/>
-        </w:rPr>
-      </w:pPr>
-    </w:p>
-    <w:p>
-      <w:pPr>
-        <w:rPr>
-          <w:sz w:val="20"/>
-          <w:lang w:val="en-IN"/>
-        </w:rPr>
-      </w:pPr>
-      <w:r>
-        <w:rPr>
-          <w:sz w:val="20"/>
-          <w:lang w:val="en-IN"/>
-        </w:rPr>
-        <w:t>Wood, K. W., Sarnecki, C., Roberts, T. M., &amp; Blenis, J. (1992). Ras mediates nerve growth factor receptor modulation of three signal-transducing kinases. Cell, 68(6), 1041–1050.</w:t>
-      </w:r>
-    </w:p>
-    <w:p>
-      <w:pPr>
-        <w:rPr>
-          <w:sz w:val="20"/>
-          <w:lang w:val="en-IN"/>
-        </w:rPr>
-      </w:pPr>
-    </w:p>
-    <w:p>
-      <w:pPr>
-        <w:rPr>
-          <w:sz w:val="20"/>
-          <w:lang w:val="en-IN"/>
-        </w:rPr>
-      </w:pPr>
-      <w:r>
-        <w:rPr>
-          <w:sz w:val="20"/>
-          <w:lang w:val="en-IN"/>
-        </w:rPr>
-        <w:t>ZINC Database. (2025). Ligand discovery and virtual screening. https://zinc.docking.org/</w:t>
-      </w:r>
-    </w:p>
-    <w:p>
-      <w:pPr>
-        <w:rPr>
-          <w:sz w:val="20"/>
-          <w:lang w:val="en-IN"/>
-        </w:rPr>
-      </w:pPr>
-      <w:r>
-        <w:rPr>
-          <w:sz w:val="20"/>
-          <w:lang w:val="en-IN"/>
-        </w:rPr>
-        <w:t xml:space="preserve"> </w:t>
-      </w:r>
-      <w:r>
-        <w:rPr>
-          <w:sz w:val="20"/>
-          <w:lang w:val="it-IT"/>
-        </w:rPr>
-        <w:t>(accessed 21 September 2025)</w:t>
+        <w:t xml:space="preserve">Cox, A. D., Fesik, S. W., Kimmelman, A. C., Luo, J., &amp; Der, C. J. (2014). </w:t>
+      </w:r>
+      <w:r>
+        <w:rPr>
+          <w:sz w:val="20"/>
+          <w:lang w:val="en-IN"/>
+        </w:rPr>
+        <w:t>Drugging the undruggable RAS: Mission possible? Nature Reviews Drug Discovery, 13(11), 828–851. https://doi.org/10.1038/nrd4389</w:t>
       </w:r>
     </w:p>
     <w:sectPr>
